--- a/docs/exports/USER-MANUAL.docx
+++ b/docs/exports/USER-MANUAL.docx
@@ -7655,6 +7655,56 @@
         <w:t xml:space="preserve">try more than one and judge by ear, same as always.</w:t>
       </w:r>
     </w:p>
+    <w:p>
+      <w:pPr>
+        <w:pStyle w:val="BodyText"/>
+      </w:pPr>
+      <w:r>
+        <w:t xml:space="preserve">Both Candidate A and Candidate B are peak-normalized against the original</w:t>
+      </w:r>
+      <w:r>
+        <w:t xml:space="preserve"> </w:t>
+      </w:r>
+      <w:r>
+        <w:t xml:space="preserve">guitar stem’s own peak level when the split runs, so neither one comes out</w:t>
+      </w:r>
+      <w:r>
+        <w:t xml:space="preserve"> </w:t>
+      </w:r>
+      <w:r>
+        <w:t xml:space="preserve">needing an extreme gain boost just because the source happened to be only</w:t>
+      </w:r>
+      <w:r>
+        <w:t xml:space="preserve"> </w:t>
+      </w:r>
+      <w:r>
+        <w:t xml:space="preserve">lightly panned rather than hard stereo-spread (real user report: the</w:t>
+      </w:r>
+      <w:r>
+        <w:t xml:space="preserve"> </w:t>
+      </w:r>
+      <w:r>
+        <w:t xml:space="preserve">“</w:t>
+      </w:r>
+      <w:r>
+        <w:t xml:space="preserve">sides</w:t>
+      </w:r>
+      <w:r>
+        <w:t xml:space="preserve">”</w:t>
+      </w:r>
+      <w:r>
+        <w:t xml:space="preserve"> </w:t>
+      </w:r>
+      <w:r>
+        <w:t xml:space="preserve">candidate on one song was audible but far too quiet even boosted</w:t>
+      </w:r>
+      <w:r>
+        <w:t xml:space="preserve"> </w:t>
+      </w:r>
+      <w:r>
+        <w:t xml:space="preserve">to the mixer’s already-elevated 300% cap for split stems — this is why).</w:t>
+      </w:r>
+    </w:p>
     <w:bookmarkEnd w:id="51"/>
     <w:bookmarkStart w:id="52" w:name="export"/>
     <w:p>
@@ -15278,6 +15328,67 @@
       </w:r>
       <w:r>
         <w:t xml:space="preserve">switching back to the Mixer to find the spot first.</w:t>
+      </w:r>
+    </w:p>
+    <w:p>
+      <w:pPr>
+        <w:pStyle w:val="BodyText"/>
+      </w:pPr>
+      <w:r>
+        <w:rPr>
+          <w:bCs/>
+          <w:b/>
+        </w:rPr>
+        <w:t xml:space="preserve">Record dry take also starts the backing track</w:t>
+      </w:r>
+      <w:r>
+        <w:t xml:space="preserve">, from wherever the</w:t>
+      </w:r>
+      <w:r>
+        <w:t xml:space="preserve"> </w:t>
+      </w:r>
+      <w:r>
+        <w:t xml:space="preserve">playhead is currently sitting on the card above (scrub to the right spot</w:t>
+      </w:r>
+      <w:r>
+        <w:t xml:space="preserve"> </w:t>
+      </w:r>
+      <w:r>
+        <w:t xml:space="preserve">first, same as setting the Offset) — with the count-in toggle honored</w:t>
+      </w:r>
+      <w:r>
+        <w:t xml:space="preserve"> </w:t>
+      </w:r>
+      <w:r>
+        <w:t xml:space="preserve">first if it’s on, exactly like Play Along’s own Record button. A dry take</w:t>
+      </w:r>
+      <w:r>
+        <w:t xml:space="preserve"> </w:t>
+      </w:r>
+      <w:r>
+        <w:t xml:space="preserve">needs the real song playing to actually play along with;</w:t>
+      </w:r>
+      <w:r>
+        <w:t xml:space="preserve"> </w:t>
+      </w:r>
+      <w:r>
+        <w:rPr>
+          <w:bCs/>
+          <w:b/>
+        </w:rPr>
+        <w:t xml:space="preserve">Stop</w:t>
+      </w:r>
+      <w:r>
+        <w:t xml:space="preserve"> </w:t>
+      </w:r>
+      <w:r>
+        <w:t xml:space="preserve">pauses</w:t>
+      </w:r>
+      <w:r>
+        <w:t xml:space="preserve"> </w:t>
+      </w:r>
+      <w:r>
+        <w:t xml:space="preserve">the backing track again, the same way Play Along’s Stop does.</w:t>
       </w:r>
     </w:p>
     <w:p>

--- a/docs/exports/USER-MANUAL.docx
+++ b/docs/exports/USER-MANUAL.docx
@@ -19393,6 +19393,88 @@
       </w:r>
       <w:r>
         <w:t xml:space="preserve">chord-recognition model.</w:t>
+      </w:r>
+    </w:p>
+    <w:p>
+      <w:pPr>
+        <w:numPr>
+          <w:ilvl w:val="0"/>
+          <w:numId w:val="1023"/>
+        </w:numPr>
+        <w:pStyle w:val="Compact"/>
+      </w:pPr>
+      <w:r>
+        <w:rPr>
+          <w:bCs/>
+          <w:b/>
+        </w:rPr>
+        <w:t xml:space="preserve">Speed/Tune</w:t>
+      </w:r>
+      <w:r>
+        <w:t xml:space="preserve"> </w:t>
+      </w:r>
+      <w:r>
+        <w:t xml:space="preserve">run a phase vocoder per stem, in real time, in the</w:t>
+      </w:r>
+      <w:r>
+        <w:t xml:space="preserve"> </w:t>
+      </w:r>
+      <w:r>
+        <w:t xml:space="preserve">browser. It uses identity phase locking (the standard technique for</w:t>
+      </w:r>
+      <w:r>
+        <w:t xml:space="preserve"> </w:t>
+      </w:r>
+      <w:r>
+        <w:t xml:space="preserve">keeping each note’s partials coherent) and is a large improvement on</w:t>
+      </w:r>
+      <w:r>
+        <w:t xml:space="preserve"> </w:t>
+      </w:r>
+      <w:r>
+        <w:t xml:space="preserve">what came before — two real reports of distortion and dropouts were</w:t>
+      </w:r>
+      <w:r>
+        <w:t xml:space="preserve"> </w:t>
+      </w:r>
+      <w:r>
+        <w:t xml:space="preserve">traced to specific, now-fixed faults — but it still isn’t a</w:t>
+      </w:r>
+      <w:r>
+        <w:t xml:space="preserve"> </w:t>
+      </w:r>
+      <w:r>
+        <w:t xml:space="preserve">mastering-grade offline time-stretch like RubberBand or Elastique.</w:t>
+      </w:r>
+      <w:r>
+        <w:t xml:space="preserve"> </w:t>
+      </w:r>
+      <w:r>
+        <w:t xml:space="preserve">Expect it to hold up well across the ±100 cent / 0.5–2× ranges the app</w:t>
+      </w:r>
+      <w:r>
+        <w:t xml:space="preserve"> </w:t>
+      </w:r>
+      <w:r>
+        <w:t xml:space="preserve">actually exposes, with the usual phase-vocoder softness on very</w:t>
+      </w:r>
+      <w:r>
+        <w:t xml:space="preserve"> </w:t>
+      </w:r>
+      <w:r>
+        <w:t xml:space="preserve">transient-heavy material at the extremes. Anything that sounds</w:t>
+      </w:r>
+      <w:r>
+        <w:t xml:space="preserve"> </w:t>
+      </w:r>
+      <w:r>
+        <w:t xml:space="preserve">genuinely broken (crackle, pumping, dropouts) is a bug worth</w:t>
+      </w:r>
+      <w:r>
+        <w:t xml:space="preserve"> </w:t>
+      </w:r>
+      <w:r>
+        <w:t xml:space="preserve">reporting, not the expected ceiling.</w:t>
       </w:r>
     </w:p>
     <w:bookmarkEnd w:id="94"/>

--- a/docs/exports/USER-MANUAL.docx
+++ b/docs/exports/USER-MANUAL.docx
@@ -4753,7 +4753,121 @@
         <w:t xml:space="preserve"> </w:t>
       </w:r>
       <w:r>
-        <w:t xml:space="preserve">gain/mute/pan settings for it),</w:t>
+        <w:t xml:space="preserve">gain/mute/pan settings for it) and a small</w:t>
+      </w:r>
+      <w:r>
+        <w:t xml:space="preserve"> </w:t>
+      </w:r>
+      <w:r>
+        <w:rPr>
+          <w:bCs/>
+          <w:b/>
+        </w:rPr>
+        <w:t xml:space="preserve">✕</w:t>
+      </w:r>
+      <w:r>
+        <w:t xml:space="preserve"> </w:t>
+      </w:r>
+      <w:r>
+        <w:t xml:space="preserve">to remove the stem</w:t>
+      </w:r>
+      <w:r>
+        <w:t xml:space="preserve"> </w:t>
+      </w:r>
+      <w:r>
+        <w:t xml:space="preserve">outright (with a confirmation first) —</w:t>
+      </w:r>
+      <w:r>
+        <w:t xml:space="preserve"> </w:t>
+      </w:r>
+      <w:r>
+        <w:rPr>
+          <w:bCs/>
+          <w:b/>
+        </w:rPr>
+        <w:t xml:space="preserve">every</w:t>
+      </w:r>
+      <w:r>
+        <w:t xml:space="preserve"> </w:t>
+      </w:r>
+      <w:r>
+        <w:t xml:space="preserve">stem can be removed this</w:t>
+      </w:r>
+      <w:r>
+        <w:t xml:space="preserve"> </w:t>
+      </w:r>
+      <w:r>
+        <w:t xml:space="preserve">way now, not just a custom one: a model-produced stem (vocals/drums/</w:t>
+      </w:r>
+      <w:r>
+        <w:t xml:space="preserve"> </w:t>
+      </w:r>
+      <w:r>
+        <w:t xml:space="preserve">bass/guitar/piano/other) or a derived one (§3.8’s split candidates) too,</w:t>
+      </w:r>
+      <w:r>
+        <w:t xml:space="preserve"> </w:t>
+      </w:r>
+      <w:r>
+        <w:t xml:space="preserve">useful for clearing out a stem you know you’ll never use for this song.</w:t>
+      </w:r>
+      <w:r>
+        <w:t xml:space="preserve"> </w:t>
+      </w:r>
+      <w:r>
+        <w:t xml:space="preserve">Removing one of these isn’t as permanent as removing a custom stem —</w:t>
+      </w:r>
+      <w:r>
+        <w:t xml:space="preserve"> </w:t>
+      </w:r>
+      <w:r>
+        <w:rPr>
+          <w:bCs/>
+          <w:b/>
+        </w:rPr>
+        <w:t xml:space="preserve">Re-separate</w:t>
+      </w:r>
+      <w:r>
+        <w:t xml:space="preserve"> </w:t>
+      </w:r>
+      <w:r>
+        <w:t xml:space="preserve">(§3.5, with force) regenerates everything the model</w:t>
+      </w:r>
+      <w:r>
+        <w:t xml:space="preserve"> </w:t>
+      </w:r>
+      <w:r>
+        <w:t xml:space="preserve">produces, custom stems included in that they’re untouched by it either</w:t>
+      </w:r>
+      <w:r>
+        <w:t xml:space="preserve"> </w:t>
+      </w:r>
+      <w:r>
+        <w:t xml:space="preserve">way — but there’s no</w:t>
+      </w:r>
+      <w:r>
+        <w:t xml:space="preserve"> </w:t>
+      </w:r>
+      <w:r>
+        <w:t xml:space="preserve">“</w:t>
+      </w:r>
+      <w:r>
+        <w:t xml:space="preserve">are you sure</w:t>
+      </w:r>
+      <w:r>
+        <w:t xml:space="preserve">”</w:t>
+      </w:r>
+      <w:r>
+        <w:t xml:space="preserve"> </w:t>
+      </w:r>
+      <w:r>
+        <w:t xml:space="preserve">beyond the one confirmation, so treat</w:t>
+      </w:r>
+      <w:r>
+        <w:t xml:space="preserve"> </w:t>
+      </w:r>
+      <w:r>
+        <w:t xml:space="preserve">it the same as any other delete.</w:t>
       </w:r>
       <w:r>
         <w:t xml:space="preserve"> </w:t>
@@ -6134,7 +6248,19 @@
         <w:t xml:space="preserve"> </w:t>
       </w:r>
       <w:r>
-        <w:t xml:space="preserve">custom stem’s name removes it for good (with a confirmation first).</w:t>
+        <w:t xml:space="preserve">custom stem’s name removes it for good (with a confirmation first) —</w:t>
+      </w:r>
+      <w:r>
+        <w:t xml:space="preserve"> </w:t>
+      </w:r>
+      <w:r>
+        <w:t xml:space="preserve">the same ✕ every other stem’s lane has too (§3.6), but for a custom one</w:t>
+      </w:r>
+      <w:r>
+        <w:t xml:space="preserve"> </w:t>
+      </w:r>
+      <w:r>
+        <w:t xml:space="preserve">there’s no Re-separate to bring it back afterward.</w:t>
       </w:r>
     </w:p>
     <w:p>

--- a/docs/exports/USER-MANUAL.docx
+++ b/docs/exports/USER-MANUAL.docx
@@ -28,13 +28,13 @@
         </w:p>
       </w:sdtContent>
     </w:sdt>
-    <w:bookmarkStart w:id="96" w:name="orpheus-guitar-studio-user-manual-v6"/>
+    <w:bookmarkStart w:id="98" w:name="orpheus-guitar-studio-user-manual-v8"/>
     <w:p>
       <w:pPr>
         <w:pStyle w:val="Heading1"/>
       </w:pPr>
       <w:r>
-        <w:t xml:space="preserve">Orpheus Guitar Studio — User Manual (v6)</w:t>
+        <w:t xml:space="preserve">Orpheus Guitar Studio — User Manual (v8)</w:t>
       </w:r>
     </w:p>
     <w:p>
@@ -354,7 +354,36 @@
         </w:numPr>
         <w:pStyle w:val="Compact"/>
       </w:pPr>
-      <w:hyperlink w:anchor="Xb33bebb4e61e7ae16f79e767991318f5b181468">
+      <w:hyperlink w:anchor="X590c2b959a448cf9c1b80638bf364e9d2a756d7">
+        <w:r>
+          <w:rPr>
+            <w:rStyle w:val="Hyperlink"/>
+          </w:rPr>
+          <w:t xml:space="preserve">Tab View</w:t>
+        </w:r>
+      </w:hyperlink>
+      <w:r>
+        <w:t xml:space="preserve"> </w:t>
+      </w:r>
+      <w:r>
+        <w:t xml:space="preserve">— import and read Guitar Pro tabs, with a</w:t>
+      </w:r>
+      <w:r>
+        <w:t xml:space="preserve"> </w:t>
+      </w:r>
+      <w:r>
+        <w:t xml:space="preserve">playhead cursor and section looping.</w:t>
+      </w:r>
+    </w:p>
+    <w:p>
+      <w:pPr>
+        <w:numPr>
+          <w:ilvl w:val="0"/>
+          <w:numId w:val="1001"/>
+        </w:numPr>
+        <w:pStyle w:val="Compact"/>
+      </w:pPr>
+      <w:hyperlink w:anchor="X7ab26d4d69264ac0cdcb562a2e152cd70b56c96">
         <w:r>
           <w:rPr>
             <w:rStyle w:val="Hyperlink"/>
@@ -371,7 +400,7 @@
         </w:numPr>
         <w:pStyle w:val="Compact"/>
       </w:pPr>
-      <w:hyperlink w:anchor="Xcc538b59fc8688663e17926a1e4499cd83dfccf">
+      <w:hyperlink w:anchor="X604d32d4245089c058c4a17a722c369f414c972">
         <w:r>
           <w:rPr>
             <w:rStyle w:val="Hyperlink"/>
@@ -388,7 +417,7 @@
         </w:numPr>
         <w:pStyle w:val="Compact"/>
       </w:pPr>
-      <w:hyperlink w:anchor="X96f6793e15f7c6fd022a096216e1676c873b196">
+      <w:hyperlink w:anchor="X73ca20ac95d239a51eaa48a18cc1dc247c5696e">
         <w:r>
           <w:rPr>
             <w:rStyle w:val="Hyperlink"/>
@@ -405,7 +434,7 @@
         </w:numPr>
         <w:pStyle w:val="Compact"/>
       </w:pPr>
-      <w:hyperlink w:anchor="X36bf8c64fa436f30a091aa55f965cabcfe2212f">
+      <w:hyperlink w:anchor="Xdf009de20e714e971c5037f6b13831554c38981">
         <w:r>
           <w:rPr>
             <w:rStyle w:val="Hyperlink"/>
@@ -14517,13 +14546,13 @@
         <w:pStyle w:val="FirstParagraph"/>
       </w:pPr>
       <w:r>
-        <w:t xml:space="preserve">A fourth screen alongside Mixer / Tone Lab / Play Along, opened with the</w:t>
-      </w:r>
-      <w:r>
-        <w:t xml:space="preserve"> </w:t>
-      </w:r>
-      <w:r>
-        <w:t xml:space="preserve">🧠</w:t>
+        <w:t xml:space="preserve">One of five screens alongside Mixer / Tone Lab / Play Along / Tab View,</w:t>
+      </w:r>
+      <w:r>
+        <w:t xml:space="preserve"> </w:t>
+      </w:r>
+      <w:r>
+        <w:t xml:space="preserve">opened with the 🧠</w:t>
       </w:r>
       <w:r>
         <w:t xml:space="preserve"> </w:t>
@@ -14539,13 +14568,13 @@
         <w:t xml:space="preserve"> </w:t>
       </w:r>
       <w:r>
-        <w:t xml:space="preserve">button in the sidebar. A tab bar along the top switches</w:t>
-      </w:r>
-      <w:r>
-        <w:t xml:space="preserve"> </w:t>
-      </w:r>
-      <w:r>
-        <w:t xml:space="preserve">between its three functions:</w:t>
+        <w:t xml:space="preserve">button in the sidebar. A tab bar along the</w:t>
+      </w:r>
+      <w:r>
+        <w:t xml:space="preserve"> </w:t>
+      </w:r>
+      <w:r>
+        <w:t xml:space="preserve">top switches between its three functions:</w:t>
       </w:r>
       <w:r>
         <w:t xml:space="preserve"> </w:t>
@@ -18195,13 +18224,488 @@
     </w:p>
     <w:bookmarkEnd w:id="90"/>
     <w:bookmarkEnd w:id="91"/>
-    <w:bookmarkStart w:id="92" w:name="keyboard-shortcuts"/>
+    <w:bookmarkStart w:id="93" w:name="tab-view"/>
     <w:p>
       <w:pPr>
         <w:pStyle w:val="Heading2"/>
       </w:pPr>
       <w:r>
-        <w:t xml:space="preserve">7. Keyboard shortcuts</w:t>
+        <w:t xml:space="preserve">7. Tab View</w:t>
+      </w:r>
+    </w:p>
+    <w:p>
+      <w:pPr>
+        <w:pStyle w:val="FirstParagraph"/>
+      </w:pPr>
+      <w:r>
+        <w:t xml:space="preserve">A fifth screen, opened with the 🎼</w:t>
+      </w:r>
+      <w:r>
+        <w:t xml:space="preserve"> </w:t>
+      </w:r>
+      <w:r>
+        <w:rPr>
+          <w:bCs/>
+          <w:b/>
+        </w:rPr>
+        <w:t xml:space="preserve">Tab View</w:t>
+      </w:r>
+      <w:r>
+        <w:t xml:space="preserve"> </w:t>
+      </w:r>
+      <w:r>
+        <w:t xml:space="preserve">button in the sidebar —</w:t>
+      </w:r>
+      <w:r>
+        <w:t xml:space="preserve"> </w:t>
+      </w:r>
+      <w:r>
+        <w:t xml:space="preserve">for reading a Guitar Pro tab (.gp3/.gp4/.gp5/.gpx) alongside whatever’s</w:t>
+      </w:r>
+      <w:r>
+        <w:t xml:space="preserve"> </w:t>
+      </w:r>
+      <w:r>
+        <w:t xml:space="preserve">playing, rather than mixing/practicing with it. Its own library replaces</w:t>
+      </w:r>
+      <w:r>
+        <w:t xml:space="preserve"> </w:t>
+      </w:r>
+      <w:r>
+        <w:t xml:space="preserve">the sidebar’s song Library while this screen is open (same reasoning as</w:t>
+      </w:r>
+      <w:r>
+        <w:t xml:space="preserve"> </w:t>
+      </w:r>
+      <w:r>
+        <w:t xml:space="preserve">Tone Lab/Play Along taking over the canvas: one focused view at a time,</w:t>
+      </w:r>
+      <w:r>
+        <w:t xml:space="preserve"> </w:t>
+      </w:r>
+      <w:r>
+        <w:t xml:space="preserve">not two sidebars stacked). Rendering and playback are both handled by</w:t>
+      </w:r>
+      <w:r>
+        <w:t xml:space="preserve"> </w:t>
+      </w:r>
+      <w:hyperlink r:id="rId92">
+        <w:r>
+          <w:rPr>
+            <w:rStyle w:val="Hyperlink"/>
+          </w:rPr>
+          <w:t xml:space="preserve">alphaTab</w:t>
+        </w:r>
+      </w:hyperlink>
+      <w:r>
+        <w:t xml:space="preserve">, vendored locally like everything</w:t>
+      </w:r>
+      <w:r>
+        <w:t xml:space="preserve"> </w:t>
+      </w:r>
+      <w:r>
+        <w:t xml:space="preserve">else in this app — no CDN, nothing uploaded.</w:t>
+      </w:r>
+    </w:p>
+    <w:p>
+      <w:pPr>
+        <w:pStyle w:val="BodyText"/>
+      </w:pPr>
+      <w:r>
+        <w:rPr>
+          <w:bCs/>
+          <w:b/>
+        </w:rPr>
+        <w:t xml:space="preserve">Importing.</w:t>
+      </w:r>
+      <w:r>
+        <w:t xml:space="preserve"> </w:t>
+      </w:r>
+      <w:r>
+        <w:t xml:space="preserve">Drop a .gp3/.gp4/.gp5/.gpx file on the dropzone (or click</w:t>
+      </w:r>
+      <w:r>
+        <w:t xml:space="preserve"> </w:t>
+      </w:r>
+      <w:r>
+        <w:t xml:space="preserve">it to browse), same drag-and-drop convention as the song Library’s own</w:t>
+      </w:r>
+      <w:r>
+        <w:t xml:space="preserve"> </w:t>
+      </w:r>
+      <w:r>
+        <w:t xml:space="preserve">import. Tabs get their own library list — All Tabs plus playlists you</w:t>
+      </w:r>
+      <w:r>
+        <w:t xml:space="preserve"> </w:t>
+      </w:r>
+      <w:r>
+        <w:t xml:space="preserve">build for them — with rename/delete and add-to-playlist controls</w:t>
+      </w:r>
+      <w:r>
+        <w:t xml:space="preserve"> </w:t>
+      </w:r>
+      <w:r>
+        <w:t xml:space="preserve">matching the song Library’s row layout exactly.</w:t>
+      </w:r>
+    </w:p>
+    <w:p>
+      <w:pPr>
+        <w:pStyle w:val="BodyText"/>
+      </w:pPr>
+      <w:r>
+        <w:rPr>
+          <w:bCs/>
+          <w:b/>
+        </w:rPr>
+        <w:t xml:space="preserve">Two independent transports.</w:t>
+      </w:r>
+      <w:r>
+        <w:t xml:space="preserve"> </w:t>
+      </w:r>
+      <w:r>
+        <w:t xml:space="preserve">This screen shows</w:t>
+      </w:r>
+      <w:r>
+        <w:t xml:space="preserve"> </w:t>
+      </w:r>
+      <w:r>
+        <w:rPr>
+          <w:iCs/>
+          <w:i/>
+        </w:rPr>
+        <w:t xml:space="preserve">two</w:t>
+      </w:r>
+      <w:r>
+        <w:t xml:space="preserve"> </w:t>
+      </w:r>
+      <w:r>
+        <w:t xml:space="preserve">transport bars,</w:t>
+      </w:r>
+      <w:r>
+        <w:t xml:space="preserve"> </w:t>
+      </w:r>
+      <w:r>
+        <w:t xml:space="preserve">each captioned above its own scrub line so it’s clear which is which:</w:t>
+      </w:r>
+    </w:p>
+    <w:p>
+      <w:pPr>
+        <w:numPr>
+          <w:ilvl w:val="0"/>
+          <w:numId w:val="1023"/>
+        </w:numPr>
+        <w:pStyle w:val="Compact"/>
+      </w:pPr>
+      <w:r>
+        <w:rPr>
+          <w:bCs/>
+          <w:b/>
+        </w:rPr>
+        <w:t xml:space="preserve">Track Play Bar</w:t>
+      </w:r>
+      <w:r>
+        <w:t xml:space="preserve"> </w:t>
+      </w:r>
+      <w:r>
+        <w:t xml:space="preserve">— the same shared song-playback bar every other</w:t>
+      </w:r>
+      <w:r>
+        <w:t xml:space="preserve"> </w:t>
+      </w:r>
+      <w:r>
+        <w:t xml:space="preserve">screen has (Mixer/Tone Lab/Play Along/AI Lab’s Rate My Take all mirror</w:t>
+      </w:r>
+      <w:r>
+        <w:t xml:space="preserve"> </w:t>
+      </w:r>
+      <w:r>
+        <w:t xml:space="preserve">this one control set — play/stop/loop/count-in/BPM/Speed/Tune/Volume).</w:t>
+      </w:r>
+      <w:r>
+        <w:t xml:space="preserve"> </w:t>
+      </w:r>
+      <w:r>
+        <w:t xml:space="preserve">Controls whatever song is currently loaded in State, same track name</w:t>
+      </w:r>
+      <w:r>
+        <w:t xml:space="preserve"> </w:t>
+      </w:r>
+      <w:r>
+        <w:t xml:space="preserve">shown in its caption as everywhere else. Independent of the tab below</w:t>
+      </w:r>
+      <w:r>
+        <w:t xml:space="preserve"> </w:t>
+      </w:r>
+      <w:r>
+        <w:t xml:space="preserve">it — nothing here plays the tab’s own notation.</w:t>
+      </w:r>
+    </w:p>
+    <w:p>
+      <w:pPr>
+        <w:numPr>
+          <w:ilvl w:val="0"/>
+          <w:numId w:val="1023"/>
+        </w:numPr>
+        <w:pStyle w:val="Compact"/>
+      </w:pPr>
+      <w:r>
+        <w:rPr>
+          <w:bCs/>
+          <w:b/>
+        </w:rPr>
+        <w:t xml:space="preserve">Tab Play Bar</w:t>
+      </w:r>
+      <w:r>
+        <w:t xml:space="preserve"> </w:t>
+      </w:r>
+      <w:r>
+        <w:t xml:space="preserve">— the loaded Guitar Pro file’s own playback, via</w:t>
+      </w:r>
+      <w:r>
+        <w:t xml:space="preserve"> </w:t>
+      </w:r>
+      <w:r>
+        <w:t xml:space="preserve">alphaTab’s built-in synth (a bundled soundfont, not your DAW/amp</w:t>
+      </w:r>
+      <w:r>
+        <w:t xml:space="preserve"> </w:t>
+      </w:r>
+      <w:r>
+        <w:t xml:space="preserve">chain). Play/Stop/Loop, a Speed slider (50%-150%), and Zoom (50%-200%,</w:t>
+      </w:r>
+      <w:r>
+        <w:t xml:space="preserve"> </w:t>
+      </w:r>
+      <w:r>
+        <w:t xml:space="preserve">re-laying out the notation at a new scale) all apply only to this</w:t>
+      </w:r>
+      <w:r>
+        <w:t xml:space="preserve"> </w:t>
+      </w:r>
+      <w:r>
+        <w:t xml:space="preserve">bar’s own audio, a completely separate source from the Track Play Bar</w:t>
+      </w:r>
+      <w:r>
+        <w:t xml:space="preserve"> </w:t>
+      </w:r>
+      <w:r>
+        <w:t xml:space="preserve">above it.</w:t>
+      </w:r>
+    </w:p>
+    <w:p>
+      <w:pPr>
+        <w:pStyle w:val="FirstParagraph"/>
+      </w:pPr>
+      <w:r>
+        <w:t xml:space="preserve">These are deliberately two unrelated audio sources — playing the</w:t>
+      </w:r>
+      <w:r>
+        <w:t xml:space="preserve"> </w:t>
+      </w:r>
+      <w:r>
+        <w:t xml:space="preserve">backing track and reading/hearing the tab’s own MIDI rendition are two</w:t>
+      </w:r>
+      <w:r>
+        <w:t xml:space="preserve"> </w:t>
+      </w:r>
+      <w:r>
+        <w:t xml:space="preserve">different practice modes, not one synced pair. If you want to read along</w:t>
+      </w:r>
+      <w:r>
+        <w:t xml:space="preserve"> </w:t>
+      </w:r>
+      <w:r>
+        <w:t xml:space="preserve">with a real backing track’s audio, start the Track Play Bar; if you want</w:t>
+      </w:r>
+      <w:r>
+        <w:t xml:space="preserve"> </w:t>
+      </w:r>
+      <w:r>
+        <w:t xml:space="preserve">to hear the tab’s own notated part in isolation (to check a tricky</w:t>
+      </w:r>
+      <w:r>
+        <w:t xml:space="preserve"> </w:t>
+      </w:r>
+      <w:r>
+        <w:t xml:space="preserve">passage note-by-note, say), use the Tab Play Bar instead — you can run</w:t>
+      </w:r>
+      <w:r>
+        <w:t xml:space="preserve"> </w:t>
+      </w:r>
+      <w:r>
+        <w:t xml:space="preserve">either one, or both, independently.</w:t>
+      </w:r>
+    </w:p>
+    <w:p>
+      <w:pPr>
+        <w:pStyle w:val="BodyText"/>
+      </w:pPr>
+      <w:r>
+        <w:rPr>
+          <w:bCs/>
+          <w:b/>
+        </w:rPr>
+        <w:t xml:space="preserve">Playhead auto-scroll.</w:t>
+      </w:r>
+      <w:r>
+        <w:t xml:space="preserve"> </w:t>
+      </w:r>
+      <w:r>
+        <w:t xml:space="preserve">During Tab Play Bar playback, the view</w:t>
+      </w:r>
+      <w:r>
+        <w:t xml:space="preserve"> </w:t>
+      </w:r>
+      <w:r>
+        <w:t xml:space="preserve">auto-scrolls so the current line of notation stays pinned near the top</w:t>
+      </w:r>
+      <w:r>
+        <w:t xml:space="preserve"> </w:t>
+      </w:r>
+      <w:r>
+        <w:t xml:space="preserve">of the screen instead of drifting off the bottom — the same</w:t>
+      </w:r>
+      <w:r>
+        <w:t xml:space="preserve"> </w:t>
+      </w:r>
+      <w:r>
+        <w:t xml:space="preserve">“</w:t>
+      </w:r>
+      <w:r>
+        <w:t xml:space="preserve">always</w:t>
+      </w:r>
+      <w:r>
+        <w:t xml:space="preserve"> </w:t>
+      </w:r>
+      <w:r>
+        <w:t xml:space="preserve">readable, never chase the page</w:t>
+      </w:r>
+      <w:r>
+        <w:t xml:space="preserve">”</w:t>
+      </w:r>
+      <w:r>
+        <w:t xml:space="preserve"> </w:t>
+      </w:r>
+      <w:r>
+        <w:t xml:space="preserve">behavior a real sheet-music app gives</w:t>
+      </w:r>
+      <w:r>
+        <w:t xml:space="preserve"> </w:t>
+      </w:r>
+      <w:r>
+        <w:t xml:space="preserve">you, care of alphaTab’s own cursor-follow scrolling wired to this</w:t>
+      </w:r>
+      <w:r>
+        <w:t xml:space="preserve"> </w:t>
+      </w:r>
+      <w:r>
+        <w:t xml:space="preserve">screen’s actual scroll container.</w:t>
+      </w:r>
+    </w:p>
+    <w:p>
+      <w:pPr>
+        <w:pStyle w:val="BodyText"/>
+      </w:pPr>
+      <w:r>
+        <w:rPr>
+          <w:bCs/>
+          <w:b/>
+        </w:rPr>
+        <w:t xml:space="preserve">Loop just a section.</w:t>
+      </w:r>
+      <w:r>
+        <w:t xml:space="preserve"> </w:t>
+      </w:r>
+      <w:r>
+        <w:t xml:space="preserve">Click-drag across the notation to select a</w:t>
+      </w:r>
+      <w:r>
+        <w:t xml:space="preserve"> </w:t>
+      </w:r>
+      <w:r>
+        <w:t xml:space="preserve">range of bars — the selection highlights in blue as you drag. Turn on</w:t>
+      </w:r>
+      <w:r>
+        <w:t xml:space="preserve"> </w:t>
+      </w:r>
+      <w:r>
+        <w:rPr>
+          <w:bCs/>
+          <w:b/>
+        </w:rPr>
+        <w:t xml:space="preserve">Loop</w:t>
+      </w:r>
+      <w:r>
+        <w:t xml:space="preserve"> </w:t>
+      </w:r>
+      <w:r>
+        <w:t xml:space="preserve">and press play, and the Tab Play Bar repeats only that selected</w:t>
+      </w:r>
+      <w:r>
+        <w:t xml:space="preserve"> </w:t>
+      </w:r>
+      <w:r>
+        <w:t xml:space="preserve">range instead of the whole tab, useful for drilling one tricky lick</w:t>
+      </w:r>
+      <w:r>
+        <w:t xml:space="preserve"> </w:t>
+      </w:r>
+      <w:r>
+        <w:t xml:space="preserve">without waiting through the rest of the song each pass. A</w:t>
+      </w:r>
+      <w:r>
+        <w:t xml:space="preserve"> </w:t>
+      </w:r>
+      <w:r>
+        <w:rPr>
+          <w:bCs/>
+          <w:b/>
+        </w:rPr>
+        <w:t xml:space="preserve">Clear</w:t>
+      </w:r>
+      <w:r>
+        <w:rPr>
+          <w:bCs/>
+          <w:b/>
+        </w:rPr>
+        <w:t xml:space="preserve"> </w:t>
+      </w:r>
+      <w:r>
+        <w:rPr>
+          <w:bCs/>
+          <w:b/>
+        </w:rPr>
+        <w:t xml:space="preserve">selection</w:t>
+      </w:r>
+      <w:r>
+        <w:t xml:space="preserve"> </w:t>
+      </w:r>
+      <w:r>
+        <w:t xml:space="preserve">button appears next to the hint text once a range is picked;</w:t>
+      </w:r>
+      <w:r>
+        <w:t xml:space="preserve"> </w:t>
+      </w:r>
+      <w:r>
+        <w:t xml:space="preserve">loading a different tab clears any leftover selection automatically.</w:t>
+      </w:r>
+    </w:p>
+    <w:p>
+      <w:r>
+        <w:pict>
+          <v:rect style="width:0;height:1.5pt" o:hralign="center" o:hrstd="t" o:hr="t"/>
+        </w:pict>
+      </w:r>
+    </w:p>
+    <w:bookmarkEnd w:id="93"/>
+    <w:bookmarkStart w:id="94" w:name="keyboard-shortcuts"/>
+    <w:p>
+      <w:pPr>
+        <w:pStyle w:val="Heading2"/>
+      </w:pPr>
+      <w:r>
+        <w:t xml:space="preserve">8. Keyboard shortcuts</w:t>
       </w:r>
     </w:p>
     <w:p>
@@ -18612,14 +19116,14 @@
         </w:pict>
       </w:r>
     </w:p>
-    <w:bookmarkEnd w:id="92"/>
-    <w:bookmarkStart w:id="93" w:name="troubleshooting"/>
+    <w:bookmarkEnd w:id="94"/>
+    <w:bookmarkStart w:id="95" w:name="troubleshooting"/>
     <w:p>
       <w:pPr>
         <w:pStyle w:val="Heading2"/>
       </w:pPr>
       <w:r>
-        <w:t xml:space="preserve">8. Troubleshooting</w:t>
+        <w:t xml:space="preserve">9. Troubleshooting</w:t>
       </w:r>
     </w:p>
     <w:tbl>
@@ -19321,21 +19825,21 @@
         </w:tc>
       </w:tr>
     </w:tbl>
-    <w:bookmarkEnd w:id="93"/>
-    <w:bookmarkStart w:id="94" w:name="X3e8c6eac452190b73a8cefc6b69e7df217c60fb"/>
+    <w:bookmarkEnd w:id="95"/>
+    <w:bookmarkStart w:id="96" w:name="X3e8c6eac452190b73a8cefc6b69e7df217c60fb"/>
     <w:p>
       <w:pPr>
         <w:pStyle w:val="Heading2"/>
       </w:pPr>
       <w:r>
-        <w:t xml:space="preserve">9. Known limitations (by design, not oversights)</w:t>
+        <w:t xml:space="preserve">10. Known limitations (by design, not oversights)</w:t>
       </w:r>
     </w:p>
     <w:p>
       <w:pPr>
         <w:numPr>
           <w:ilvl w:val="0"/>
-          <w:numId w:val="1023"/>
+          <w:numId w:val="1024"/>
         </w:numPr>
         <w:pStyle w:val="Compact"/>
       </w:pPr>
@@ -19371,7 +19875,7 @@
       <w:pPr>
         <w:numPr>
           <w:ilvl w:val="0"/>
-          <w:numId w:val="1023"/>
+          <w:numId w:val="1024"/>
         </w:numPr>
         <w:pStyle w:val="Compact"/>
       </w:pPr>
@@ -19389,7 +19893,7 @@
       <w:pPr>
         <w:numPr>
           <w:ilvl w:val="0"/>
-          <w:numId w:val="1023"/>
+          <w:numId w:val="1024"/>
         </w:numPr>
         <w:pStyle w:val="Compact"/>
       </w:pPr>
@@ -19425,7 +19929,7 @@
       <w:pPr>
         <w:numPr>
           <w:ilvl w:val="0"/>
-          <w:numId w:val="1023"/>
+          <w:numId w:val="1024"/>
         </w:numPr>
         <w:pStyle w:val="Compact"/>
       </w:pPr>
@@ -19443,7 +19947,7 @@
       <w:pPr>
         <w:numPr>
           <w:ilvl w:val="0"/>
-          <w:numId w:val="1023"/>
+          <w:numId w:val="1024"/>
         </w:numPr>
         <w:pStyle w:val="Compact"/>
       </w:pPr>
@@ -19483,7 +19987,7 @@
       <w:pPr>
         <w:numPr>
           <w:ilvl w:val="0"/>
-          <w:numId w:val="1023"/>
+          <w:numId w:val="1024"/>
         </w:numPr>
         <w:pStyle w:val="Compact"/>
       </w:pPr>
@@ -19501,7 +20005,7 @@
       <w:pPr>
         <w:numPr>
           <w:ilvl w:val="0"/>
-          <w:numId w:val="1023"/>
+          <w:numId w:val="1024"/>
         </w:numPr>
         <w:pStyle w:val="Compact"/>
       </w:pPr>
@@ -19525,7 +20029,7 @@
       <w:pPr>
         <w:numPr>
           <w:ilvl w:val="0"/>
-          <w:numId w:val="1023"/>
+          <w:numId w:val="1024"/>
         </w:numPr>
         <w:pStyle w:val="Compact"/>
       </w:pPr>
@@ -19603,14 +20107,44 @@
         <w:t xml:space="preserve">reporting, not the expected ceiling.</w:t>
       </w:r>
     </w:p>
-    <w:bookmarkEnd w:id="94"/>
-    <w:bookmarkStart w:id="95" w:name="file-locations-reference"/>
+    <w:p>
+      <w:pPr>
+        <w:numPr>
+          <w:ilvl w:val="0"/>
+          <w:numId w:val="1024"/>
+        </w:numPr>
+        <w:pStyle w:val="Compact"/>
+      </w:pPr>
+      <w:r>
+        <w:t xml:space="preserve">Tab View’s own playback (§7) is alphaTab’s bundled soundfont synth, not</w:t>
+      </w:r>
+      <w:r>
+        <w:t xml:space="preserve"> </w:t>
+      </w:r>
+      <w:r>
+        <w:t xml:space="preserve">your Tone Lab rig or a real audio recording of the song — useful for</w:t>
+      </w:r>
+      <w:r>
+        <w:t xml:space="preserve"> </w:t>
+      </w:r>
+      <w:r>
+        <w:t xml:space="preserve">reading/hearing a part in isolation, not a substitute for the actual</w:t>
+      </w:r>
+      <w:r>
+        <w:t xml:space="preserve"> </w:t>
+      </w:r>
+      <w:r>
+        <w:t xml:space="preserve">backing track.</w:t>
+      </w:r>
+    </w:p>
+    <w:bookmarkEnd w:id="96"/>
+    <w:bookmarkStart w:id="97" w:name="file-locations-reference"/>
     <w:p>
       <w:pPr>
         <w:pStyle w:val="Heading2"/>
       </w:pPr>
       <w:r>
-        <w:t xml:space="preserve">10. File locations reference</w:t>
+        <w:t xml:space="preserve">11. File locations reference</w:t>
       </w:r>
     </w:p>
     <w:p>
@@ -19686,9 +20220,27 @@
         </w:rPr>
         <w:t xml:space="preserve">GuitarStudio/projects/          autosaved per-song mix state, playlists, practice log</w:t>
       </w:r>
-    </w:p>
-    <w:bookmarkEnd w:id="95"/>
-    <w:bookmarkEnd w:id="96"/>
+      <w:r>
+        <w:br/>
+      </w:r>
+      <w:r>
+        <w:rPr>
+          <w:rStyle w:val="VerbatimChar"/>
+        </w:rPr>
+        <w:t xml:space="preserve">tabs/                           imported Guitar Pro files (§7)</w:t>
+      </w:r>
+      <w:r>
+        <w:br/>
+      </w:r>
+      <w:r>
+        <w:rPr>
+          <w:rStyle w:val="VerbatimChar"/>
+        </w:rPr>
+        <w:t xml:space="preserve">GuitarStudio/projects/_tab_library.json   tab titles/artists + tab playlists (§7)</w:t>
+      </w:r>
+    </w:p>
+    <w:bookmarkEnd w:id="97"/>
+    <w:bookmarkEnd w:id="98"/>
     <w:sectPr/>
   </w:body>
 </w:document>
@@ -20107,6 +20659,9 @@
     <w:abstractNumId w:val="991"/>
   </w:num>
   <w:num w:numId="1023">
+    <w:abstractNumId w:val="991"/>
+  </w:num>
+  <w:num w:numId="1024">
     <w:abstractNumId w:val="991"/>
   </w:num>
 </w:numbering>

--- a/docs/exports/USER-MANUAL.docx
+++ b/docs/exports/USER-MANUAL.docx
@@ -28,7 +28,7 @@
         </w:p>
       </w:sdtContent>
     </w:sdt>
-    <w:bookmarkStart w:id="98" w:name="orpheus-guitar-studio-user-manual-v8"/>
+    <w:bookmarkStart w:id="107" w:name="orpheus-guitar-studio-user-manual-v8"/>
     <w:p>
       <w:pPr>
         <w:pStyle w:val="Heading1"/>
@@ -442,6 +442,47 @@
           <w:t xml:space="preserve">File locations reference</w:t>
         </w:r>
       </w:hyperlink>
+    </w:p>
+    <w:p>
+      <w:pPr>
+        <w:numPr>
+          <w:ilvl w:val="0"/>
+          <w:numId w:val="1001"/>
+        </w:numPr>
+        <w:pStyle w:val="Compact"/>
+      </w:pPr>
+      <w:hyperlink w:anchor="appendix-a-control-glossary">
+        <w:r>
+          <w:rPr>
+            <w:rStyle w:val="Hyperlink"/>
+          </w:rPr>
+          <w:t xml:space="preserve">Appendix A: Control glossary</w:t>
+        </w:r>
+      </w:hyperlink>
+      <w:r>
+        <w:t xml:space="preserve"> </w:t>
+      </w:r>
+      <w:r>
+        <w:t xml:space="preserve">— every</w:t>
+      </w:r>
+      <w:r>
+        <w:t xml:space="preserve"> </w:t>
+      </w:r>
+      <w:r>
+        <w:t xml:space="preserve">button, slider, dropdown, and checkbox in the app, one or two</w:t>
+      </w:r>
+      <w:r>
+        <w:t xml:space="preserve"> </w:t>
+      </w:r>
+      <w:r>
+        <w:t xml:space="preserve">sentences each — reference material, not meant to be read top to</w:t>
+      </w:r>
+      <w:r>
+        <w:t xml:space="preserve"> </w:t>
+      </w:r>
+      <w:r>
+        <w:t xml:space="preserve">bottom.</w:t>
+      </w:r>
     </w:p>
     <w:p>
       <w:pPr>
@@ -20239,8 +20280,4934 @@
         <w:t xml:space="preserve">GuitarStudio/projects/_tab_library.json   tab titles/artists + tab playlists (§7)</w:t>
       </w:r>
     </w:p>
+    <w:p>
+      <w:r>
+        <w:pict>
+          <v:rect style="width:0;height:1.5pt" o:hralign="center" o:hrstd="t" o:hr="t"/>
+        </w:pict>
+      </w:r>
+    </w:p>
     <w:bookmarkEnd w:id="97"/>
+    <w:bookmarkStart w:id="106" w:name="appendix-a-control-glossary"/>
+    <w:p>
+      <w:pPr>
+        <w:pStyle w:val="Heading2"/>
+      </w:pPr>
+      <w:r>
+        <w:t xml:space="preserve">Appendix A: Control glossary</w:t>
+      </w:r>
+    </w:p>
+    <w:p>
+      <w:pPr>
+        <w:pStyle w:val="FirstParagraph"/>
+      </w:pPr>
+      <w:r>
+        <w:t xml:space="preserve">Every button, slider, dropdown, and checkbox in the app, grouped by where</w:t>
+      </w:r>
+      <w:r>
+        <w:t xml:space="preserve"> </w:t>
+      </w:r>
+      <w:r>
+        <w:t xml:space="preserve">it lives, one or two sentences each. Reference material for design/review</w:t>
+      </w:r>
+      <w:r>
+        <w:t xml:space="preserve"> </w:t>
+      </w:r>
+      <w:r>
+        <w:t xml:space="preserve">work — not meant to be read start to finish the way the numbered sections</w:t>
+      </w:r>
+      <w:r>
+        <w:t xml:space="preserve"> </w:t>
+      </w:r>
+      <w:r>
+        <w:t xml:space="preserve">above are. Format:</w:t>
+      </w:r>
+      <w:r>
+        <w:t xml:space="preserve"> </w:t>
+      </w:r>
+      <w:r>
+        <w:rPr>
+          <w:bCs/>
+          <w:b/>
+        </w:rPr>
+        <w:t xml:space="preserve">Control</w:t>
+      </w:r>
+      <w:r>
+        <w:t xml:space="preserve"> </w:t>
+      </w:r>
+      <w:r>
+        <w:t xml:space="preserve">— description.</w:t>
+      </w:r>
+    </w:p>
+    <w:bookmarkStart w:id="98" w:name="global-visible-on-every-screen"/>
+    <w:p>
+      <w:pPr>
+        <w:pStyle w:val="Heading3"/>
+      </w:pPr>
+      <w:r>
+        <w:t xml:space="preserve">Global (visible on every screen)</w:t>
+      </w:r>
+    </w:p>
+    <w:p>
+      <w:pPr>
+        <w:numPr>
+          <w:ilvl w:val="0"/>
+          <w:numId w:val="1025"/>
+        </w:numPr>
+        <w:pStyle w:val="Compact"/>
+      </w:pPr>
+      <w:r>
+        <w:rPr>
+          <w:bCs/>
+          <w:b/>
+        </w:rPr>
+        <w:t xml:space="preserve">🎚 Mixer / 🎛 Tone Lab / 🎸 Play Along / 🧠 AI Lab / 🎼 Tab View</w:t>
+      </w:r>
+      <w:r>
+        <w:t xml:space="preserve"> </w:t>
+      </w:r>
+      <w:r>
+        <w:t xml:space="preserve">—</w:t>
+      </w:r>
+      <w:r>
+        <w:t xml:space="preserve"> </w:t>
+      </w:r>
+      <w:r>
+        <w:t xml:space="preserve">the five main screens. Mixer is the base view; the other four open as</w:t>
+      </w:r>
+      <w:r>
+        <w:t xml:space="preserve"> </w:t>
+      </w:r>
+      <w:r>
+        <w:t xml:space="preserve">full-screen overlays on top of it.</w:t>
+      </w:r>
+    </w:p>
+    <w:p>
+      <w:pPr>
+        <w:numPr>
+          <w:ilvl w:val="0"/>
+          <w:numId w:val="1025"/>
+        </w:numPr>
+        <w:pStyle w:val="Compact"/>
+      </w:pPr>
+      <w:r>
+        <w:rPr>
+          <w:bCs/>
+          <w:b/>
+        </w:rPr>
+        <w:t xml:space="preserve">❓ Help</w:t>
+      </w:r>
+      <w:r>
+        <w:t xml:space="preserve"> </w:t>
+      </w:r>
+      <w:r>
+        <w:t xml:space="preserve">— opens the onboarding/help modal (also shown automatically</w:t>
+      </w:r>
+      <w:r>
+        <w:t xml:space="preserve"> </w:t>
+      </w:r>
+      <w:r>
+        <w:t xml:space="preserve">on first launch).</w:t>
+      </w:r>
+    </w:p>
+    <w:p>
+      <w:pPr>
+        <w:numPr>
+          <w:ilvl w:val="0"/>
+          <w:numId w:val="1025"/>
+        </w:numPr>
+        <w:pStyle w:val="Compact"/>
+      </w:pPr>
+      <w:r>
+        <w:rPr>
+          <w:bCs/>
+          <w:b/>
+        </w:rPr>
+        <w:t xml:space="preserve">Rig silent / Rig live pill</w:t>
+      </w:r>
+      <w:r>
+        <w:t xml:space="preserve"> </w:t>
+      </w:r>
+      <w:r>
+        <w:t xml:space="preserve">(top right) — glances at whether the</w:t>
+      </w:r>
+      <w:r>
+        <w:t xml:space="preserve"> </w:t>
+      </w:r>
+      <w:r>
+        <w:t xml:space="preserve">guitar input is enabled and receiving signal. Grey when silent, the</w:t>
+      </w:r>
+      <w:r>
+        <w:t xml:space="preserve"> </w:t>
+      </w:r>
+      <w:r>
+        <w:t xml:space="preserve">theme’s</w:t>
+      </w:r>
+      <w:r>
+        <w:t xml:space="preserve"> </w:t>
+      </w:r>
+      <w:r>
+        <w:t xml:space="preserve">“</w:t>
+      </w:r>
+      <w:r>
+        <w:t xml:space="preserve">live</w:t>
+      </w:r>
+      <w:r>
+        <w:t xml:space="preserve">”</w:t>
+      </w:r>
+      <w:r>
+        <w:t xml:space="preserve"> </w:t>
+      </w:r>
+      <w:r>
+        <w:t xml:space="preserve">color when signal is present; click it to jump straight</w:t>
+      </w:r>
+      <w:r>
+        <w:t xml:space="preserve"> </w:t>
+      </w:r>
+      <w:r>
+        <w:t xml:space="preserve">to Tone Lab’s Input card.</w:t>
+      </w:r>
+    </w:p>
+    <w:p>
+      <w:pPr>
+        <w:numPr>
+          <w:ilvl w:val="0"/>
+          <w:numId w:val="1025"/>
+        </w:numPr>
+        <w:pStyle w:val="Compact"/>
+      </w:pPr>
+      <w:r>
+        <w:rPr>
+          <w:bCs/>
+          <w:b/>
+        </w:rPr>
+        <w:t xml:space="preserve">Theme toggle</w:t>
+      </w:r>
+      <w:r>
+        <w:t xml:space="preserve"> </w:t>
+      </w:r>
+      <w:r>
+        <w:t xml:space="preserve">(fire/sun/moon/gear/castle icon, top right) — cycles</w:t>
+      </w:r>
+      <w:r>
+        <w:t xml:space="preserve"> </w:t>
+      </w:r>
+      <w:r>
+        <w:t xml:space="preserve">through the app’s 5 visual themes (Studio, Molten Obsidian, Bright</w:t>
+      </w:r>
+      <w:r>
+        <w:t xml:space="preserve"> </w:t>
+      </w:r>
+      <w:r>
+        <w:t xml:space="preserve">Spark, Future Metal, Castle Rock). Purely cosmetic, persisted across</w:t>
+      </w:r>
+      <w:r>
+        <w:t xml:space="preserve"> </w:t>
+      </w:r>
+      <w:r>
+        <w:t xml:space="preserve">sessions.</w:t>
+      </w:r>
+    </w:p>
+    <w:p>
+      <w:pPr>
+        <w:numPr>
+          <w:ilvl w:val="0"/>
+          <w:numId w:val="1025"/>
+        </w:numPr>
+        <w:pStyle w:val="Compact"/>
+      </w:pPr>
+      <w:r>
+        <w:rPr>
+          <w:bCs/>
+          <w:b/>
+        </w:rPr>
+        <w:t xml:space="preserve">Library / ALL TRACKS list</w:t>
+      </w:r>
+      <w:r>
+        <w:t xml:space="preserve"> </w:t>
+      </w:r>
+      <w:r>
+        <w:t xml:space="preserve">— every imported song. Click a row to</w:t>
+      </w:r>
+      <w:r>
+        <w:t xml:space="preserve"> </w:t>
+      </w:r>
+      <w:r>
+        <w:t xml:space="preserve">load it into the workspace; the currently-loaded song gets a</w:t>
+      </w:r>
+      <w:r>
+        <w:t xml:space="preserve"> </w:t>
+      </w:r>
+      <w:r>
+        <w:t xml:space="preserve">highlighted row.</w:t>
+      </w:r>
+    </w:p>
+    <w:p>
+      <w:pPr>
+        <w:numPr>
+          <w:ilvl w:val="0"/>
+          <w:numId w:val="1025"/>
+        </w:numPr>
+        <w:pStyle w:val="Compact"/>
+      </w:pPr>
+      <w:r>
+        <w:rPr>
+          <w:bCs/>
+          <w:b/>
+        </w:rPr>
+        <w:t xml:space="preserve">+ (on a track row)</w:t>
+      </w:r>
+      <w:r>
+        <w:t xml:space="preserve"> </w:t>
+      </w:r>
+      <w:r>
+        <w:t xml:space="preserve">— adds that track to one or more playlists (a</w:t>
+      </w:r>
+      <w:r>
+        <w:t xml:space="preserve"> </w:t>
+      </w:r>
+      <w:r>
+        <w:t xml:space="preserve">track can belong to any number).</w:t>
+      </w:r>
+    </w:p>
+    <w:p>
+      <w:pPr>
+        <w:numPr>
+          <w:ilvl w:val="0"/>
+          <w:numId w:val="1025"/>
+        </w:numPr>
+        <w:pStyle w:val="Compact"/>
+      </w:pPr>
+      <w:r>
+        <w:rPr>
+          <w:bCs/>
+          <w:b/>
+        </w:rPr>
+        <w:t xml:space="preserve">✎ (on a track row)</w:t>
+      </w:r>
+      <w:r>
+        <w:t xml:space="preserve"> </w:t>
+      </w:r>
+      <w:r>
+        <w:t xml:space="preserve">— renames that track’s underlying audio file.</w:t>
+      </w:r>
+    </w:p>
+    <w:p>
+      <w:pPr>
+        <w:numPr>
+          <w:ilvl w:val="0"/>
+          <w:numId w:val="1025"/>
+        </w:numPr>
+        <w:pStyle w:val="Compact"/>
+      </w:pPr>
+      <w:r>
+        <w:rPr>
+          <w:bCs/>
+          <w:b/>
+        </w:rPr>
+        <w:t xml:space="preserve">✕ (on a track row)</w:t>
+      </w:r>
+      <w:r>
+        <w:t xml:space="preserve"> </w:t>
+      </w:r>
+      <w:r>
+        <w:t xml:space="preserve">— deletes the track: its audio file, separated</w:t>
+      </w:r>
+      <w:r>
+        <w:t xml:space="preserve"> </w:t>
+      </w:r>
+      <w:r>
+        <w:t xml:space="preserve">stems, exports, and recordings. Cannot be undone.</w:t>
+      </w:r>
+    </w:p>
+    <w:p>
+      <w:pPr>
+        <w:numPr>
+          <w:ilvl w:val="0"/>
+          <w:numId w:val="1025"/>
+        </w:numPr>
+        <w:pStyle w:val="Compact"/>
+      </w:pPr>
+      <w:r>
+        <w:rPr>
+          <w:bCs/>
+          <w:b/>
+        </w:rPr>
+        <w:t xml:space="preserve">Drop a song here / click to import</w:t>
+      </w:r>
+      <w:r>
+        <w:t xml:space="preserve"> </w:t>
+      </w:r>
+      <w:r>
+        <w:t xml:space="preserve">— imports a new song, either a</w:t>
+      </w:r>
+      <w:r>
+        <w:t xml:space="preserve"> </w:t>
+      </w:r>
+      <w:r>
+        <w:t xml:space="preserve">single audio file or a stem-pack .zip (the file extension decides</w:t>
+      </w:r>
+      <w:r>
+        <w:t xml:space="preserve"> </w:t>
+      </w:r>
+      <w:r>
+        <w:t xml:space="preserve">which).</w:t>
+      </w:r>
+    </w:p>
+    <w:p>
+      <w:pPr>
+        <w:numPr>
+          <w:ilvl w:val="0"/>
+          <w:numId w:val="1025"/>
+        </w:numPr>
+        <w:pStyle w:val="Compact"/>
+      </w:pPr>
+      <w:r>
+        <w:rPr>
+          <w:bCs/>
+          <w:b/>
+        </w:rPr>
+        <w:t xml:space="preserve">Rip system audio…</w:t>
+      </w:r>
+      <w:r>
+        <w:t xml:space="preserve"> </w:t>
+      </w:r>
+      <w:r>
+        <w:t xml:space="preserve">(collapsible) — captures whatever audio is</w:t>
+      </w:r>
+      <w:r>
+        <w:t xml:space="preserve"> </w:t>
+      </w:r>
+      <w:r>
+        <w:t xml:space="preserve">currently playing on the computer (e.g. a streaming tab) via a virtual</w:t>
+      </w:r>
+      <w:r>
+        <w:t xml:space="preserve"> </w:t>
+      </w:r>
+      <w:r>
+        <w:t xml:space="preserve">audio device, saving it as a new imported song.</w:t>
+      </w:r>
+    </w:p>
+    <w:p>
+      <w:pPr>
+        <w:numPr>
+          <w:ilvl w:val="1"/>
+          <w:numId w:val="1026"/>
+        </w:numPr>
+        <w:pStyle w:val="Compact"/>
+      </w:pPr>
+      <w:r>
+        <w:rPr>
+          <w:bCs/>
+          <w:b/>
+        </w:rPr>
+        <w:t xml:space="preserve">Device dropdown</w:t>
+      </w:r>
+      <w:r>
+        <w:t xml:space="preserve"> </w:t>
+      </w:r>
+      <w:r>
+        <w:t xml:space="preserve">— picks which system-audio capture device to</w:t>
+      </w:r>
+      <w:r>
+        <w:t xml:space="preserve"> </w:t>
+      </w:r>
+      <w:r>
+        <w:t xml:space="preserve">record from.</w:t>
+      </w:r>
+    </w:p>
+    <w:p>
+      <w:pPr>
+        <w:numPr>
+          <w:ilvl w:val="1"/>
+          <w:numId w:val="1026"/>
+        </w:numPr>
+        <w:pStyle w:val="Compact"/>
+      </w:pPr>
+      <w:r>
+        <w:rPr>
+          <w:bCs/>
+          <w:b/>
+        </w:rPr>
+        <w:t xml:space="preserve">● Start Rip / ■ Stop Rip</w:t>
+      </w:r>
+      <w:r>
+        <w:t xml:space="preserve"> </w:t>
+      </w:r>
+      <w:r>
+        <w:t xml:space="preserve">— starts/stops the system-audio capture.</w:t>
+      </w:r>
+    </w:p>
+    <w:p>
+      <w:pPr>
+        <w:numPr>
+          <w:ilvl w:val="0"/>
+          <w:numId w:val="1025"/>
+        </w:numPr>
+        <w:pStyle w:val="Compact"/>
+      </w:pPr>
+      <w:r>
+        <w:rPr>
+          <w:bCs/>
+          <w:b/>
+        </w:rPr>
+        <w:t xml:space="preserve">Sidebar resize handle</w:t>
+      </w:r>
+      <w:r>
+        <w:t xml:space="preserve"> </w:t>
+      </w:r>
+      <w:r>
+        <w:t xml:space="preserve">— drag to widen/narrow the Library sidebar;</w:t>
+      </w:r>
+      <w:r>
+        <w:t xml:space="preserve"> </w:t>
+      </w:r>
+      <w:r>
+        <w:t xml:space="preserve">double-click resets it to the default width.</w:t>
+      </w:r>
+    </w:p>
+    <w:p>
+      <w:pPr>
+        <w:numPr>
+          <w:ilvl w:val="0"/>
+          <w:numId w:val="1025"/>
+        </w:numPr>
+        <w:pStyle w:val="Compact"/>
+      </w:pPr>
+      <w:r>
+        <w:rPr>
+          <w:bCs/>
+          <w:b/>
+        </w:rPr>
+        <w:t xml:space="preserve">Inspector collapse arrow (▸)</w:t>
+      </w:r>
+      <w:r>
+        <w:t xml:space="preserve"> </w:t>
+      </w:r>
+      <w:r>
+        <w:t xml:space="preserve">— collapses/expands the right-hand</w:t>
+      </w:r>
+      <w:r>
+        <w:t xml:space="preserve"> </w:t>
+      </w:r>
+      <w:r>
+        <w:t xml:space="preserve">panel (Track info/Speed Trainer/Export) to free up width for the stem</w:t>
+      </w:r>
+      <w:r>
+        <w:t xml:space="preserve"> </w:t>
+      </w:r>
+      <w:r>
+        <w:t xml:space="preserve">lanes.</w:t>
+      </w:r>
+    </w:p>
     <w:bookmarkEnd w:id="98"/>
+    <w:bookmarkStart w:id="99" w:name="Xa0569426df366a545c374a2d6f57c36fea7b9bc"/>
+    <w:p>
+      <w:pPr>
+        <w:pStyle w:val="Heading3"/>
+      </w:pPr>
+      <w:r>
+        <w:t xml:space="preserve">Shared transport bar (Mixer, Play Along, Tone Lab, AI Lab’s Rate My Take, Tab View’s song bar)</w:t>
+      </w:r>
+    </w:p>
+    <w:p>
+      <w:pPr>
+        <w:pStyle w:val="FirstParagraph"/>
+      </w:pPr>
+      <w:r>
+        <w:t xml:space="preserve">The same bar, same controls, in the same position on all five copies —</w:t>
+      </w:r>
+      <w:r>
+        <w:t xml:space="preserve"> </w:t>
+      </w:r>
+      <w:r>
+        <w:t xml:space="preserve">one underlying playback state (State.track/Audio), not five separate</w:t>
+      </w:r>
+      <w:r>
+        <w:t xml:space="preserve"> </w:t>
+      </w:r>
+      <w:r>
+        <w:t xml:space="preserve">players. Each copy is captioned</w:t>
+      </w:r>
+      <w:r>
+        <w:t xml:space="preserve"> </w:t>
+      </w:r>
+      <w:r>
+        <w:rPr>
+          <w:bCs/>
+          <w:b/>
+        </w:rPr>
+        <w:t xml:space="preserve">Track Play Bar —</w:t>
+      </w:r>
+      <w:r>
+        <w:rPr>
+          <w:bCs/>
+          <w:b/>
+        </w:rPr>
+        <w:t xml:space="preserve"> </w:t>
+      </w:r>
+      <w:r>
+        <w:rPr>
+          <w:rStyle w:val="VerbatimChar"/>
+          <w:bCs/>
+          <w:b/>
+        </w:rPr>
+        <w:t xml:space="preserve">&lt;song name&gt;</w:t>
+      </w:r>
+      <w:r>
+        <w:t xml:space="preserve"> </w:t>
+      </w:r>
+      <w:r>
+        <w:t xml:space="preserve">just</w:t>
+      </w:r>
+      <w:r>
+        <w:t xml:space="preserve"> </w:t>
+      </w:r>
+      <w:r>
+        <w:t xml:space="preserve">above its own scrub line, so it’s never ambiguous which bar controls the</w:t>
+      </w:r>
+      <w:r>
+        <w:t xml:space="preserve"> </w:t>
+      </w:r>
+      <w:r>
+        <w:t xml:space="preserve">backing track versus (on Tab View only) the tab’s own separate playback.</w:t>
+      </w:r>
+    </w:p>
+    <w:p>
+      <w:pPr>
+        <w:numPr>
+          <w:ilvl w:val="0"/>
+          <w:numId w:val="1027"/>
+        </w:numPr>
+        <w:pStyle w:val="Compact"/>
+      </w:pPr>
+      <w:r>
+        <w:rPr>
+          <w:bCs/>
+          <w:b/>
+        </w:rPr>
+        <w:t xml:space="preserve">▶ Play / ■ Stop</w:t>
+      </w:r>
+      <w:r>
+        <w:t xml:space="preserve"> </w:t>
+      </w:r>
+      <w:r>
+        <w:t xml:space="preserve">— starts/stops playback of the current mix.</w:t>
+      </w:r>
+    </w:p>
+    <w:p>
+      <w:pPr>
+        <w:numPr>
+          <w:ilvl w:val="0"/>
+          <w:numId w:val="1027"/>
+        </w:numPr>
+        <w:pStyle w:val="Compact"/>
+      </w:pPr>
+      <w:r>
+        <w:rPr>
+          <w:bCs/>
+          <w:b/>
+        </w:rPr>
+        <w:t xml:space="preserve">Timeline scrubber</w:t>
+      </w:r>
+      <w:r>
+        <w:t xml:space="preserve"> </w:t>
+      </w:r>
+      <w:r>
+        <w:t xml:space="preserve">(Play Along/Tone Lab/AI Lab/Tab View; Mixer</w:t>
+      </w:r>
+      <w:r>
+        <w:t xml:space="preserve"> </w:t>
+      </w:r>
+      <w:r>
+        <w:t xml:space="preserve">scrubs via its waveform instead) — drag to jump to any point in the</w:t>
+      </w:r>
+      <w:r>
+        <w:t xml:space="preserve"> </w:t>
+      </w:r>
+      <w:r>
+        <w:t xml:space="preserve">song.</w:t>
+      </w:r>
+    </w:p>
+    <w:p>
+      <w:pPr>
+        <w:numPr>
+          <w:ilvl w:val="0"/>
+          <w:numId w:val="1027"/>
+        </w:numPr>
+        <w:pStyle w:val="Compact"/>
+      </w:pPr>
+      <w:r>
+        <w:rPr>
+          <w:bCs/>
+          <w:b/>
+        </w:rPr>
+        <w:t xml:space="preserve">Loop</w:t>
+      </w:r>
+      <w:r>
+        <w:t xml:space="preserve"> </w:t>
+      </w:r>
+      <w:r>
+        <w:t xml:space="preserve">— toggles looping of the current loop region (set on the</w:t>
+      </w:r>
+      <w:r>
+        <w:t xml:space="preserve"> </w:t>
+      </w:r>
+      <w:r>
+        <w:t xml:space="preserve">Mixer’s ruler).</w:t>
+      </w:r>
+    </w:p>
+    <w:p>
+      <w:pPr>
+        <w:numPr>
+          <w:ilvl w:val="0"/>
+          <w:numId w:val="1027"/>
+        </w:numPr>
+        <w:pStyle w:val="Compact"/>
+      </w:pPr>
+      <w:r>
+        <w:rPr>
+          <w:bCs/>
+          <w:b/>
+        </w:rPr>
+        <w:t xml:space="preserve">Count-in</w:t>
+      </w:r>
+      <w:r>
+        <w:t xml:space="preserve"> </w:t>
+      </w:r>
+      <w:r>
+        <w:t xml:space="preserve">— plays 2 bars of metronome click before playback</w:t>
+      </w:r>
+      <w:r>
+        <w:t xml:space="preserve"> </w:t>
+      </w:r>
+      <w:r>
+        <w:t xml:space="preserve">actually starts, so you’re not caught off guard.</w:t>
+      </w:r>
+    </w:p>
+    <w:p>
+      <w:pPr>
+        <w:numPr>
+          <w:ilvl w:val="0"/>
+          <w:numId w:val="1027"/>
+        </w:numPr>
+        <w:pStyle w:val="Compact"/>
+      </w:pPr>
+      <w:r>
+        <w:rPr>
+          <w:bCs/>
+          <w:b/>
+        </w:rPr>
+        <w:t xml:space="preserve">BPM readout</w:t>
+      </w:r>
+      <w:r>
+        <w:t xml:space="preserve"> </w:t>
+      </w:r>
+      <w:r>
+        <w:t xml:space="preserve">— the detected tempo. Not editable directly here (see</w:t>
+      </w:r>
+      <w:r>
+        <w:t xml:space="preserve"> </w:t>
+      </w:r>
+      <w:r>
+        <w:t xml:space="preserve">½×/2× below).</w:t>
+      </w:r>
+    </w:p>
+    <w:p>
+      <w:pPr>
+        <w:numPr>
+          <w:ilvl w:val="0"/>
+          <w:numId w:val="1027"/>
+        </w:numPr>
+        <w:pStyle w:val="Compact"/>
+      </w:pPr>
+      <w:r>
+        <w:rPr>
+          <w:bCs/>
+          <w:b/>
+        </w:rPr>
+        <w:t xml:space="preserve">½× / 2×</w:t>
+      </w:r>
+      <w:r>
+        <w:t xml:space="preserve"> </w:t>
+      </w:r>
+      <w:r>
+        <w:t xml:space="preserve">(Mixer only) — halves or doubles the displayed BPM, for</w:t>
+      </w:r>
+      <w:r>
+        <w:t xml:space="preserve"> </w:t>
+      </w:r>
+      <w:r>
+        <w:t xml:space="preserve">when detection reads the tempo at double or half the real speed.</w:t>
+      </w:r>
+    </w:p>
+    <w:p>
+      <w:pPr>
+        <w:numPr>
+          <w:ilvl w:val="0"/>
+          <w:numId w:val="1027"/>
+        </w:numPr>
+        <w:pStyle w:val="Compact"/>
+      </w:pPr>
+      <w:r>
+        <w:rPr>
+          <w:bCs/>
+          <w:b/>
+        </w:rPr>
+        <w:t xml:space="preserve">Speed slider</w:t>
+      </w:r>
+      <w:r>
+        <w:t xml:space="preserve"> </w:t>
+      </w:r>
+      <w:r>
+        <w:t xml:space="preserve">— plays the song faster or slower (0.5×–2×) without</w:t>
+      </w:r>
+      <w:r>
+        <w:t xml:space="preserve"> </w:t>
+      </w:r>
+      <w:r>
+        <w:t xml:space="preserve">changing pitch.</w:t>
+      </w:r>
+    </w:p>
+    <w:p>
+      <w:pPr>
+        <w:numPr>
+          <w:ilvl w:val="0"/>
+          <w:numId w:val="1027"/>
+        </w:numPr>
+        <w:pStyle w:val="Compact"/>
+      </w:pPr>
+      <w:r>
+        <w:rPr>
+          <w:bCs/>
+          <w:b/>
+        </w:rPr>
+        <w:t xml:space="preserve">Tune slider</w:t>
+      </w:r>
+      <w:r>
+        <w:t xml:space="preserve"> </w:t>
+      </w:r>
+      <w:r>
+        <w:t xml:space="preserve">— pitch-shifts the whole mix up or down, in cents, to</w:t>
+      </w:r>
+      <w:r>
+        <w:t xml:space="preserve"> </w:t>
+      </w:r>
+      <w:r>
+        <w:t xml:space="preserve">match your guitar’s tuning to the recording.</w:t>
+      </w:r>
+    </w:p>
+    <w:p>
+      <w:pPr>
+        <w:numPr>
+          <w:ilvl w:val="0"/>
+          <w:numId w:val="1027"/>
+        </w:numPr>
+        <w:pStyle w:val="Compact"/>
+      </w:pPr>
+      <w:r>
+        <w:rPr>
+          <w:bCs/>
+          <w:b/>
+        </w:rPr>
+        <w:t xml:space="preserve">Volume slider</w:t>
+      </w:r>
+      <w:r>
+        <w:t xml:space="preserve"> </w:t>
+      </w:r>
+      <w:r>
+        <w:t xml:space="preserve">— overall playback level of the backing mix.</w:t>
+      </w:r>
+    </w:p>
+    <w:bookmarkEnd w:id="99"/>
+    <w:bookmarkStart w:id="100" w:name="mixer-screen"/>
+    <w:p>
+      <w:pPr>
+        <w:pStyle w:val="Heading3"/>
+      </w:pPr>
+      <w:r>
+        <w:t xml:space="preserve">Mixer screen</w:t>
+      </w:r>
+    </w:p>
+    <w:p>
+      <w:pPr>
+        <w:pStyle w:val="FirstParagraph"/>
+      </w:pPr>
+      <w:r>
+        <w:rPr>
+          <w:bCs/>
+          <w:b/>
+        </w:rPr>
+        <w:t xml:space="preserve">Track Play Bar</w:t>
+      </w:r>
+      <w:r>
+        <w:t xml:space="preserve"> </w:t>
+      </w:r>
+      <w:r>
+        <w:t xml:space="preserve">(the shared bar above) sits at the very top, just</w:t>
+      </w:r>
+      <w:r>
+        <w:t xml:space="preserve"> </w:t>
+      </w:r>
+      <w:r>
+        <w:t xml:space="preserve">under the screen title; the toolbar below is Mixer-specific editing</w:t>
+      </w:r>
+      <w:r>
+        <w:t xml:space="preserve"> </w:t>
+      </w:r>
+      <w:r>
+        <w:t xml:space="preserve">tools, not part of the shared bar:</w:t>
+      </w:r>
+    </w:p>
+    <w:p>
+      <w:pPr>
+        <w:numPr>
+          <w:ilvl w:val="0"/>
+          <w:numId w:val="1028"/>
+        </w:numPr>
+        <w:pStyle w:val="Compact"/>
+      </w:pPr>
+      <w:r>
+        <w:rPr>
+          <w:bCs/>
+          <w:b/>
+        </w:rPr>
+        <w:t xml:space="preserve">+ Marker</w:t>
+      </w:r>
+      <w:r>
+        <w:t xml:space="preserve"> </w:t>
+      </w:r>
+      <w:r>
+        <w:t xml:space="preserve">— drops a named marker at the current playhead position</w:t>
+      </w:r>
+      <w:r>
+        <w:t xml:space="preserve"> </w:t>
+      </w:r>
+      <w:r>
+        <w:t xml:space="preserve">(e.g. to bookmark a solo section).</w:t>
+      </w:r>
+    </w:p>
+    <w:p>
+      <w:pPr>
+        <w:numPr>
+          <w:ilvl w:val="0"/>
+          <w:numId w:val="1028"/>
+        </w:numPr>
+        <w:pStyle w:val="Compact"/>
+      </w:pPr>
+      <w:r>
+        <w:rPr>
+          <w:bCs/>
+          <w:b/>
+        </w:rPr>
+        <w:t xml:space="preserve">Zoom to loop</w:t>
+      </w:r>
+      <w:r>
+        <w:t xml:space="preserve"> </w:t>
+      </w:r>
+      <w:r>
+        <w:t xml:space="preserve">— zooms the waveform/ruler in to fill the view with</w:t>
+      </w:r>
+      <w:r>
+        <w:t xml:space="preserve"> </w:t>
+      </w:r>
+      <w:r>
+        <w:t xml:space="preserve">just the current loop region.</w:t>
+      </w:r>
+    </w:p>
+    <w:p>
+      <w:pPr>
+        <w:numPr>
+          <w:ilvl w:val="0"/>
+          <w:numId w:val="1028"/>
+        </w:numPr>
+        <w:pStyle w:val="Compact"/>
+      </w:pPr>
+      <w:r>
+        <w:rPr>
+          <w:bCs/>
+          <w:b/>
+        </w:rPr>
+        <w:t xml:space="preserve">Zoom out</w:t>
+      </w:r>
+      <w:r>
+        <w:t xml:space="preserve"> </w:t>
+      </w:r>
+      <w:r>
+        <w:t xml:space="preserve">— returns to viewing the whole track (replaces</w:t>
+      </w:r>
+      <w:r>
+        <w:t xml:space="preserve"> </w:t>
+      </w:r>
+      <w:r>
+        <w:t xml:space="preserve">“</w:t>
+      </w:r>
+      <w:r>
+        <w:t xml:space="preserve">Zoom to</w:t>
+      </w:r>
+      <w:r>
+        <w:t xml:space="preserve"> </w:t>
+      </w:r>
+      <w:r>
+        <w:t xml:space="preserve">loop</w:t>
+      </w:r>
+      <w:r>
+        <w:t xml:space="preserve">”</w:t>
+      </w:r>
+      <w:r>
+        <w:t xml:space="preserve"> </w:t>
+      </w:r>
+      <w:r>
+        <w:t xml:space="preserve">once zoomed in).</w:t>
+      </w:r>
+    </w:p>
+    <w:p>
+      <w:pPr>
+        <w:numPr>
+          <w:ilvl w:val="0"/>
+          <w:numId w:val="1028"/>
+        </w:numPr>
+        <w:pStyle w:val="Compact"/>
+      </w:pPr>
+      <w:r>
+        <w:rPr>
+          <w:bCs/>
+          <w:b/>
+        </w:rPr>
+        <w:t xml:space="preserve">Zoom slider</w:t>
+      </w:r>
+      <w:r>
+        <w:t xml:space="preserve"> </w:t>
+      </w:r>
+      <w:r>
+        <w:t xml:space="preserve">— continuously widens or narrows the visible timeline</w:t>
+      </w:r>
+      <w:r>
+        <w:t xml:space="preserve"> </w:t>
+      </w:r>
+      <w:r>
+        <w:t xml:space="preserve">(like scrubbing a DAW’s horizontal zoom), independent of Zoom to loop.</w:t>
+      </w:r>
+    </w:p>
+    <w:p>
+      <w:pPr>
+        <w:numPr>
+          <w:ilvl w:val="0"/>
+          <w:numId w:val="1028"/>
+        </w:numPr>
+        <w:pStyle w:val="Compact"/>
+      </w:pPr>
+      <w:r>
+        <w:rPr>
+          <w:bCs/>
+          <w:b/>
+        </w:rPr>
+        <w:t xml:space="preserve">Click</w:t>
+      </w:r>
+      <w:r>
+        <w:t xml:space="preserve"> </w:t>
+      </w:r>
+      <w:r>
+        <w:t xml:space="preserve">— toggles a metronome click synced to the song’s detected</w:t>
+      </w:r>
+      <w:r>
+        <w:t xml:space="preserve"> </w:t>
+      </w:r>
+      <w:r>
+        <w:t xml:space="preserve">beat grid.</w:t>
+      </w:r>
+    </w:p>
+    <w:p>
+      <w:pPr>
+        <w:numPr>
+          <w:ilvl w:val="0"/>
+          <w:numId w:val="1028"/>
+        </w:numPr>
+        <w:pStyle w:val="Compact"/>
+      </w:pPr>
+      <w:r>
+        <w:rPr>
+          <w:bCs/>
+          <w:b/>
+        </w:rPr>
+        <w:t xml:space="preserve">Click volume slider</w:t>
+      </w:r>
+      <w:r>
+        <w:t xml:space="preserve"> </w:t>
+      </w:r>
+      <w:r>
+        <w:t xml:space="preserve">— how loud the metronome click plays.</w:t>
+      </w:r>
+    </w:p>
+    <w:p>
+      <w:pPr>
+        <w:numPr>
+          <w:ilvl w:val="0"/>
+          <w:numId w:val="1028"/>
+        </w:numPr>
+        <w:pStyle w:val="Compact"/>
+      </w:pPr>
+      <w:r>
+        <w:rPr>
+          <w:bCs/>
+          <w:b/>
+        </w:rPr>
+        <w:t xml:space="preserve">Model badge / dropdown</w:t>
+      </w:r>
+      <w:r>
+        <w:t xml:space="preserve"> </w:t>
+      </w:r>
+      <w:r>
+        <w:t xml:space="preserve">— picks which separation model/algorithm to</w:t>
+      </w:r>
+      <w:r>
+        <w:t xml:space="preserve"> </w:t>
+      </w:r>
+      <w:r>
+        <w:t xml:space="preserve">use (e.g. htdemucs_6s, bs_roformer_sw) — each produces a different set</w:t>
+      </w:r>
+      <w:r>
+        <w:t xml:space="preserve"> </w:t>
+      </w:r>
+      <w:r>
+        <w:t xml:space="preserve">of stems.</w:t>
+      </w:r>
+    </w:p>
+    <w:p>
+      <w:pPr>
+        <w:numPr>
+          <w:ilvl w:val="0"/>
+          <w:numId w:val="1028"/>
+        </w:numPr>
+        <w:pStyle w:val="Compact"/>
+      </w:pPr>
+      <w:r>
+        <w:rPr>
+          <w:bCs/>
+          <w:b/>
+        </w:rPr>
+        <w:t xml:space="preserve">Separate</w:t>
+      </w:r>
+      <w:r>
+        <w:t xml:space="preserve"> </w:t>
+      </w:r>
+      <w:r>
+        <w:t xml:space="preserve">— runs the selected model on the current song, splitting</w:t>
+      </w:r>
+      <w:r>
+        <w:t xml:space="preserve"> </w:t>
+      </w:r>
+      <w:r>
+        <w:t xml:space="preserve">it into individual instrument stems (vocals/drums/bass/guitar/etc.).</w:t>
+      </w:r>
+    </w:p>
+    <w:p>
+      <w:pPr>
+        <w:numPr>
+          <w:ilvl w:val="0"/>
+          <w:numId w:val="1028"/>
+        </w:numPr>
+        <w:pStyle w:val="Compact"/>
+      </w:pPr>
+      <w:r>
+        <w:rPr>
+          <w:bCs/>
+          <w:b/>
+        </w:rPr>
+        <w:t xml:space="preserve">Re-separate</w:t>
+      </w:r>
+      <w:r>
+        <w:t xml:space="preserve"> </w:t>
+      </w:r>
+      <w:r>
+        <w:t xml:space="preserve">— re-runs separation after the source file has</w:t>
+      </w:r>
+      <w:r>
+        <w:t xml:space="preserve"> </w:t>
+      </w:r>
+      <w:r>
+        <w:t xml:space="preserve">changed, since existing stems may no longer match it.</w:t>
+      </w:r>
+    </w:p>
+    <w:p>
+      <w:pPr>
+        <w:numPr>
+          <w:ilvl w:val="0"/>
+          <w:numId w:val="1028"/>
+        </w:numPr>
+        <w:pStyle w:val="Compact"/>
+      </w:pPr>
+      <w:r>
+        <w:rPr>
+          <w:bCs/>
+          <w:b/>
+        </w:rPr>
+        <w:t xml:space="preserve">Dismiss</w:t>
+      </w:r>
+      <w:r>
+        <w:t xml:space="preserve"> </w:t>
+      </w:r>
+      <w:r>
+        <w:t xml:space="preserve">(on the stale-stems banner) — hides the</w:t>
+      </w:r>
+      <w:r>
+        <w:t xml:space="preserve"> </w:t>
+      </w:r>
+      <w:r>
+        <w:t xml:space="preserve">“</w:t>
+      </w:r>
+      <w:r>
+        <w:t xml:space="preserve">source file</w:t>
+      </w:r>
+      <w:r>
+        <w:t xml:space="preserve"> </w:t>
+      </w:r>
+      <w:r>
+        <w:t xml:space="preserve">changed</w:t>
+      </w:r>
+      <w:r>
+        <w:t xml:space="preserve">”</w:t>
+      </w:r>
+      <w:r>
+        <w:t xml:space="preserve"> </w:t>
+      </w:r>
+      <w:r>
+        <w:t xml:space="preserve">warning without re-separating.</w:t>
+      </w:r>
+    </w:p>
+    <w:p>
+      <w:pPr>
+        <w:numPr>
+          <w:ilvl w:val="0"/>
+          <w:numId w:val="1028"/>
+        </w:numPr>
+        <w:pStyle w:val="Compact"/>
+      </w:pPr>
+      <w:r>
+        <w:rPr>
+          <w:bCs/>
+          <w:b/>
+        </w:rPr>
+        <w:t xml:space="preserve">Retry</w:t>
+      </w:r>
+      <w:r>
+        <w:t xml:space="preserve"> </w:t>
+      </w:r>
+      <w:r>
+        <w:t xml:space="preserve">(on a stems-load error) — retries fetching stems after a</w:t>
+      </w:r>
+      <w:r>
+        <w:t xml:space="preserve"> </w:t>
+      </w:r>
+      <w:r>
+        <w:t xml:space="preserve">network hiccup.</w:t>
+      </w:r>
+    </w:p>
+    <w:p>
+      <w:pPr>
+        <w:pStyle w:val="FirstParagraph"/>
+      </w:pPr>
+      <w:r>
+        <w:rPr>
+          <w:bCs/>
+          <w:b/>
+        </w:rPr>
+        <w:t xml:space="preserve">Per-stem lane</w:t>
+      </w:r>
+      <w:r>
+        <w:t xml:space="preserve"> </w:t>
+      </w:r>
+      <w:r>
+        <w:t xml:space="preserve">(one row per instrument):</w:t>
+      </w:r>
+    </w:p>
+    <w:p>
+      <w:pPr>
+        <w:numPr>
+          <w:ilvl w:val="0"/>
+          <w:numId w:val="1029"/>
+        </w:numPr>
+        <w:pStyle w:val="Compact"/>
+      </w:pPr>
+      <w:r>
+        <w:rPr>
+          <w:bCs/>
+          <w:b/>
+        </w:rPr>
+        <w:t xml:space="preserve">✎ (lane)</w:t>
+      </w:r>
+      <w:r>
+        <w:t xml:space="preserve"> </w:t>
+      </w:r>
+      <w:r>
+        <w:t xml:space="preserve">— renames that stem’s display name only (doesn’t affect</w:t>
+      </w:r>
+      <w:r>
+        <w:t xml:space="preserve"> </w:t>
+      </w:r>
+      <w:r>
+        <w:t xml:space="preserve">the saved mix).</w:t>
+      </w:r>
+    </w:p>
+    <w:p>
+      <w:pPr>
+        <w:numPr>
+          <w:ilvl w:val="0"/>
+          <w:numId w:val="1029"/>
+        </w:numPr>
+        <w:pStyle w:val="Compact"/>
+      </w:pPr>
+      <w:r>
+        <w:rPr>
+          <w:bCs/>
+          <w:b/>
+        </w:rPr>
+        <w:t xml:space="preserve">✕ (lane)</w:t>
+      </w:r>
+      <w:r>
+        <w:t xml:space="preserve"> </w:t>
+      </w:r>
+      <w:r>
+        <w:t xml:space="preserve">— removes that stem from the mix entirely.</w:t>
+      </w:r>
+    </w:p>
+    <w:p>
+      <w:pPr>
+        <w:numPr>
+          <w:ilvl w:val="0"/>
+          <w:numId w:val="1029"/>
+        </w:numPr>
+        <w:pStyle w:val="Compact"/>
+      </w:pPr>
+      <w:r>
+        <w:rPr>
+          <w:bCs/>
+          <w:b/>
+        </w:rPr>
+        <w:t xml:space="preserve">🎸 (lane, imported stem packs only)</w:t>
+      </w:r>
+      <w:r>
+        <w:t xml:space="preserve"> </w:t>
+      </w:r>
+      <w:r>
+        <w:t xml:space="preserve">— marks a non-standard stem as</w:t>
+      </w:r>
+      <w:r>
+        <w:t xml:space="preserve"> </w:t>
+      </w:r>
+      <w:r>
+        <w:t xml:space="preserve">“</w:t>
+      </w:r>
+      <w:r>
+        <w:t xml:space="preserve">the guitar,</w:t>
+      </w:r>
+      <w:r>
+        <w:t xml:space="preserve">”</w:t>
+      </w:r>
+      <w:r>
+        <w:t xml:space="preserve"> </w:t>
+      </w:r>
+      <w:r>
+        <w:t xml:space="preserve">so tone-matching and Rate My Take treat it like a real</w:t>
+      </w:r>
+      <w:r>
+        <w:t xml:space="preserve"> </w:t>
+      </w:r>
+      <w:r>
+        <w:t xml:space="preserve">separated guitar stem.</w:t>
+      </w:r>
+    </w:p>
+    <w:p>
+      <w:pPr>
+        <w:numPr>
+          <w:ilvl w:val="0"/>
+          <w:numId w:val="1029"/>
+        </w:numPr>
+        <w:pStyle w:val="Compact"/>
+      </w:pPr>
+      <w:r>
+        <w:rPr>
+          <w:bCs/>
+          <w:b/>
+        </w:rPr>
+        <w:t xml:space="preserve">M</w:t>
+      </w:r>
+      <w:r>
+        <w:t xml:space="preserve"> </w:t>
+      </w:r>
+      <w:r>
+        <w:t xml:space="preserve">— mutes that one stem.</w:t>
+      </w:r>
+    </w:p>
+    <w:p>
+      <w:pPr>
+        <w:numPr>
+          <w:ilvl w:val="0"/>
+          <w:numId w:val="1029"/>
+        </w:numPr>
+        <w:pStyle w:val="Compact"/>
+      </w:pPr>
+      <w:r>
+        <w:rPr>
+          <w:bCs/>
+          <w:b/>
+        </w:rPr>
+        <w:t xml:space="preserve">S</w:t>
+      </w:r>
+      <w:r>
+        <w:t xml:space="preserve"> </w:t>
+      </w:r>
+      <w:r>
+        <w:t xml:space="preserve">— solos that one stem (mutes every other stem while it’s held).</w:t>
+      </w:r>
+    </w:p>
+    <w:p>
+      <w:pPr>
+        <w:numPr>
+          <w:ilvl w:val="0"/>
+          <w:numId w:val="1029"/>
+        </w:numPr>
+        <w:pStyle w:val="Compact"/>
+      </w:pPr>
+      <w:r>
+        <w:rPr>
+          <w:bCs/>
+          <w:b/>
+        </w:rPr>
+        <w:t xml:space="preserve">Gain slider</w:t>
+      </w:r>
+      <w:r>
+        <w:t xml:space="preserve"> </w:t>
+      </w:r>
+      <w:r>
+        <w:t xml:space="preserve">— that stem’s volume in the mix; double-click its</w:t>
+      </w:r>
+      <w:r>
+        <w:t xml:space="preserve"> </w:t>
+      </w:r>
+      <w:r>
+        <w:t xml:space="preserve">percentage readout to reset to 100%.</w:t>
+      </w:r>
+    </w:p>
+    <w:p>
+      <w:pPr>
+        <w:numPr>
+          <w:ilvl w:val="0"/>
+          <w:numId w:val="1029"/>
+        </w:numPr>
+        <w:pStyle w:val="Compact"/>
+      </w:pPr>
+      <w:r>
+        <w:rPr>
+          <w:bCs/>
+          <w:b/>
+        </w:rPr>
+        <w:t xml:space="preserve">Pan slider</w:t>
+      </w:r>
+      <w:r>
+        <w:t xml:space="preserve"> </w:t>
+      </w:r>
+      <w:r>
+        <w:t xml:space="preserve">— moves that stem left/right in the stereo field;</w:t>
+      </w:r>
+      <w:r>
+        <w:t xml:space="preserve"> </w:t>
+      </w:r>
+      <w:r>
+        <w:t xml:space="preserve">double-click its readout to reset to center.</w:t>
+      </w:r>
+    </w:p>
+    <w:p>
+      <w:pPr>
+        <w:numPr>
+          <w:ilvl w:val="0"/>
+          <w:numId w:val="1029"/>
+        </w:numPr>
+        <w:pStyle w:val="Compact"/>
+      </w:pPr>
+      <w:r>
+        <w:rPr>
+          <w:bCs/>
+          <w:b/>
+        </w:rPr>
+        <w:t xml:space="preserve">EQ</w:t>
+      </w:r>
+      <w:r>
+        <w:t xml:space="preserve"> </w:t>
+      </w:r>
+      <w:r>
+        <w:t xml:space="preserve">(toggle) — reveals a 3-band (Bass/Mid/Treble) EQ for that one</w:t>
+      </w:r>
+      <w:r>
+        <w:t xml:space="preserve"> </w:t>
+      </w:r>
+      <w:r>
+        <w:t xml:space="preserve">stem.</w:t>
+      </w:r>
+    </w:p>
+    <w:p>
+      <w:pPr>
+        <w:numPr>
+          <w:ilvl w:val="0"/>
+          <w:numId w:val="1029"/>
+        </w:numPr>
+        <w:pStyle w:val="Compact"/>
+      </w:pPr>
+      <w:r>
+        <w:rPr>
+          <w:bCs/>
+          <w:b/>
+        </w:rPr>
+        <w:t xml:space="preserve">Mute-lane (blank strip under each stem)</w:t>
+      </w:r>
+      <w:r>
+        <w:t xml:space="preserve"> </w:t>
+      </w:r>
+      <w:r>
+        <w:t xml:space="preserve">— click-and-drag to mute a</w:t>
+      </w:r>
+      <w:r>
+        <w:t xml:space="preserve"> </w:t>
+      </w:r>
+      <w:r>
+        <w:t xml:space="preserve">specific time range of just that stem (e.g. cut the original guitar</w:t>
+      </w:r>
+      <w:r>
+        <w:t xml:space="preserve"> </w:t>
+      </w:r>
+      <w:r>
+        <w:t xml:space="preserve">out of one section only).</w:t>
+      </w:r>
+    </w:p>
+    <w:p>
+      <w:pPr>
+        <w:numPr>
+          <w:ilvl w:val="0"/>
+          <w:numId w:val="1029"/>
+        </w:numPr>
+        <w:pStyle w:val="Compact"/>
+      </w:pPr>
+      <w:r>
+        <w:rPr>
+          <w:bCs/>
+          <w:b/>
+        </w:rPr>
+        <w:t xml:space="preserve">Loop handles (on the ruler)</w:t>
+      </w:r>
+      <w:r>
+        <w:t xml:space="preserve"> </w:t>
+      </w:r>
+      <w:r>
+        <w:t xml:space="preserve">— drag to set the loop region’s</w:t>
+      </w:r>
+      <w:r>
+        <w:t xml:space="preserve"> </w:t>
+      </w:r>
+      <w:r>
+        <w:t xml:space="preserve">start/end points.</w:t>
+      </w:r>
+    </w:p>
+    <w:p>
+      <w:pPr>
+        <w:pStyle w:val="FirstParagraph"/>
+      </w:pPr>
+      <w:r>
+        <w:rPr>
+          <w:bCs/>
+          <w:b/>
+        </w:rPr>
+        <w:t xml:space="preserve">Right-hand inspector panel:</w:t>
+      </w:r>
+    </w:p>
+    <w:p>
+      <w:pPr>
+        <w:numPr>
+          <w:ilvl w:val="0"/>
+          <w:numId w:val="1030"/>
+        </w:numPr>
+        <w:pStyle w:val="Compact"/>
+      </w:pPr>
+      <w:r>
+        <w:rPr>
+          <w:bCs/>
+          <w:b/>
+        </w:rPr>
+        <w:t xml:space="preserve">Apply to Tune</w:t>
+      </w:r>
+      <w:r>
+        <w:t xml:space="preserve"> </w:t>
+      </w:r>
+      <w:r>
+        <w:t xml:space="preserve">— one-click nudges the Tune slider by the amount the</w:t>
+      </w:r>
+      <w:r>
+        <w:t xml:space="preserve"> </w:t>
+      </w:r>
+      <w:r>
+        <w:t xml:space="preserve">song appears to be off from standard A440 pitch.</w:t>
+      </w:r>
+    </w:p>
+    <w:p>
+      <w:pPr>
+        <w:numPr>
+          <w:ilvl w:val="0"/>
+          <w:numId w:val="1030"/>
+        </w:numPr>
+        <w:pStyle w:val="Compact"/>
+      </w:pPr>
+      <w:r>
+        <w:rPr>
+          <w:bCs/>
+          <w:b/>
+        </w:rPr>
+        <w:t xml:space="preserve">Root / Mode dropdowns + Set</w:t>
+      </w:r>
+      <w:r>
+        <w:t xml:space="preserve"> </w:t>
+      </w:r>
+      <w:r>
+        <w:t xml:space="preserve">— manually corrects the detected key</w:t>
+      </w:r>
+      <w:r>
+        <w:t xml:space="preserve"> </w:t>
+      </w:r>
+      <w:r>
+        <w:t xml:space="preserve">if the automatic guess is wrong.</w:t>
+      </w:r>
+    </w:p>
+    <w:p>
+      <w:pPr>
+        <w:numPr>
+          <w:ilvl w:val="0"/>
+          <w:numId w:val="1030"/>
+        </w:numPr>
+        <w:pStyle w:val="Compact"/>
+      </w:pPr>
+      <w:r>
+        <w:rPr>
+          <w:bCs/>
+          <w:b/>
+        </w:rPr>
+        <w:t xml:space="preserve">Reset</w:t>
+      </w:r>
+      <w:r>
+        <w:t xml:space="preserve"> </w:t>
+      </w:r>
+      <w:r>
+        <w:t xml:space="preserve">(key correction) — reverts back to the originally detected</w:t>
+      </w:r>
+      <w:r>
+        <w:t xml:space="preserve"> </w:t>
+      </w:r>
+      <w:r>
+        <w:t xml:space="preserve">key.</w:t>
+      </w:r>
+    </w:p>
+    <w:p>
+      <w:pPr>
+        <w:numPr>
+          <w:ilvl w:val="0"/>
+          <w:numId w:val="1030"/>
+        </w:numPr>
+        <w:pStyle w:val="Compact"/>
+      </w:pPr>
+      <w:r>
+        <w:rPr>
+          <w:bCs/>
+          <w:b/>
+        </w:rPr>
+        <w:t xml:space="preserve">Start / Step / Target %</w:t>
+      </w:r>
+      <w:r>
+        <w:t xml:space="preserve"> </w:t>
+      </w:r>
+      <w:r>
+        <w:t xml:space="preserve">(Speed Trainer) — configures a practice</w:t>
+      </w:r>
+      <w:r>
+        <w:t xml:space="preserve"> </w:t>
+      </w:r>
+      <w:r>
+        <w:t xml:space="preserve">ramp: starting speed, how much to increase each step, and the target</w:t>
+      </w:r>
+      <w:r>
+        <w:t xml:space="preserve"> </w:t>
+      </w:r>
+      <w:r>
+        <w:t xml:space="preserve">speed.</w:t>
+      </w:r>
+    </w:p>
+    <w:p>
+      <w:pPr>
+        <w:numPr>
+          <w:ilvl w:val="0"/>
+          <w:numId w:val="1030"/>
+        </w:numPr>
+        <w:pStyle w:val="Compact"/>
+      </w:pPr>
+      <w:r>
+        <w:rPr>
+          <w:bCs/>
+          <w:b/>
+        </w:rPr>
+        <w:t xml:space="preserve">Start at Start%</w:t>
+      </w:r>
+      <w:r>
+        <w:t xml:space="preserve"> </w:t>
+      </w:r>
+      <w:r>
+        <w:t xml:space="preserve">— jumps the Speed slider straight to the</w:t>
+      </w:r>
+      <w:r>
+        <w:t xml:space="preserve"> </w:t>
+      </w:r>
+      <w:r>
+        <w:t xml:space="preserve">configured starting percentage.</w:t>
+      </w:r>
+    </w:p>
+    <w:p>
+      <w:pPr>
+        <w:numPr>
+          <w:ilvl w:val="0"/>
+          <w:numId w:val="1030"/>
+        </w:numPr>
+        <w:pStyle w:val="Compact"/>
+      </w:pPr>
+      <w:r>
+        <w:rPr>
+          <w:bCs/>
+          <w:b/>
+        </w:rPr>
+        <w:t xml:space="preserve">Step up</w:t>
+      </w:r>
+      <w:r>
+        <w:t xml:space="preserve"> </w:t>
+      </w:r>
+      <w:r>
+        <w:t xml:space="preserve">— increases the Speed slider by the configured step</w:t>
+      </w:r>
+      <w:r>
+        <w:t xml:space="preserve"> </w:t>
+      </w:r>
+      <w:r>
+        <w:t xml:space="preserve">amount (for gradually working a passage up to full tempo).</w:t>
+      </w:r>
+    </w:p>
+    <w:p>
+      <w:pPr>
+        <w:numPr>
+          <w:ilvl w:val="0"/>
+          <w:numId w:val="1030"/>
+        </w:numPr>
+        <w:pStyle w:val="Compact"/>
+      </w:pPr>
+      <w:r>
+        <w:rPr>
+          <w:bCs/>
+          <w:b/>
+        </w:rPr>
+        <w:t xml:space="preserve">Spectral / Mid-side / Hybrid</w:t>
+      </w:r>
+      <w:r>
+        <w:t xml:space="preserve"> </w:t>
+      </w:r>
+      <w:r>
+        <w:t xml:space="preserve">(Guitar split) — three different</w:t>
+      </w:r>
+      <w:r>
+        <w:t xml:space="preserve"> </w:t>
+      </w:r>
+      <w:r>
+        <w:t xml:space="preserve">algorithms for splitting a combined</w:t>
+      </w:r>
+      <w:r>
+        <w:t xml:space="preserve"> </w:t>
+      </w:r>
+      <w:r>
+        <w:t xml:space="preserve">“</w:t>
+      </w:r>
+      <w:r>
+        <w:t xml:space="preserve">guitar</w:t>
+      </w:r>
+      <w:r>
+        <w:t xml:space="preserve">”</w:t>
+      </w:r>
+      <w:r>
+        <w:t xml:space="preserve"> </w:t>
+      </w:r>
+      <w:r>
+        <w:t xml:space="preserve">stem into lead/rhythm</w:t>
+      </w:r>
+      <w:r>
+        <w:t xml:space="preserve"> </w:t>
+      </w:r>
+      <w:r>
+        <w:t xml:space="preserve">candidates.</w:t>
+      </w:r>
+    </w:p>
+    <w:p>
+      <w:pPr>
+        <w:numPr>
+          <w:ilvl w:val="0"/>
+          <w:numId w:val="1030"/>
+        </w:numPr>
+        <w:pStyle w:val="Compact"/>
+      </w:pPr>
+      <w:r>
+        <w:rPr>
+          <w:bCs/>
+          <w:b/>
+        </w:rPr>
+        <w:t xml:space="preserve">Run split</w:t>
+      </w:r>
+      <w:r>
+        <w:t xml:space="preserve"> </w:t>
+      </w:r>
+      <w:r>
+        <w:t xml:space="preserve">— executes the selected guitar-split algorithm.</w:t>
+      </w:r>
+    </w:p>
+    <w:p>
+      <w:pPr>
+        <w:numPr>
+          <w:ilvl w:val="0"/>
+          <w:numId w:val="1030"/>
+        </w:numPr>
+        <w:pStyle w:val="Compact"/>
+      </w:pPr>
+      <w:r>
+        <w:rPr>
+          <w:bCs/>
+          <w:b/>
+        </w:rPr>
+        <w:t xml:space="preserve">Export format</w:t>
+      </w:r>
+      <w:r>
+        <w:t xml:space="preserve"> </w:t>
+      </w:r>
+      <w:r>
+        <w:t xml:space="preserve">— WAV or MP3 for the bounced mixdown.</w:t>
+      </w:r>
+    </w:p>
+    <w:p>
+      <w:pPr>
+        <w:numPr>
+          <w:ilvl w:val="0"/>
+          <w:numId w:val="1030"/>
+        </w:numPr>
+        <w:pStyle w:val="Compact"/>
+      </w:pPr>
+      <w:r>
+        <w:rPr>
+          <w:bCs/>
+          <w:b/>
+        </w:rPr>
+        <w:t xml:space="preserve">Output name</w:t>
+      </w:r>
+      <w:r>
+        <w:t xml:space="preserve"> </w:t>
+      </w:r>
+      <w:r>
+        <w:t xml:space="preserve">— filename for the exported mix.</w:t>
+      </w:r>
+    </w:p>
+    <w:p>
+      <w:pPr>
+        <w:numPr>
+          <w:ilvl w:val="0"/>
+          <w:numId w:val="1030"/>
+        </w:numPr>
+        <w:pStyle w:val="Compact"/>
+      </w:pPr>
+      <w:r>
+        <w:rPr>
+          <w:bCs/>
+          <w:b/>
+        </w:rPr>
+        <w:t xml:space="preserve">Target LUFS</w:t>
+      </w:r>
+      <w:r>
+        <w:t xml:space="preserve"> </w:t>
+      </w:r>
+      <w:r>
+        <w:t xml:space="preserve">— the loudness level the export is normalized to.</w:t>
+      </w:r>
+    </w:p>
+    <w:p>
+      <w:pPr>
+        <w:numPr>
+          <w:ilvl w:val="0"/>
+          <w:numId w:val="1030"/>
+        </w:numPr>
+        <w:pStyle w:val="Compact"/>
+      </w:pPr>
+      <w:r>
+        <w:rPr>
+          <w:bCs/>
+          <w:b/>
+        </w:rPr>
+        <w:t xml:space="preserve">Normalize loudness</w:t>
+      </w:r>
+      <w:r>
+        <w:t xml:space="preserve"> </w:t>
+      </w:r>
+      <w:r>
+        <w:t xml:space="preserve">— toggles whether the export is</w:t>
+      </w:r>
+      <w:r>
+        <w:t xml:space="preserve"> </w:t>
+      </w:r>
+      <w:r>
+        <w:t xml:space="preserve">loudness-matched to the Target LUFS at all.</w:t>
+      </w:r>
+    </w:p>
+    <w:p>
+      <w:pPr>
+        <w:numPr>
+          <w:ilvl w:val="0"/>
+          <w:numId w:val="1030"/>
+        </w:numPr>
+        <w:pStyle w:val="Compact"/>
+      </w:pPr>
+      <w:r>
+        <w:rPr>
+          <w:bCs/>
+          <w:b/>
+        </w:rPr>
+        <w:t xml:space="preserve">Max boost cap (dB)</w:t>
+      </w:r>
+      <w:r>
+        <w:t xml:space="preserve"> </w:t>
+      </w:r>
+      <w:r>
+        <w:t xml:space="preserve">— limits how much a quiet mix gets boosted</w:t>
+      </w:r>
+      <w:r>
+        <w:t xml:space="preserve"> </w:t>
+      </w:r>
+      <w:r>
+        <w:t xml:space="preserve">during normalization, to avoid amplifying separation artifacts.</w:t>
+      </w:r>
+    </w:p>
+    <w:p>
+      <w:pPr>
+        <w:numPr>
+          <w:ilvl w:val="0"/>
+          <w:numId w:val="1030"/>
+        </w:numPr>
+        <w:pStyle w:val="Compact"/>
+      </w:pPr>
+      <w:r>
+        <w:rPr>
+          <w:bCs/>
+          <w:b/>
+        </w:rPr>
+        <w:t xml:space="preserve">Export</w:t>
+      </w:r>
+      <w:r>
+        <w:t xml:space="preserve"> </w:t>
+      </w:r>
+      <w:r>
+        <w:t xml:space="preserve">— bounces the current mix (exactly what you hear, solo</w:t>
+      </w:r>
+      <w:r>
+        <w:t xml:space="preserve"> </w:t>
+      </w:r>
+      <w:r>
+        <w:t xml:space="preserve">excepted) to a file.</w:t>
+      </w:r>
+    </w:p>
+    <w:bookmarkEnd w:id="100"/>
+    <w:bookmarkStart w:id="101" w:name="play-along-screen"/>
+    <w:p>
+      <w:pPr>
+        <w:pStyle w:val="Heading3"/>
+      </w:pPr>
+      <w:r>
+        <w:t xml:space="preserve">Play Along screen</w:t>
+      </w:r>
+    </w:p>
+    <w:p>
+      <w:pPr>
+        <w:numPr>
+          <w:ilvl w:val="0"/>
+          <w:numId w:val="1031"/>
+        </w:numPr>
+        <w:pStyle w:val="Compact"/>
+      </w:pPr>
+      <w:r>
+        <w:rPr>
+          <w:bCs/>
+          <w:b/>
+        </w:rPr>
+        <w:t xml:space="preserve">Guitar Tuner gauge</w:t>
+      </w:r>
+      <w:r>
+        <w:t xml:space="preserve"> </w:t>
+      </w:r>
+      <w:r>
+        <w:t xml:space="preserve">— shows detected pitch and note name as you</w:t>
+      </w:r>
+      <w:r>
+        <w:t xml:space="preserve"> </w:t>
+      </w:r>
+      <w:r>
+        <w:t xml:space="preserve">play; the semi-circle arc/needle colors red (flat), blue (sharp), or</w:t>
+      </w:r>
+      <w:r>
+        <w:t xml:space="preserve"> </w:t>
+      </w:r>
+      <w:r>
+        <w:t xml:space="preserve">yellow (in tune, within a few cents).</w:t>
+      </w:r>
+    </w:p>
+    <w:p>
+      <w:pPr>
+        <w:numPr>
+          <w:ilvl w:val="0"/>
+          <w:numId w:val="1031"/>
+        </w:numPr>
+        <w:pStyle w:val="Compact"/>
+      </w:pPr>
+      <w:r>
+        <w:rPr>
+          <w:bCs/>
+          <w:b/>
+        </w:rPr>
+        <w:t xml:space="preserve">🎤 (tuner mic button)</w:t>
+      </w:r>
+      <w:r>
+        <w:t xml:space="preserve"> </w:t>
+      </w:r>
+      <w:r>
+        <w:t xml:space="preserve">— turns the tuner on/off; muting the backing</w:t>
+      </w:r>
+      <w:r>
+        <w:t xml:space="preserve"> </w:t>
+      </w:r>
+      <w:r>
+        <w:t xml:space="preserve">track and your amp tone while it’s active.</w:t>
+      </w:r>
+    </w:p>
+    <w:p>
+      <w:pPr>
+        <w:numPr>
+          <w:ilvl w:val="0"/>
+          <w:numId w:val="1031"/>
+        </w:numPr>
+        <w:pStyle w:val="Compact"/>
+      </w:pPr>
+      <w:r>
+        <w:rPr>
+          <w:bCs/>
+          <w:b/>
+        </w:rPr>
+        <w:t xml:space="preserve">Rig Preset dropdown</w:t>
+      </w:r>
+      <w:r>
+        <w:t xml:space="preserve"> </w:t>
+      </w:r>
+      <w:r>
+        <w:t xml:space="preserve">(quick-pick) — instantly switches your whole</w:t>
+      </w:r>
+      <w:r>
+        <w:t xml:space="preserve"> </w:t>
+      </w:r>
+      <w:r>
+        <w:t xml:space="preserve">amp/pedal rig to a saved preset without leaving this screen.</w:t>
+      </w:r>
+    </w:p>
+    <w:p>
+      <w:pPr>
+        <w:numPr>
+          <w:ilvl w:val="0"/>
+          <w:numId w:val="1031"/>
+        </w:numPr>
+        <w:pStyle w:val="Compact"/>
+      </w:pPr>
+      <w:r>
+        <w:rPr>
+          <w:bCs/>
+          <w:b/>
+        </w:rPr>
+        <w:t xml:space="preserve">● Record / Stop / Undo / Clear</w:t>
+      </w:r>
+      <w:r>
+        <w:t xml:space="preserve"> </w:t>
+      </w:r>
+      <w:r>
+        <w:t xml:space="preserve">(Looper) — records a loop of your</w:t>
+      </w:r>
+      <w:r>
+        <w:t xml:space="preserve"> </w:t>
+      </w:r>
+      <w:r>
+        <w:t xml:space="preserve">playing in real time, stops it, undoes the last overdub layer, or</w:t>
+      </w:r>
+      <w:r>
+        <w:t xml:space="preserve"> </w:t>
+      </w:r>
+      <w:r>
+        <w:t xml:space="preserve">clears the whole loop.</w:t>
+      </w:r>
+    </w:p>
+    <w:p>
+      <w:pPr>
+        <w:numPr>
+          <w:ilvl w:val="0"/>
+          <w:numId w:val="1031"/>
+        </w:numPr>
+        <w:pStyle w:val="Compact"/>
+      </w:pPr>
+      <w:r>
+        <w:rPr>
+          <w:bCs/>
+          <w:b/>
+        </w:rPr>
+        <w:t xml:space="preserve">🎸 Save that!</w:t>
+      </w:r>
+      <w:r>
+        <w:t xml:space="preserve"> </w:t>
+      </w:r>
+      <w:r>
+        <w:t xml:space="preserve">(Riff Capture) — saves the last ~20 seconds of your</w:t>
+      </w:r>
+      <w:r>
+        <w:t xml:space="preserve"> </w:t>
+      </w:r>
+      <w:r>
+        <w:t xml:space="preserve">playing, which is always rolling in the background once your rig is</w:t>
+      </w:r>
+      <w:r>
+        <w:t xml:space="preserve"> </w:t>
+      </w:r>
+      <w:r>
+        <w:t xml:space="preserve">live — for catching a good idea you just improvised.</w:t>
+      </w:r>
+    </w:p>
+    <w:p>
+      <w:pPr>
+        <w:numPr>
+          <w:ilvl w:val="0"/>
+          <w:numId w:val="1031"/>
+        </w:numPr>
+        <w:pStyle w:val="Compact"/>
+      </w:pPr>
+      <w:r>
+        <w:rPr>
+          <w:bCs/>
+          <w:b/>
+        </w:rPr>
+        <w:t xml:space="preserve">● Record</w:t>
+      </w:r>
+      <w:r>
+        <w:t xml:space="preserve"> </w:t>
+      </w:r>
+      <w:r>
+        <w:t xml:space="preserve">(Record performance) — records a performance take: your</w:t>
+      </w:r>
+      <w:r>
+        <w:t xml:space="preserve"> </w:t>
+      </w:r>
+      <w:r>
+        <w:t xml:space="preserve">guitar rig’s output plus (optionally) the backing track and camera,</w:t>
+      </w:r>
+      <w:r>
+        <w:t xml:space="preserve"> </w:t>
+      </w:r>
+      <w:r>
+        <w:t xml:space="preserve">for something watchable afterward.</w:t>
+      </w:r>
+    </w:p>
+    <w:p>
+      <w:pPr>
+        <w:numPr>
+          <w:ilvl w:val="0"/>
+          <w:numId w:val="1031"/>
+        </w:numPr>
+        <w:pStyle w:val="Compact"/>
+      </w:pPr>
+      <w:r>
+        <w:rPr>
+          <w:bCs/>
+          <w:b/>
+        </w:rPr>
+        <w:t xml:space="preserve">Go to Rate My Take →</w:t>
+      </w:r>
+      <w:r>
+        <w:t xml:space="preserve"> </w:t>
+      </w:r>
+      <w:r>
+        <w:t xml:space="preserve">— jumps to AI Lab’s Rate My Take tab, for</w:t>
+      </w:r>
+      <w:r>
+        <w:t xml:space="preserve"> </w:t>
+      </w:r>
+      <w:r>
+        <w:t xml:space="preserve">when you want a scored take instead of a watchable one.</w:t>
+      </w:r>
+    </w:p>
+    <w:p>
+      <w:pPr>
+        <w:numPr>
+          <w:ilvl w:val="0"/>
+          <w:numId w:val="1031"/>
+        </w:numPr>
+        <w:pStyle w:val="Compact"/>
+      </w:pPr>
+      <w:r>
+        <w:rPr>
+          <w:bCs/>
+          <w:b/>
+        </w:rPr>
+        <w:t xml:space="preserve">Start backing track with recording</w:t>
+      </w:r>
+      <w:r>
+        <w:t xml:space="preserve"> </w:t>
+      </w:r>
+      <w:r>
+        <w:t xml:space="preserve">— whether playback starts</w:t>
+      </w:r>
+      <w:r>
+        <w:t xml:space="preserve"> </w:t>
+      </w:r>
+      <w:r>
+        <w:t xml:space="preserve">automatically the moment you hit Record.</w:t>
+      </w:r>
+    </w:p>
+    <w:p>
+      <w:pPr>
+        <w:numPr>
+          <w:ilvl w:val="0"/>
+          <w:numId w:val="1031"/>
+        </w:numPr>
+        <w:pStyle w:val="Compact"/>
+      </w:pPr>
+      <w:r>
+        <w:rPr>
+          <w:bCs/>
+          <w:b/>
+        </w:rPr>
+        <w:t xml:space="preserve">Start with count-in</w:t>
+      </w:r>
+      <w:r>
+        <w:t xml:space="preserve"> </w:t>
+      </w:r>
+      <w:r>
+        <w:t xml:space="preserve">— adds 2 bars of click before a recording</w:t>
+      </w:r>
+      <w:r>
+        <w:t xml:space="preserve"> </w:t>
+      </w:r>
+      <w:r>
+        <w:t xml:space="preserve">starts.</w:t>
+      </w:r>
+    </w:p>
+    <w:p>
+      <w:pPr>
+        <w:numPr>
+          <w:ilvl w:val="0"/>
+          <w:numId w:val="1031"/>
+        </w:numPr>
+        <w:pStyle w:val="Compact"/>
+      </w:pPr>
+      <w:r>
+        <w:rPr>
+          <w:bCs/>
+          <w:b/>
+        </w:rPr>
+        <w:t xml:space="preserve">Practice mode: auto-retake each loop pass</w:t>
+      </w:r>
+      <w:r>
+        <w:t xml:space="preserve"> </w:t>
+      </w:r>
+      <w:r>
+        <w:t xml:space="preserve">— with a loop region and</w:t>
+      </w:r>
+      <w:r>
+        <w:t xml:space="preserve"> </w:t>
+      </w:r>
+      <w:r>
+        <w:t xml:space="preserve">Loop enabled, automatically saves each pass through the loop as its</w:t>
+      </w:r>
+      <w:r>
+        <w:t xml:space="preserve"> </w:t>
+      </w:r>
+      <w:r>
+        <w:t xml:space="preserve">own separate take.</w:t>
+      </w:r>
+    </w:p>
+    <w:p>
+      <w:pPr>
+        <w:numPr>
+          <w:ilvl w:val="0"/>
+          <w:numId w:val="1031"/>
+        </w:numPr>
+        <w:pStyle w:val="Compact"/>
+      </w:pPr>
+      <w:r>
+        <w:rPr>
+          <w:bCs/>
+          <w:b/>
+        </w:rPr>
+        <w:t xml:space="preserve">Show framing guides</w:t>
+      </w:r>
+      <w:r>
+        <w:t xml:space="preserve"> </w:t>
+      </w:r>
+      <w:r>
+        <w:t xml:space="preserve">— overlays on-screen guides on the camera</w:t>
+      </w:r>
+      <w:r>
+        <w:t xml:space="preserve"> </w:t>
+      </w:r>
+      <w:r>
+        <w:t xml:space="preserve">preview to help frame the shot.</w:t>
+      </w:r>
+    </w:p>
+    <w:p>
+      <w:pPr>
+        <w:numPr>
+          <w:ilvl w:val="0"/>
+          <w:numId w:val="1031"/>
+        </w:numPr>
+        <w:pStyle w:val="Compact"/>
+      </w:pPr>
+      <w:r>
+        <w:rPr>
+          <w:bCs/>
+          <w:b/>
+        </w:rPr>
+        <w:t xml:space="preserve">Camera dropdown + Enable camera</w:t>
+      </w:r>
+      <w:r>
+        <w:t xml:space="preserve"> </w:t>
+      </w:r>
+      <w:r>
+        <w:t xml:space="preserve">— picks and turns on a webcam for</w:t>
+      </w:r>
+      <w:r>
+        <w:t xml:space="preserve"> </w:t>
+      </w:r>
+      <w:r>
+        <w:t xml:space="preserve">video performance takes.</w:t>
+      </w:r>
+    </w:p>
+    <w:p>
+      <w:pPr>
+        <w:numPr>
+          <w:ilvl w:val="0"/>
+          <w:numId w:val="1031"/>
+        </w:numPr>
+        <w:pStyle w:val="Compact"/>
+      </w:pPr>
+      <w:r>
+        <w:rPr>
+          <w:bCs/>
+          <w:b/>
+        </w:rPr>
+        <w:t xml:space="preserve">Quality dropdown</w:t>
+      </w:r>
+      <w:r>
+        <w:t xml:space="preserve"> </w:t>
+      </w:r>
+      <w:r>
+        <w:t xml:space="preserve">— recording resolution/framerate (720p or</w:t>
+      </w:r>
+      <w:r>
+        <w:t xml:space="preserve"> </w:t>
+      </w:r>
+      <w:r>
+        <w:t xml:space="preserve">1080p).</w:t>
+      </w:r>
+    </w:p>
+    <w:p>
+      <w:pPr>
+        <w:numPr>
+          <w:ilvl w:val="0"/>
+          <w:numId w:val="1031"/>
+        </w:numPr>
+        <w:pStyle w:val="Compact"/>
+      </w:pPr>
+      <w:r>
+        <w:rPr>
+          <w:bCs/>
+          <w:b/>
+        </w:rPr>
+        <w:t xml:space="preserve">A/V offset (ms)</w:t>
+      </w:r>
+      <w:r>
+        <w:t xml:space="preserve"> </w:t>
+      </w:r>
+      <w:r>
+        <w:t xml:space="preserve">— manually delays the audio to match a camera that</w:t>
+      </w:r>
+      <w:r>
+        <w:t xml:space="preserve"> </w:t>
+      </w:r>
+      <w:r>
+        <w:t xml:space="preserve">lags behind, if needed.</w:t>
+      </w:r>
+    </w:p>
+    <w:p>
+      <w:pPr>
+        <w:numPr>
+          <w:ilvl w:val="0"/>
+          <w:numId w:val="1031"/>
+        </w:numPr>
+        <w:pStyle w:val="Compact"/>
+      </w:pPr>
+      <w:r>
+        <w:rPr>
+          <w:bCs/>
+          <w:b/>
+        </w:rPr>
+        <w:t xml:space="preserve">Auto-calibrate</w:t>
+      </w:r>
+      <w:r>
+        <w:t xml:space="preserve"> </w:t>
+      </w:r>
+      <w:r>
+        <w:t xml:space="preserve">— measures and sets that A/V offset automatically</w:t>
+      </w:r>
+      <w:r>
+        <w:t xml:space="preserve"> </w:t>
+      </w:r>
+      <w:r>
+        <w:t xml:space="preserve">by having you strum once after a beat.</w:t>
+      </w:r>
+    </w:p>
+    <w:p>
+      <w:pPr>
+        <w:numPr>
+          <w:ilvl w:val="0"/>
+          <w:numId w:val="1031"/>
+        </w:numPr>
+        <w:pStyle w:val="Compact"/>
+      </w:pPr>
+      <w:r>
+        <w:rPr>
+          <w:bCs/>
+          <w:b/>
+        </w:rPr>
+        <w:t xml:space="preserve">Takes list</w:t>
+      </w:r>
+      <w:r>
+        <w:t xml:space="preserve"> </w:t>
+      </w:r>
+      <w:r>
+        <w:t xml:space="preserve">— every take recorded for this song; check two boxes to</w:t>
+      </w:r>
+      <w:r>
+        <w:t xml:space="preserve"> </w:t>
+      </w:r>
+      <w:r>
+        <w:t xml:space="preserve">compare them side by side.</w:t>
+      </w:r>
+    </w:p>
+    <w:p>
+      <w:pPr>
+        <w:numPr>
+          <w:ilvl w:val="0"/>
+          <w:numId w:val="1031"/>
+        </w:numPr>
+        <w:pStyle w:val="Compact"/>
+      </w:pPr>
+      <w:r>
+        <w:rPr>
+          <w:bCs/>
+          <w:b/>
+        </w:rPr>
+        <w:t xml:space="preserve">Trim start / Trim end sliders + Trim</w:t>
+      </w:r>
+      <w:r>
+        <w:t xml:space="preserve"> </w:t>
+      </w:r>
+      <w:r>
+        <w:t xml:space="preserve">— losslessly cuts a take down</w:t>
+      </w:r>
+      <w:r>
+        <w:t xml:space="preserve"> </w:t>
+      </w:r>
+      <w:r>
+        <w:t xml:space="preserve">to a specific range, saved as a new file.</w:t>
+      </w:r>
+    </w:p>
+    <w:p>
+      <w:pPr>
+        <w:numPr>
+          <w:ilvl w:val="0"/>
+          <w:numId w:val="1031"/>
+        </w:numPr>
+        <w:pStyle w:val="Compact"/>
+      </w:pPr>
+      <w:r>
+        <w:rPr>
+          <w:bCs/>
+          <w:b/>
+        </w:rPr>
+        <w:t xml:space="preserve">▶ Play both / Pause / ■ Stop</w:t>
+      </w:r>
+      <w:r>
+        <w:t xml:space="preserve"> </w:t>
+      </w:r>
+      <w:r>
+        <w:t xml:space="preserve">(Compare takes) — plays two selected</w:t>
+      </w:r>
+      <w:r>
+        <w:t xml:space="preserve"> </w:t>
+      </w:r>
+      <w:r>
+        <w:t xml:space="preserve">takes in sync with each other.</w:t>
+      </w:r>
+    </w:p>
+    <w:p>
+      <w:pPr>
+        <w:numPr>
+          <w:ilvl w:val="0"/>
+          <w:numId w:val="1031"/>
+        </w:numPr>
+        <w:pStyle w:val="Compact"/>
+      </w:pPr>
+      <w:r>
+        <w:rPr>
+          <w:bCs/>
+          <w:b/>
+        </w:rPr>
+        <w:t xml:space="preserve">Listening: A / B</w:t>
+      </w:r>
+      <w:r>
+        <w:t xml:space="preserve"> </w:t>
+      </w:r>
+      <w:r>
+        <w:t xml:space="preserve">— switches which of the two synced takes you’re</w:t>
+      </w:r>
+      <w:r>
+        <w:t xml:space="preserve"> </w:t>
+      </w:r>
+      <w:r>
+        <w:t xml:space="preserve">actually hearing (both play, only one is audible at a time).</w:t>
+      </w:r>
+    </w:p>
+    <w:p>
+      <w:pPr>
+        <w:numPr>
+          <w:ilvl w:val="0"/>
+          <w:numId w:val="1031"/>
+        </w:numPr>
+        <w:pStyle w:val="Compact"/>
+      </w:pPr>
+      <w:r>
+        <w:rPr>
+          <w:bCs/>
+          <w:b/>
+        </w:rPr>
+        <w:t xml:space="preserve">Compare seek slider</w:t>
+      </w:r>
+      <w:r>
+        <w:t xml:space="preserve"> </w:t>
+      </w:r>
+      <w:r>
+        <w:t xml:space="preserve">— scrubs both synced takes together.</w:t>
+      </w:r>
+    </w:p>
+    <w:p>
+      <w:pPr>
+        <w:numPr>
+          <w:ilvl w:val="0"/>
+          <w:numId w:val="1031"/>
+        </w:numPr>
+        <w:pStyle w:val="Compact"/>
+      </w:pPr>
+      <w:r>
+        <w:rPr>
+          <w:bCs/>
+          <w:b/>
+        </w:rPr>
+        <w:t xml:space="preserve">Exported Tracks list + player</w:t>
+      </w:r>
+      <w:r>
+        <w:t xml:space="preserve"> </w:t>
+      </w:r>
+      <w:r>
+        <w:t xml:space="preserve">— lets you play back a previously</w:t>
+      </w:r>
+      <w:r>
+        <w:t xml:space="preserve"> </w:t>
+      </w:r>
+      <w:r>
+        <w:t xml:space="preserve">exported mixdown right from this screen.</w:t>
+      </w:r>
+    </w:p>
+    <w:bookmarkEnd w:id="101"/>
+    <w:bookmarkStart w:id="102" w:name="tone-lab-screen-amppedal-rig"/>
+    <w:p>
+      <w:pPr>
+        <w:pStyle w:val="Heading3"/>
+      </w:pPr>
+      <w:r>
+        <w:t xml:space="preserve">Tone Lab screen (amp/pedal rig)</w:t>
+      </w:r>
+    </w:p>
+    <w:p>
+      <w:pPr>
+        <w:numPr>
+          <w:ilvl w:val="0"/>
+          <w:numId w:val="1032"/>
+        </w:numPr>
+        <w:pStyle w:val="Compact"/>
+      </w:pPr>
+      <w:r>
+        <w:rPr>
+          <w:bCs/>
+          <w:b/>
+        </w:rPr>
+        <w:t xml:space="preserve">Input meter</w:t>
+      </w:r>
+      <w:r>
+        <w:t xml:space="preserve"> </w:t>
+      </w:r>
+      <w:r>
+        <w:t xml:space="preserve">— shows the live level of your guitar’s input signal.</w:t>
+      </w:r>
+    </w:p>
+    <w:p>
+      <w:pPr>
+        <w:numPr>
+          <w:ilvl w:val="0"/>
+          <w:numId w:val="1032"/>
+        </w:numPr>
+        <w:pStyle w:val="Compact"/>
+      </w:pPr>
+      <w:r>
+        <w:rPr>
+          <w:bCs/>
+          <w:b/>
+        </w:rPr>
+        <w:t xml:space="preserve">Clear</w:t>
+      </w:r>
+      <w:r>
+        <w:t xml:space="preserve"> </w:t>
+      </w:r>
+      <w:r>
+        <w:t xml:space="preserve">(clip indicator) — resets the</w:t>
+      </w:r>
+      <w:r>
+        <w:t xml:space="preserve"> </w:t>
+      </w:r>
+      <w:r>
+        <w:t xml:space="preserve">“</w:t>
+      </w:r>
+      <w:r>
+        <w:t xml:space="preserve">clipping</w:t>
+      </w:r>
+      <w:r>
+        <w:t xml:space="preserve">”</w:t>
+      </w:r>
+      <w:r>
+        <w:t xml:space="preserve"> </w:t>
+      </w:r>
+      <w:r>
+        <w:t xml:space="preserve">warning light,</w:t>
+      </w:r>
+      <w:r>
+        <w:t xml:space="preserve"> </w:t>
+      </w:r>
+      <w:r>
+        <w:t xml:space="preserve">which otherwise stays lit until manually cleared.</w:t>
+      </w:r>
+    </w:p>
+    <w:p>
+      <w:pPr>
+        <w:numPr>
+          <w:ilvl w:val="0"/>
+          <w:numId w:val="1032"/>
+        </w:numPr>
+        <w:pStyle w:val="Compact"/>
+      </w:pPr>
+      <w:r>
+        <w:rPr>
+          <w:bCs/>
+          <w:b/>
+        </w:rPr>
+        <w:t xml:space="preserve">Device dropdown + Enable input</w:t>
+      </w:r>
+      <w:r>
+        <w:t xml:space="preserve"> </w:t>
+      </w:r>
+      <w:r>
+        <w:t xml:space="preserve">— picks your audio interface/input</w:t>
+      </w:r>
+      <w:r>
+        <w:t xml:space="preserve"> </w:t>
+      </w:r>
+      <w:r>
+        <w:t xml:space="preserve">and turns on live monitoring of your guitar.</w:t>
+      </w:r>
+    </w:p>
+    <w:p>
+      <w:pPr>
+        <w:numPr>
+          <w:ilvl w:val="0"/>
+          <w:numId w:val="1032"/>
+        </w:numPr>
+        <w:pStyle w:val="Compact"/>
+      </w:pPr>
+      <w:r>
+        <w:rPr>
+          <w:bCs/>
+          <w:b/>
+        </w:rPr>
+        <w:t xml:space="preserve">Calibrate</w:t>
+      </w:r>
+      <w:r>
+        <w:t xml:space="preserve"> </w:t>
+      </w:r>
+      <w:r>
+        <w:t xml:space="preserve">— sets input gain based on you playing your loudest</w:t>
+      </w:r>
+      <w:r>
+        <w:t xml:space="preserve"> </w:t>
+      </w:r>
+      <w:r>
+        <w:t xml:space="preserve">chord, so the meter’s</w:t>
+      </w:r>
+      <w:r>
+        <w:t xml:space="preserve"> </w:t>
+      </w:r>
+      <w:r>
+        <w:t xml:space="preserve">“</w:t>
+      </w:r>
+      <w:r>
+        <w:t xml:space="preserve">too hot</w:t>
+      </w:r>
+      <w:r>
+        <w:t xml:space="preserve">”</w:t>
+      </w:r>
+      <w:r>
+        <w:t xml:space="preserve"> </w:t>
+      </w:r>
+      <w:r>
+        <w:t xml:space="preserve">zone is accurate for your actual</w:t>
+      </w:r>
+      <w:r>
+        <w:t xml:space="preserve"> </w:t>
+      </w:r>
+      <w:r>
+        <w:t xml:space="preserve">playing.</w:t>
+      </w:r>
+    </w:p>
+    <w:p>
+      <w:pPr>
+        <w:numPr>
+          <w:ilvl w:val="0"/>
+          <w:numId w:val="1032"/>
+        </w:numPr>
+        <w:pStyle w:val="Compact"/>
+      </w:pPr>
+      <w:r>
+        <w:rPr>
+          <w:bCs/>
+          <w:b/>
+        </w:rPr>
+        <w:t xml:space="preserve">Measure round-trip latency</w:t>
+      </w:r>
+      <w:r>
+        <w:t xml:space="preserve"> </w:t>
+      </w:r>
+      <w:r>
+        <w:t xml:space="preserve">— plays a test signal through a</w:t>
+      </w:r>
+      <w:r>
+        <w:t xml:space="preserve"> </w:t>
+      </w:r>
+      <w:r>
+        <w:t xml:space="preserve">physical loopback cable to measure your real hardware’s</w:t>
+      </w:r>
+      <w:r>
+        <w:t xml:space="preserve"> </w:t>
+      </w:r>
+      <w:r>
+        <w:t xml:space="preserve">input-to-output delay.</w:t>
+      </w:r>
+    </w:p>
+    <w:p>
+      <w:pPr>
+        <w:numPr>
+          <w:ilvl w:val="0"/>
+          <w:numId w:val="1032"/>
+        </w:numPr>
+        <w:pStyle w:val="Compact"/>
+      </w:pPr>
+      <w:r>
+        <w:rPr>
+          <w:bCs/>
+          <w:b/>
+        </w:rPr>
+        <w:t xml:space="preserve">Rig Preset dropdown + Load / Delete</w:t>
+      </w:r>
+      <w:r>
+        <w:t xml:space="preserve"> </w:t>
+      </w:r>
+      <w:r>
+        <w:t xml:space="preserve">— recalls or removes a saved</w:t>
+      </w:r>
+      <w:r>
+        <w:t xml:space="preserve"> </w:t>
+      </w:r>
+      <w:r>
+        <w:t xml:space="preserve">full rig configuration (amp + every pedal’s settings).</w:t>
+      </w:r>
+    </w:p>
+    <w:p>
+      <w:pPr>
+        <w:numPr>
+          <w:ilvl w:val="0"/>
+          <w:numId w:val="1032"/>
+        </w:numPr>
+        <w:pStyle w:val="Compact"/>
+      </w:pPr>
+      <w:r>
+        <w:rPr>
+          <w:bCs/>
+          <w:b/>
+        </w:rPr>
+        <w:t xml:space="preserve">New preset name + Save current rig as…</w:t>
+      </w:r>
+      <w:r>
+        <w:t xml:space="preserve"> </w:t>
+      </w:r>
+      <w:r>
+        <w:t xml:space="preserve">— saves your current</w:t>
+      </w:r>
+      <w:r>
+        <w:t xml:space="preserve"> </w:t>
+      </w:r>
+      <w:r>
+        <w:t xml:space="preserve">amp/pedal chain as a new named preset.</w:t>
+      </w:r>
+    </w:p>
+    <w:p>
+      <w:pPr>
+        <w:numPr>
+          <w:ilvl w:val="0"/>
+          <w:numId w:val="1032"/>
+        </w:numPr>
+        <w:pStyle w:val="Compact"/>
+      </w:pPr>
+      <w:r>
+        <w:rPr>
+          <w:bCs/>
+          <w:b/>
+        </w:rPr>
+        <w:t xml:space="preserve">This song’s chain (list)</w:t>
+      </w:r>
+      <w:r>
+        <w:t xml:space="preserve"> </w:t>
+      </w:r>
+      <w:r>
+        <w:t xml:space="preserve">— an ordered list of presets attached to</w:t>
+      </w:r>
+      <w:r>
+        <w:t xml:space="preserve"> </w:t>
+      </w:r>
+      <w:r>
+        <w:t xml:space="preserve">the current song, for cycling between (e.g.) Clean/Rhythm/Lead sounds</w:t>
+      </w:r>
+      <w:r>
+        <w:t xml:space="preserve"> </w:t>
+      </w:r>
+      <w:r>
+        <w:t xml:space="preserve">mid-song.</w:t>
+      </w:r>
+    </w:p>
+    <w:p>
+      <w:pPr>
+        <w:numPr>
+          <w:ilvl w:val="0"/>
+          <w:numId w:val="1032"/>
+        </w:numPr>
+        <w:pStyle w:val="Compact"/>
+      </w:pPr>
+      <w:r>
+        <w:rPr>
+          <w:bCs/>
+          <w:b/>
+        </w:rPr>
+        <w:t xml:space="preserve">+ Add to this song’s chain</w:t>
+      </w:r>
+      <w:r>
+        <w:t xml:space="preserve"> </w:t>
+      </w:r>
+      <w:r>
+        <w:t xml:space="preserve">— adds the currently-loaded preset to</w:t>
+      </w:r>
+      <w:r>
+        <w:t xml:space="preserve"> </w:t>
+      </w:r>
+      <w:r>
+        <w:t xml:space="preserve">that ordered list.</w:t>
+      </w:r>
+    </w:p>
+    <w:p>
+      <w:pPr>
+        <w:numPr>
+          <w:ilvl w:val="0"/>
+          <w:numId w:val="1032"/>
+        </w:numPr>
+        <w:pStyle w:val="Compact"/>
+      </w:pPr>
+      <w:r>
+        <w:rPr>
+          <w:bCs/>
+          <w:b/>
+        </w:rPr>
+        <w:t xml:space="preserve">Cycle forward/backward (keyboard) — Change…</w:t>
+      </w:r>
+      <w:r>
+        <w:t xml:space="preserve"> </w:t>
+      </w:r>
+      <w:r>
+        <w:t xml:space="preserve">— sets which keyboard</w:t>
+      </w:r>
+      <w:r>
+        <w:t xml:space="preserve"> </w:t>
+      </w:r>
+      <w:r>
+        <w:t xml:space="preserve">key advances/reverses through this song’s preset chain.</w:t>
+      </w:r>
+    </w:p>
+    <w:p>
+      <w:pPr>
+        <w:numPr>
+          <w:ilvl w:val="0"/>
+          <w:numId w:val="1032"/>
+        </w:numPr>
+        <w:pStyle w:val="Compact"/>
+      </w:pPr>
+      <w:r>
+        <w:rPr>
+          <w:bCs/>
+          <w:b/>
+        </w:rPr>
+        <w:t xml:space="preserve">MIDI device dropdown</w:t>
+      </w:r>
+      <w:r>
+        <w:t xml:space="preserve"> </w:t>
+      </w:r>
+      <w:r>
+        <w:t xml:space="preserve">— picks a connected MIDI footswitch for</w:t>
+      </w:r>
+      <w:r>
+        <w:t xml:space="preserve"> </w:t>
+      </w:r>
+      <w:r>
+        <w:t xml:space="preserve">hands-free preset cycling.</w:t>
+      </w:r>
+    </w:p>
+    <w:p>
+      <w:pPr>
+        <w:numPr>
+          <w:ilvl w:val="0"/>
+          <w:numId w:val="1032"/>
+        </w:numPr>
+        <w:pStyle w:val="Compact"/>
+      </w:pPr>
+      <w:r>
+        <w:rPr>
+          <w:bCs/>
+          <w:b/>
+        </w:rPr>
+        <w:t xml:space="preserve">Cycle forward/backward (MIDI) — Learn…</w:t>
+      </w:r>
+      <w:r>
+        <w:t xml:space="preserve"> </w:t>
+      </w:r>
+      <w:r>
+        <w:t xml:space="preserve">— listens for the next MIDI</w:t>
+      </w:r>
+      <w:r>
+        <w:t xml:space="preserve"> </w:t>
+      </w:r>
+      <w:r>
+        <w:t xml:space="preserve">message from your footswitch and binds it to advance/reverse the</w:t>
+      </w:r>
+      <w:r>
+        <w:t xml:space="preserve"> </w:t>
+      </w:r>
+      <w:r>
+        <w:t xml:space="preserve">chain.</w:t>
+      </w:r>
+    </w:p>
+    <w:p>
+      <w:pPr>
+        <w:numPr>
+          <w:ilvl w:val="0"/>
+          <w:numId w:val="1032"/>
+        </w:numPr>
+        <w:pStyle w:val="Compact"/>
+      </w:pPr>
+      <w:r>
+        <w:rPr>
+          <w:bCs/>
+          <w:b/>
+        </w:rPr>
+        <w:t xml:space="preserve">Pedal-chain icon row</w:t>
+      </w:r>
+      <w:r>
+        <w:t xml:space="preserve"> </w:t>
+      </w:r>
+      <w:r>
+        <w:t xml:space="preserve">— one icon per stage in your signal chain, in</w:t>
+      </w:r>
+      <w:r>
+        <w:t xml:space="preserve"> </w:t>
+      </w:r>
+      <w:r>
+        <w:t xml:space="preserve">actual signal order; click an icon to open its controls below, drag to</w:t>
+      </w:r>
+      <w:r>
+        <w:t xml:space="preserve"> </w:t>
+      </w:r>
+      <w:r>
+        <w:t xml:space="preserve">reorder the chain.</w:t>
+      </w:r>
+    </w:p>
+    <w:p>
+      <w:pPr>
+        <w:numPr>
+          <w:ilvl w:val="0"/>
+          <w:numId w:val="1032"/>
+        </w:numPr>
+        <w:pStyle w:val="Compact"/>
+      </w:pPr>
+      <w:r>
+        <w:rPr>
+          <w:bCs/>
+          <w:b/>
+        </w:rPr>
+        <w:t xml:space="preserve">Bypass</w:t>
+      </w:r>
+      <w:r>
+        <w:t xml:space="preserve"> </w:t>
+      </w:r>
+      <w:r>
+        <w:t xml:space="preserve">(every pedal card) — turns that individual effect on or off</w:t>
+      </w:r>
+      <w:r>
+        <w:t xml:space="preserve"> </w:t>
+      </w:r>
+      <w:r>
+        <w:t xml:space="preserve">without removing it from the chain.</w:t>
+      </w:r>
+    </w:p>
+    <w:p>
+      <w:pPr>
+        <w:numPr>
+          <w:ilvl w:val="0"/>
+          <w:numId w:val="1032"/>
+        </w:numPr>
+        <w:pStyle w:val="Compact"/>
+      </w:pPr>
+      <w:r>
+        <w:rPr>
+          <w:bCs/>
+          <w:b/>
+        </w:rPr>
+        <w:t xml:space="preserve">Noise Gate — Threshold</w:t>
+      </w:r>
+      <w:r>
+        <w:t xml:space="preserve"> </w:t>
+      </w:r>
+      <w:r>
+        <w:t xml:space="preserve">— the input level below which the gate cuts</w:t>
+      </w:r>
+      <w:r>
+        <w:t xml:space="preserve"> </w:t>
+      </w:r>
+      <w:r>
+        <w:t xml:space="preserve">signal, to silence hum/hiss between notes.</w:t>
+      </w:r>
+    </w:p>
+    <w:p>
+      <w:pPr>
+        <w:numPr>
+          <w:ilvl w:val="0"/>
+          <w:numId w:val="1032"/>
+        </w:numPr>
+        <w:pStyle w:val="Compact"/>
+      </w:pPr>
+      <w:r>
+        <w:rPr>
+          <w:bCs/>
+          <w:b/>
+        </w:rPr>
+        <w:t xml:space="preserve">Amp — Pass Through / Analog / Neural (NAM)</w:t>
+      </w:r>
+      <w:r>
+        <w:t xml:space="preserve"> </w:t>
+      </w:r>
+      <w:r>
+        <w:t xml:space="preserve">— picks the amp</w:t>
+      </w:r>
+      <w:r>
+        <w:t xml:space="preserve"> </w:t>
+      </w:r>
+      <w:r>
+        <w:t xml:space="preserve">modeling mode: no modeling, a parametric analog-style model, or a real</w:t>
+      </w:r>
+      <w:r>
+        <w:t xml:space="preserve"> </w:t>
+      </w:r>
+      <w:r>
+        <w:t xml:space="preserve">captured amp profile (NAM).</w:t>
+      </w:r>
+    </w:p>
+    <w:p>
+      <w:pPr>
+        <w:numPr>
+          <w:ilvl w:val="0"/>
+          <w:numId w:val="1032"/>
+        </w:numPr>
+        <w:pStyle w:val="Compact"/>
+      </w:pPr>
+      <w:r>
+        <w:rPr>
+          <w:bCs/>
+          <w:b/>
+        </w:rPr>
+        <w:t xml:space="preserve">Analog amp — Drive/Bass/Mid/Treble</w:t>
+      </w:r>
+      <w:r>
+        <w:t xml:space="preserve"> </w:t>
+      </w:r>
+      <w:r>
+        <w:t xml:space="preserve">— the parametric amp model’s</w:t>
+      </w:r>
+      <w:r>
+        <w:t xml:space="preserve"> </w:t>
+      </w:r>
+      <w:r>
+        <w:t xml:space="preserve">gain and tone-stack controls.</w:t>
+      </w:r>
+    </w:p>
+    <w:p>
+      <w:pPr>
+        <w:numPr>
+          <w:ilvl w:val="0"/>
+          <w:numId w:val="1032"/>
+        </w:numPr>
+        <w:pStyle w:val="Compact"/>
+      </w:pPr>
+      <w:r>
+        <w:rPr>
+          <w:bCs/>
+          <w:b/>
+        </w:rPr>
+        <w:t xml:space="preserve">Suggest from this track’s guitar stem</w:t>
+      </w:r>
+      <w:r>
+        <w:t xml:space="preserve"> </w:t>
+      </w:r>
+      <w:r>
+        <w:t xml:space="preserve">— analyzes the song’s guitar</w:t>
+      </w:r>
+      <w:r>
+        <w:t xml:space="preserve"> </w:t>
+      </w:r>
+      <w:r>
+        <w:t xml:space="preserve">stem and recommends a NAM capture likely to match its tone.</w:t>
+      </w:r>
+    </w:p>
+    <w:p>
+      <w:pPr>
+        <w:numPr>
+          <w:ilvl w:val="0"/>
+          <w:numId w:val="1032"/>
+        </w:numPr>
+        <w:pStyle w:val="Compact"/>
+      </w:pPr>
+      <w:r>
+        <w:rPr>
+          <w:bCs/>
+          <w:b/>
+        </w:rPr>
+        <w:t xml:space="preserve">NAM drop zone / choose files / choose a folder</w:t>
+      </w:r>
+      <w:r>
+        <w:t xml:space="preserve"> </w:t>
+      </w:r>
+      <w:r>
+        <w:t xml:space="preserve">— imports amp</w:t>
+      </w:r>
+      <w:r>
+        <w:t xml:space="preserve"> </w:t>
+      </w:r>
+      <w:r>
+        <w:t xml:space="preserve">captures (.nam files, folders, or .zip packs) into the model library.</w:t>
+      </w:r>
+    </w:p>
+    <w:p>
+      <w:pPr>
+        <w:numPr>
+          <w:ilvl w:val="0"/>
+          <w:numId w:val="1032"/>
+        </w:numPr>
+        <w:pStyle w:val="Compact"/>
+      </w:pPr>
+      <w:r>
+        <w:rPr>
+          <w:bCs/>
+          <w:b/>
+        </w:rPr>
+        <w:t xml:space="preserve">NAM search / browser</w:t>
+      </w:r>
+      <w:r>
+        <w:t xml:space="preserve"> </w:t>
+      </w:r>
+      <w:r>
+        <w:t xml:space="preserve">— finds and selects a specific captured amp</w:t>
+      </w:r>
+      <w:r>
+        <w:t xml:space="preserve"> </w:t>
+      </w:r>
+      <w:r>
+        <w:t xml:space="preserve">profile from your library.</w:t>
+      </w:r>
+    </w:p>
+    <w:p>
+      <w:pPr>
+        <w:numPr>
+          <w:ilvl w:val="0"/>
+          <w:numId w:val="1032"/>
+        </w:numPr>
+        <w:pStyle w:val="Compact"/>
+      </w:pPr>
+      <w:r>
+        <w:rPr>
+          <w:bCs/>
+          <w:b/>
+        </w:rPr>
+        <w:t xml:space="preserve">Neural amp — Drive/Bass/Mid/Treble/Presence/Output level</w:t>
+      </w:r>
+      <w:r>
+        <w:t xml:space="preserve"> </w:t>
+      </w:r>
+      <w:r>
+        <w:t xml:space="preserve">— shapes</w:t>
+      </w:r>
+      <w:r>
+        <w:t xml:space="preserve"> </w:t>
+      </w:r>
+      <w:r>
+        <w:t xml:space="preserve">the frozen amp capture: how hard you push it, its post-amp tone stack,</w:t>
+      </w:r>
+      <w:r>
+        <w:t xml:space="preserve"> </w:t>
+      </w:r>
+      <w:r>
+        <w:t xml:space="preserve">and its output level.</w:t>
+      </w:r>
+    </w:p>
+    <w:p>
+      <w:pPr>
+        <w:numPr>
+          <w:ilvl w:val="0"/>
+          <w:numId w:val="1032"/>
+        </w:numPr>
+        <w:pStyle w:val="Compact"/>
+      </w:pPr>
+      <w:r>
+        <w:rPr>
+          <w:bCs/>
+          <w:b/>
+        </w:rPr>
+        <w:t xml:space="preserve">Cab IR — bypass, drop zone, search/browser</w:t>
+      </w:r>
+      <w:r>
+        <w:t xml:space="preserve"> </w:t>
+      </w:r>
+      <w:r>
+        <w:t xml:space="preserve">— loads and applies a</w:t>
+      </w:r>
+      <w:r>
+        <w:t xml:space="preserve"> </w:t>
+      </w:r>
+      <w:r>
+        <w:t xml:space="preserve">cabinet impulse response (the speaker/mic’d-cab part of the tone).</w:t>
+      </w:r>
+    </w:p>
+    <w:p>
+      <w:pPr>
+        <w:numPr>
+          <w:ilvl w:val="0"/>
+          <w:numId w:val="1032"/>
+        </w:numPr>
+        <w:pStyle w:val="Compact"/>
+      </w:pPr>
+      <w:r>
+        <w:rPr>
+          <w:bCs/>
+          <w:b/>
+        </w:rPr>
+        <w:t xml:space="preserve">IR tone shape — Low cut / High cut</w:t>
+      </w:r>
+      <w:r>
+        <w:t xml:space="preserve"> </w:t>
+      </w:r>
+      <w:r>
+        <w:t xml:space="preserve">— a dedicated low/high-pass</w:t>
+      </w:r>
+      <w:r>
+        <w:t xml:space="preserve"> </w:t>
+      </w:r>
+      <w:r>
+        <w:t xml:space="preserve">filter on just the cabinet IR’s sound.</w:t>
+      </w:r>
+    </w:p>
+    <w:p>
+      <w:pPr>
+        <w:numPr>
+          <w:ilvl w:val="0"/>
+          <w:numId w:val="1032"/>
+        </w:numPr>
+        <w:pStyle w:val="Compact"/>
+      </w:pPr>
+      <w:r>
+        <w:rPr>
+          <w:bCs/>
+          <w:b/>
+        </w:rPr>
+        <w:t xml:space="preserve">EQ — Bass/Mid/Treble</w:t>
+      </w:r>
+      <w:r>
+        <w:t xml:space="preserve"> </w:t>
+      </w:r>
+      <w:r>
+        <w:t xml:space="preserve">— a general 3-band tone EQ, later in the</w:t>
+      </w:r>
+      <w:r>
+        <w:t xml:space="preserve"> </w:t>
+      </w:r>
+      <w:r>
+        <w:t xml:space="preserve">chain than the amp’s own tone stack.</w:t>
+      </w:r>
+    </w:p>
+    <w:p>
+      <w:pPr>
+        <w:numPr>
+          <w:ilvl w:val="0"/>
+          <w:numId w:val="1032"/>
+        </w:numPr>
+        <w:pStyle w:val="Compact"/>
+      </w:pPr>
+      <w:r>
+        <w:rPr>
+          <w:bCs/>
+          <w:b/>
+        </w:rPr>
+        <w:t xml:space="preserve">Compressor — Threshold/Ratio</w:t>
+      </w:r>
+      <w:r>
+        <w:t xml:space="preserve"> </w:t>
+      </w:r>
+      <w:r>
+        <w:t xml:space="preserve">— evens out your dynamics, so quiet</w:t>
+      </w:r>
+      <w:r>
+        <w:t xml:space="preserve"> </w:t>
+      </w:r>
+      <w:r>
+        <w:t xml:space="preserve">notes are boosted and loud ones are tamed.</w:t>
+      </w:r>
+    </w:p>
+    <w:p>
+      <w:pPr>
+        <w:numPr>
+          <w:ilvl w:val="0"/>
+          <w:numId w:val="1032"/>
+        </w:numPr>
+        <w:pStyle w:val="Compact"/>
+      </w:pPr>
+      <w:r>
+        <w:rPr>
+          <w:bCs/>
+          <w:b/>
+        </w:rPr>
+        <w:t xml:space="preserve">Delay/Reverb — Time/Feedback/Mix, Size/Mix</w:t>
+      </w:r>
+      <w:r>
+        <w:t xml:space="preserve"> </w:t>
+      </w:r>
+      <w:r>
+        <w:t xml:space="preserve">— echo and ambience</w:t>
+      </w:r>
+      <w:r>
+        <w:t xml:space="preserve"> </w:t>
+      </w:r>
+      <w:r>
+        <w:t xml:space="preserve">effects, each with its own bypass, timing, and mix-level controls.</w:t>
+      </w:r>
+    </w:p>
+    <w:p>
+      <w:pPr>
+        <w:numPr>
+          <w:ilvl w:val="0"/>
+          <w:numId w:val="1032"/>
+        </w:numPr>
+        <w:pStyle w:val="Compact"/>
+      </w:pPr>
+      <w:r>
+        <w:rPr>
+          <w:bCs/>
+          <w:b/>
+        </w:rPr>
+        <w:t xml:space="preserve">Auto-Wah — Rate/Depth/Center freq/Mix</w:t>
+      </w:r>
+      <w:r>
+        <w:t xml:space="preserve"> </w:t>
+      </w:r>
+      <w:r>
+        <w:t xml:space="preserve">— an LFO-driven (not</w:t>
+      </w:r>
+      <w:r>
+        <w:t xml:space="preserve"> </w:t>
+      </w:r>
+      <w:r>
+        <w:t xml:space="preserve">pedal-controlled) wah-style filter sweep.</w:t>
+      </w:r>
+    </w:p>
+    <w:p>
+      <w:pPr>
+        <w:numPr>
+          <w:ilvl w:val="0"/>
+          <w:numId w:val="1032"/>
+        </w:numPr>
+        <w:pStyle w:val="Compact"/>
+      </w:pPr>
+      <w:r>
+        <w:rPr>
+          <w:bCs/>
+          <w:b/>
+        </w:rPr>
+        <w:t xml:space="preserve">Octaver — Blend</w:t>
+      </w:r>
+      <w:r>
+        <w:t xml:space="preserve"> </w:t>
+      </w:r>
+      <w:r>
+        <w:t xml:space="preserve">— adds a real octave-down signal underneath your</w:t>
+      </w:r>
+      <w:r>
+        <w:t xml:space="preserve"> </w:t>
+      </w:r>
+      <w:r>
+        <w:t xml:space="preserve">playing (monophonic — works best on single notes).</w:t>
+      </w:r>
+    </w:p>
+    <w:p>
+      <w:pPr>
+        <w:numPr>
+          <w:ilvl w:val="0"/>
+          <w:numId w:val="1032"/>
+        </w:numPr>
+        <w:pStyle w:val="Compact"/>
+      </w:pPr>
+      <w:r>
+        <w:rPr>
+          <w:bCs/>
+          <w:b/>
+        </w:rPr>
+        <w:t xml:space="preserve">Boost/Overdrive — Drive/Level</w:t>
+      </w:r>
+      <w:r>
+        <w:t xml:space="preserve"> </w:t>
+      </w:r>
+      <w:r>
+        <w:t xml:space="preserve">— a simple gain-boost/overdrive</w:t>
+      </w:r>
+      <w:r>
+        <w:t xml:space="preserve"> </w:t>
+      </w:r>
+      <w:r>
+        <w:t xml:space="preserve">stage.</w:t>
+      </w:r>
+    </w:p>
+    <w:p>
+      <w:pPr>
+        <w:numPr>
+          <w:ilvl w:val="0"/>
+          <w:numId w:val="1032"/>
+        </w:numPr>
+        <w:pStyle w:val="Compact"/>
+      </w:pPr>
+      <w:r>
+        <w:rPr>
+          <w:bCs/>
+          <w:b/>
+        </w:rPr>
+        <w:t xml:space="preserve">Graphic EQ — 5 bands (100Hz–8kHz)</w:t>
+      </w:r>
+      <w:r>
+        <w:t xml:space="preserve"> </w:t>
+      </w:r>
+      <w:r>
+        <w:t xml:space="preserve">— finer-grained tone shaping</w:t>
+      </w:r>
+      <w:r>
+        <w:t xml:space="preserve"> </w:t>
+      </w:r>
+      <w:r>
+        <w:t xml:space="preserve">than the 3-band EQ above.</w:t>
+      </w:r>
+    </w:p>
+    <w:p>
+      <w:pPr>
+        <w:numPr>
+          <w:ilvl w:val="0"/>
+          <w:numId w:val="1032"/>
+        </w:numPr>
+        <w:pStyle w:val="Compact"/>
+      </w:pPr>
+      <w:r>
+        <w:rPr>
+          <w:bCs/>
+          <w:b/>
+        </w:rPr>
+        <w:t xml:space="preserve">Chorus/Phaser/Flanger/Tremolo — Rate/Depth/(Feedback)/Mix</w:t>
+      </w:r>
+      <w:r>
+        <w:t xml:space="preserve"> </w:t>
+      </w:r>
+      <w:r>
+        <w:t xml:space="preserve">—</w:t>
+      </w:r>
+      <w:r>
+        <w:t xml:space="preserve"> </w:t>
+      </w:r>
+      <w:r>
+        <w:t xml:space="preserve">classic modulation effects, each independently configurable.</w:t>
+      </w:r>
+    </w:p>
+    <w:p>
+      <w:pPr>
+        <w:numPr>
+          <w:ilvl w:val="0"/>
+          <w:numId w:val="1032"/>
+        </w:numPr>
+        <w:pStyle w:val="Compact"/>
+      </w:pPr>
+      <w:r>
+        <w:rPr>
+          <w:bCs/>
+          <w:b/>
+        </w:rPr>
+        <w:t xml:space="preserve">Output — Level, meter, device dropdown</w:t>
+      </w:r>
+      <w:r>
+        <w:t xml:space="preserve"> </w:t>
+      </w:r>
+      <w:r>
+        <w:t xml:space="preserve">— the rig’s final volume,</w:t>
+      </w:r>
+      <w:r>
+        <w:t xml:space="preserve"> </w:t>
+      </w:r>
+      <w:r>
+        <w:t xml:space="preserve">a live output level meter, and which physical output device to send</w:t>
+      </w:r>
+      <w:r>
+        <w:t xml:space="preserve"> </w:t>
+      </w:r>
+      <w:r>
+        <w:t xml:space="preserve">the signal to.</w:t>
+      </w:r>
+    </w:p>
+    <w:bookmarkEnd w:id="102"/>
+    <w:bookmarkStart w:id="103" w:name="ai-lab-screen"/>
+    <w:p>
+      <w:pPr>
+        <w:pStyle w:val="Heading3"/>
+      </w:pPr>
+      <w:r>
+        <w:t xml:space="preserve">AI Lab screen</w:t>
+      </w:r>
+    </w:p>
+    <w:p>
+      <w:pPr>
+        <w:pStyle w:val="FirstParagraph"/>
+      </w:pPr>
+      <w:r>
+        <w:t xml:space="preserve">Three tabs:</w:t>
+      </w:r>
+      <w:r>
+        <w:t xml:space="preserve"> </w:t>
+      </w:r>
+      <w:r>
+        <w:rPr>
+          <w:bCs/>
+          <w:b/>
+        </w:rPr>
+        <w:t xml:space="preserve">Scales</w:t>
+      </w:r>
+      <w:r>
+        <w:t xml:space="preserve">,</w:t>
+      </w:r>
+      <w:r>
+        <w:t xml:space="preserve"> </w:t>
+      </w:r>
+      <w:r>
+        <w:rPr>
+          <w:bCs/>
+          <w:b/>
+        </w:rPr>
+        <w:t xml:space="preserve">Rate My Take</w:t>
+      </w:r>
+      <w:r>
+        <w:t xml:space="preserve">, and</w:t>
+      </w:r>
+      <w:r>
+        <w:t xml:space="preserve"> </w:t>
+      </w:r>
+      <w:r>
+        <w:rPr>
+          <w:bCs/>
+          <w:b/>
+        </w:rPr>
+        <w:t xml:space="preserve">AI Assistant</w:t>
+      </w:r>
+      <w:r>
+        <w:t xml:space="preserve"> </w:t>
+      </w:r>
+      <w:r>
+        <w:t xml:space="preserve">(which</w:t>
+      </w:r>
+      <w:r>
+        <w:t xml:space="preserve"> </w:t>
+      </w:r>
+      <w:r>
+        <w:t xml:space="preserve">itself has six internal modes, including Song Structure — see below).</w:t>
+      </w:r>
+    </w:p>
+    <w:p>
+      <w:pPr>
+        <w:pStyle w:val="BodyText"/>
+      </w:pPr>
+      <w:r>
+        <w:rPr>
+          <w:bCs/>
+          <w:b/>
+        </w:rPr>
+        <w:t xml:space="preserve">Scales tab:</w:t>
+      </w:r>
+    </w:p>
+    <w:p>
+      <w:pPr>
+        <w:numPr>
+          <w:ilvl w:val="0"/>
+          <w:numId w:val="1033"/>
+        </w:numPr>
+        <w:pStyle w:val="Compact"/>
+      </w:pPr>
+      <w:r>
+        <w:rPr>
+          <w:bCs/>
+          <w:b/>
+        </w:rPr>
+        <w:t xml:space="preserve">Chord ribbon</w:t>
+      </w:r>
+      <w:r>
+        <w:t xml:space="preserve"> </w:t>
+      </w:r>
+      <w:r>
+        <w:t xml:space="preserve">— click any chord chip to jump the scale suggestion</w:t>
+      </w:r>
+      <w:r>
+        <w:t xml:space="preserve"> </w:t>
+      </w:r>
+      <w:r>
+        <w:t xml:space="preserve">to that chord (pins it and turns off Follow song).</w:t>
+      </w:r>
+    </w:p>
+    <w:p>
+      <w:pPr>
+        <w:numPr>
+          <w:ilvl w:val="0"/>
+          <w:numId w:val="1033"/>
+        </w:numPr>
+        <w:pStyle w:val="Compact"/>
+      </w:pPr>
+      <w:r>
+        <w:rPr>
+          <w:bCs/>
+          <w:b/>
+        </w:rPr>
+        <w:t xml:space="preserve">Per chord / Whole song</w:t>
+      </w:r>
+      <w:r>
+        <w:t xml:space="preserve"> </w:t>
+      </w:r>
+      <w:r>
+        <w:t xml:space="preserve">— shows scale suggestions for just the</w:t>
+      </w:r>
+      <w:r>
+        <w:t xml:space="preserve"> </w:t>
+      </w:r>
+      <w:r>
+        <w:t xml:space="preserve">current chord, or one scale for the song’s overall key.</w:t>
+      </w:r>
+    </w:p>
+    <w:p>
+      <w:pPr>
+        <w:numPr>
+          <w:ilvl w:val="0"/>
+          <w:numId w:val="1033"/>
+        </w:numPr>
+        <w:pStyle w:val="Compact"/>
+      </w:pPr>
+      <w:r>
+        <w:rPr>
+          <w:bCs/>
+          <w:b/>
+        </w:rPr>
+        <w:t xml:space="preserve">Follow song</w:t>
+      </w:r>
+      <w:r>
+        <w:t xml:space="preserve"> </w:t>
+      </w:r>
+      <w:r>
+        <w:t xml:space="preserve">— re-enables auto-tracking the playhead’s current</w:t>
+      </w:r>
+      <w:r>
+        <w:t xml:space="preserve"> </w:t>
+      </w:r>
+      <w:r>
+        <w:t xml:space="preserve">chord as the song plays (turned off automatically when you click a</w:t>
+      </w:r>
+      <w:r>
+        <w:t xml:space="preserve"> </w:t>
+      </w:r>
+      <w:r>
+        <w:t xml:space="preserve">chord chip).</w:t>
+      </w:r>
+    </w:p>
+    <w:p>
+      <w:pPr>
+        <w:pStyle w:val="FirstParagraph"/>
+      </w:pPr>
+      <w:r>
+        <w:rPr>
+          <w:bCs/>
+          <w:b/>
+        </w:rPr>
+        <w:t xml:space="preserve">Rate My Take tab:</w:t>
+      </w:r>
+    </w:p>
+    <w:p>
+      <w:pPr>
+        <w:numPr>
+          <w:ilvl w:val="0"/>
+          <w:numId w:val="1034"/>
+        </w:numPr>
+        <w:pStyle w:val="Compact"/>
+      </w:pPr>
+      <w:r>
+        <w:rPr>
+          <w:bCs/>
+          <w:b/>
+        </w:rPr>
+        <w:t xml:space="preserve">Track Play Bar</w:t>
+      </w:r>
+      <w:r>
+        <w:t xml:space="preserve"> </w:t>
+      </w:r>
+      <w:r>
+        <w:t xml:space="preserve">(the shared bar described above) — controls the</w:t>
+      </w:r>
+      <w:r>
+        <w:t xml:space="preserve"> </w:t>
+      </w:r>
+      <w:r>
+        <w:t xml:space="preserve">backing track directly from this tab, same play/stop/loop/count-in/</w:t>
+      </w:r>
+      <w:r>
+        <w:t xml:space="preserve"> </w:t>
+      </w:r>
+      <w:r>
+        <w:t xml:space="preserve">BPM/Speed/Tune/Volume set as every other screen’s copy.</w:t>
+      </w:r>
+    </w:p>
+    <w:p>
+      <w:pPr>
+        <w:numPr>
+          <w:ilvl w:val="0"/>
+          <w:numId w:val="1034"/>
+        </w:numPr>
+        <w:pStyle w:val="Compact"/>
+      </w:pPr>
+      <w:r>
+        <w:rPr>
+          <w:bCs/>
+          <w:b/>
+        </w:rPr>
+        <w:t xml:space="preserve">↓ Use current position as Offset</w:t>
+      </w:r>
+      <w:r>
+        <w:t xml:space="preserve"> </w:t>
+      </w:r>
+      <w:r>
+        <w:t xml:space="preserve">— copies the current playhead</w:t>
+      </w:r>
+      <w:r>
+        <w:t xml:space="preserve"> </w:t>
+      </w:r>
+      <w:r>
+        <w:t xml:space="preserve">time into the Offset field below.</w:t>
+      </w:r>
+    </w:p>
+    <w:p>
+      <w:pPr>
+        <w:numPr>
+          <w:ilvl w:val="0"/>
+          <w:numId w:val="1034"/>
+        </w:numPr>
+        <w:pStyle w:val="Compact"/>
+      </w:pPr>
+      <w:r>
+        <w:rPr>
+          <w:bCs/>
+          <w:b/>
+        </w:rPr>
+        <w:t xml:space="preserve">Dry takes list</w:t>
+      </w:r>
+      <w:r>
+        <w:t xml:space="preserve"> </w:t>
+      </w:r>
+      <w:r>
+        <w:t xml:space="preserve">— every</w:t>
+      </w:r>
+      <w:r>
+        <w:t xml:space="preserve"> </w:t>
+      </w:r>
+      <w:r>
+        <w:t xml:space="preserve">“</w:t>
+      </w:r>
+      <w:r>
+        <w:t xml:space="preserve">dry</w:t>
+      </w:r>
+      <w:r>
+        <w:t xml:space="preserve">”</w:t>
+      </w:r>
+      <w:r>
+        <w:t xml:space="preserve"> </w:t>
+      </w:r>
+      <w:r>
+        <w:t xml:space="preserve">(guitar-only, no backing track) take</w:t>
+      </w:r>
+      <w:r>
+        <w:t xml:space="preserve"> </w:t>
+      </w:r>
+      <w:r>
+        <w:t xml:space="preserve">for this song, with its last score if any; play/rename/delete work</w:t>
+      </w:r>
+      <w:r>
+        <w:t xml:space="preserve"> </w:t>
+      </w:r>
+      <w:r>
+        <w:t xml:space="preserve">here too.</w:t>
+      </w:r>
+    </w:p>
+    <w:p>
+      <w:pPr>
+        <w:numPr>
+          <w:ilvl w:val="0"/>
+          <w:numId w:val="1034"/>
+        </w:numPr>
+        <w:pStyle w:val="Compact"/>
+      </w:pPr>
+      <w:r>
+        <w:rPr>
+          <w:bCs/>
+          <w:b/>
+        </w:rPr>
+        <w:t xml:space="preserve">● Record dry take / ■ Stop</w:t>
+      </w:r>
+      <w:r>
+        <w:t xml:space="preserve"> </w:t>
+      </w:r>
+      <w:r>
+        <w:t xml:space="preserve">— records a take of just your guitar</w:t>
+      </w:r>
+      <w:r>
+        <w:t xml:space="preserve"> </w:t>
+      </w:r>
+      <w:r>
+        <w:t xml:space="preserve">rig’s output (no backing track baked in), specifically so it can be</w:t>
+      </w:r>
+      <w:r>
+        <w:t xml:space="preserve"> </w:t>
+      </w:r>
+      <w:r>
+        <w:t xml:space="preserve">scored accurately.</w:t>
+      </w:r>
+    </w:p>
+    <w:p>
+      <w:pPr>
+        <w:numPr>
+          <w:ilvl w:val="0"/>
+          <w:numId w:val="1034"/>
+        </w:numPr>
+        <w:pStyle w:val="Compact"/>
+      </w:pPr>
+      <w:r>
+        <w:rPr>
+          <w:bCs/>
+          <w:b/>
+        </w:rPr>
+        <w:t xml:space="preserve">Go to Play Along →</w:t>
+      </w:r>
+      <w:r>
+        <w:t xml:space="preserve"> </w:t>
+      </w:r>
+      <w:r>
+        <w:t xml:space="preserve">— jumps to Play Along’s Record tab, for a</w:t>
+      </w:r>
+      <w:r>
+        <w:t xml:space="preserve"> </w:t>
+      </w:r>
+      <w:r>
+        <w:t xml:space="preserve">normal watchable performance instead of a scoring-only dry take.</w:t>
+      </w:r>
+    </w:p>
+    <w:p>
+      <w:pPr>
+        <w:numPr>
+          <w:ilvl w:val="0"/>
+          <w:numId w:val="1034"/>
+        </w:numPr>
+        <w:pStyle w:val="Compact"/>
+      </w:pPr>
+      <w:r>
+        <w:rPr>
+          <w:bCs/>
+          <w:b/>
+        </w:rPr>
+        <w:t xml:space="preserve">Take dropdown</w:t>
+      </w:r>
+      <w:r>
+        <w:t xml:space="preserve"> </w:t>
+      </w:r>
+      <w:r>
+        <w:t xml:space="preserve">— picks which recorded dry take to score.</w:t>
+      </w:r>
+    </w:p>
+    <w:p>
+      <w:pPr>
+        <w:numPr>
+          <w:ilvl w:val="0"/>
+          <w:numId w:val="1034"/>
+        </w:numPr>
+        <w:pStyle w:val="Compact"/>
+      </w:pPr>
+      <w:r>
+        <w:rPr>
+          <w:bCs/>
+          <w:b/>
+        </w:rPr>
+        <w:t xml:space="preserve">Offset (seconds)</w:t>
+      </w:r>
+      <w:r>
+        <w:t xml:space="preserve"> </w:t>
+      </w:r>
+      <w:r>
+        <w:t xml:space="preserve">— where in the song this take actually starts,</w:t>
+      </w:r>
+      <w:r>
+        <w:t xml:space="preserve"> </w:t>
+      </w:r>
+      <w:r>
+        <w:t xml:space="preserve">needed to align it against the reference for scoring.</w:t>
+      </w:r>
+    </w:p>
+    <w:p>
+      <w:pPr>
+        <w:numPr>
+          <w:ilvl w:val="0"/>
+          <w:numId w:val="1034"/>
+        </w:numPr>
+        <w:pStyle w:val="Compact"/>
+      </w:pPr>
+      <w:r>
+        <w:rPr>
+          <w:bCs/>
+          <w:b/>
+        </w:rPr>
+        <w:t xml:space="preserve">Offset search (+/- seconds)</w:t>
+      </w:r>
+      <w:r>
+        <w:t xml:space="preserve"> </w:t>
+      </w:r>
+      <w:r>
+        <w:t xml:space="preserve">— lets the scorer auto-fine-tune that</w:t>
+      </w:r>
+      <w:r>
+        <w:t xml:space="preserve"> </w:t>
+      </w:r>
+      <w:r>
+        <w:t xml:space="preserve">offset within a window, instead of trusting your exact number.</w:t>
+      </w:r>
+    </w:p>
+    <w:p>
+      <w:pPr>
+        <w:numPr>
+          <w:ilvl w:val="0"/>
+          <w:numId w:val="1034"/>
+        </w:numPr>
+        <w:pStyle w:val="Compact"/>
+      </w:pPr>
+      <w:r>
+        <w:rPr>
+          <w:bCs/>
+          <w:b/>
+        </w:rPr>
+        <w:t xml:space="preserve">Score this take</w:t>
+      </w:r>
+      <w:r>
+        <w:t xml:space="preserve"> </w:t>
+      </w:r>
+      <w:r>
+        <w:t xml:space="preserve">— compares the take against the original guitar</w:t>
+      </w:r>
+      <w:r>
+        <w:t xml:space="preserve"> </w:t>
+      </w:r>
+      <w:r>
+        <w:t xml:space="preserve">stem’s timing and pitch, producing a score and a heatmap.</w:t>
+      </w:r>
+    </w:p>
+    <w:p>
+      <w:pPr>
+        <w:pStyle w:val="FirstParagraph"/>
+      </w:pPr>
+      <w:r>
+        <w:rPr>
+          <w:bCs/>
+          <w:b/>
+        </w:rPr>
+        <w:t xml:space="preserve">AI Assistant tab</w:t>
+      </w:r>
+      <w:r>
+        <w:t xml:space="preserve"> </w:t>
+      </w:r>
+      <w:r>
+        <w:t xml:space="preserve">(the only feature that makes network calls):</w:t>
+      </w:r>
+    </w:p>
+    <w:p>
+      <w:pPr>
+        <w:numPr>
+          <w:ilvl w:val="0"/>
+          <w:numId w:val="1035"/>
+        </w:numPr>
+        <w:pStyle w:val="Compact"/>
+      </w:pPr>
+      <w:r>
+        <w:rPr>
+          <w:bCs/>
+          <w:b/>
+        </w:rPr>
+        <w:t xml:space="preserve">Provider dropdown</w:t>
+      </w:r>
+      <w:r>
+        <w:t xml:space="preserve"> </w:t>
+      </w:r>
+      <w:r>
+        <w:t xml:space="preserve">— picks the LLM service (Claude/Google</w:t>
+      </w:r>
+      <w:r>
+        <w:t xml:space="preserve"> </w:t>
+      </w:r>
+      <w:r>
+        <w:t xml:space="preserve">Gemini/Groq) used for every mode below.</w:t>
+      </w:r>
+    </w:p>
+    <w:p>
+      <w:pPr>
+        <w:numPr>
+          <w:ilvl w:val="0"/>
+          <w:numId w:val="1035"/>
+        </w:numPr>
+        <w:pStyle w:val="Compact"/>
+      </w:pPr>
+      <w:r>
+        <w:rPr>
+          <w:bCs/>
+          <w:b/>
+        </w:rPr>
+        <w:t xml:space="preserve">API key field + Save key</w:t>
+      </w:r>
+      <w:r>
+        <w:t xml:space="preserve"> </w:t>
+      </w:r>
+      <w:r>
+        <w:t xml:space="preserve">— stores that provider’s API key</w:t>
+      </w:r>
+      <w:r>
+        <w:t xml:space="preserve"> </w:t>
+      </w:r>
+      <w:r>
+        <w:t xml:space="preserve">locally, used only to call that provider directly.</w:t>
+      </w:r>
+    </w:p>
+    <w:p>
+      <w:pPr>
+        <w:numPr>
+          <w:ilvl w:val="0"/>
+          <w:numId w:val="1035"/>
+        </w:numPr>
+        <w:pStyle w:val="Compact"/>
+      </w:pPr>
+      <w:r>
+        <w:rPr>
+          <w:bCs/>
+          <w:b/>
+        </w:rPr>
+        <w:t xml:space="preserve">Artist / Title fields + Save</w:t>
+      </w:r>
+      <w:r>
+        <w:t xml:space="preserve"> </w:t>
+      </w:r>
+      <w:r>
+        <w:t xml:space="preserve">— the song’s artist/title, needed</w:t>
+      </w:r>
+      <w:r>
+        <w:t xml:space="preserve"> </w:t>
+      </w:r>
+      <w:r>
+        <w:t xml:space="preserve">for This Track/This Artist/Song Structure/Ask AI’s context;</w:t>
+      </w:r>
+      <w:r>
+        <w:t xml:space="preserve"> </w:t>
+      </w:r>
+      <w:r>
+        <w:t xml:space="preserve">auto-guessed from a filename following an</w:t>
+      </w:r>
+      <w:r>
+        <w:t xml:space="preserve"> </w:t>
+      </w:r>
+      <w:r>
+        <w:t xml:space="preserve">“</w:t>
+      </w:r>
+      <w:r>
+        <w:t xml:space="preserve">Artist - Title</w:t>
+      </w:r>
+      <w:r>
+        <w:t xml:space="preserve">”</w:t>
+      </w:r>
+      <w:r>
+        <w:t xml:space="preserve"> </w:t>
+      </w:r>
+      <w:r>
+        <w:t xml:space="preserve">convention,</w:t>
+      </w:r>
+      <w:r>
+        <w:t xml:space="preserve"> </w:t>
+      </w:r>
+      <w:r>
+        <w:t xml:space="preserve">editable otherwise.</w:t>
+      </w:r>
+    </w:p>
+    <w:p>
+      <w:pPr>
+        <w:numPr>
+          <w:ilvl w:val="0"/>
+          <w:numId w:val="1035"/>
+        </w:numPr>
+        <w:pStyle w:val="Compact"/>
+      </w:pPr>
+      <w:r>
+        <w:rPr>
+          <w:bCs/>
+          <w:b/>
+        </w:rPr>
+        <w:t xml:space="preserve">Practice Tips / Lick Ideas / This Track / Song Structure / This</w:t>
+      </w:r>
+      <w:r>
+        <w:rPr>
+          <w:bCs/>
+          <w:b/>
+        </w:rPr>
+        <w:t xml:space="preserve"> </w:t>
+      </w:r>
+      <w:r>
+        <w:rPr>
+          <w:bCs/>
+          <w:b/>
+        </w:rPr>
+        <w:t xml:space="preserve">Artist / Ask AI</w:t>
+      </w:r>
+      <w:r>
+        <w:t xml:space="preserve"> </w:t>
+      </w:r>
+      <w:r>
+        <w:t xml:space="preserve">— switches between the six assistant modes below.</w:t>
+      </w:r>
+    </w:p>
+    <w:p>
+      <w:pPr>
+        <w:numPr>
+          <w:ilvl w:val="0"/>
+          <w:numId w:val="1035"/>
+        </w:numPr>
+        <w:pStyle w:val="Compact"/>
+      </w:pPr>
+      <w:r>
+        <w:rPr>
+          <w:bCs/>
+          <w:b/>
+        </w:rPr>
+        <w:t xml:space="preserve">Style/genre field + Get phrasing ideas</w:t>
+      </w:r>
+      <w:r>
+        <w:t xml:space="preserve"> </w:t>
+      </w:r>
+      <w:r>
+        <w:t xml:space="preserve">(Lick Ideas) — asks for</w:t>
+      </w:r>
+      <w:r>
+        <w:t xml:space="preserve"> </w:t>
+      </w:r>
+      <w:r>
+        <w:t xml:space="preserve">concrete lead-guitar phrasing ideas grounded in this song’s detected</w:t>
+      </w:r>
+      <w:r>
+        <w:t xml:space="preserve"> </w:t>
+      </w:r>
+      <w:r>
+        <w:t xml:space="preserve">key/tempo/chords.</w:t>
+      </w:r>
+    </w:p>
+    <w:p>
+      <w:pPr>
+        <w:numPr>
+          <w:ilvl w:val="0"/>
+          <w:numId w:val="1035"/>
+        </w:numPr>
+        <w:pStyle w:val="Compact"/>
+      </w:pPr>
+      <w:r>
+        <w:rPr>
+          <w:bCs/>
+          <w:b/>
+        </w:rPr>
+        <w:t xml:space="preserve">Example question chips</w:t>
+      </w:r>
+      <w:r>
+        <w:t xml:space="preserve"> </w:t>
+      </w:r>
+      <w:r>
+        <w:t xml:space="preserve">(Ask AI) — one-click fills in a sample</w:t>
+      </w:r>
+      <w:r>
+        <w:t xml:space="preserve"> </w:t>
+      </w:r>
+      <w:r>
+        <w:t xml:space="preserve">question to try.</w:t>
+      </w:r>
+    </w:p>
+    <w:p>
+      <w:pPr>
+        <w:numPr>
+          <w:ilvl w:val="0"/>
+          <w:numId w:val="1035"/>
+        </w:numPr>
+        <w:pStyle w:val="Compact"/>
+      </w:pPr>
+      <w:r>
+        <w:rPr>
+          <w:bCs/>
+          <w:b/>
+        </w:rPr>
+        <w:t xml:space="preserve">Question field + Ask</w:t>
+      </w:r>
+      <w:r>
+        <w:t xml:space="preserve"> </w:t>
+      </w:r>
+      <w:r>
+        <w:t xml:space="preserve">(Ask AI) — asks a single free-form question</w:t>
+      </w:r>
+      <w:r>
+        <w:t xml:space="preserve"> </w:t>
+      </w:r>
+      <w:r>
+        <w:t xml:space="preserve">about this song’s theory, this track, or this artist; also submits on</w:t>
+      </w:r>
+      <w:r>
+        <w:t xml:space="preserve"> </w:t>
+      </w:r>
+      <w:r>
+        <w:t xml:space="preserve">Enter. Off-topic questions are politely declined.</w:t>
+      </w:r>
+    </w:p>
+    <w:p>
+      <w:pPr>
+        <w:numPr>
+          <w:ilvl w:val="0"/>
+          <w:numId w:val="1035"/>
+        </w:numPr>
+        <w:pStyle w:val="Compact"/>
+      </w:pPr>
+      <w:r>
+        <w:rPr>
+          <w:bCs/>
+          <w:b/>
+        </w:rPr>
+        <w:t xml:space="preserve">Get track info</w:t>
+      </w:r>
+      <w:r>
+        <w:t xml:space="preserve"> </w:t>
+      </w:r>
+      <w:r>
+        <w:t xml:space="preserve">(This Track) — background on this specific song —</w:t>
+      </w:r>
+      <w:r>
+        <w:t xml:space="preserve"> </w:t>
+      </w:r>
+      <w:r>
+        <w:t xml:space="preserve">release info, writing process, notable performances.</w:t>
+      </w:r>
+    </w:p>
+    <w:p>
+      <w:pPr>
+        <w:numPr>
+          <w:ilvl w:val="0"/>
+          <w:numId w:val="1035"/>
+        </w:numPr>
+        <w:pStyle w:val="Compact"/>
+      </w:pPr>
+      <w:r>
+        <w:rPr>
+          <w:bCs/>
+          <w:b/>
+        </w:rPr>
+        <w:t xml:space="preserve">See Song Structure for the part-by-part playing map →</w:t>
+      </w:r>
+      <w:r>
+        <w:t xml:space="preserve"> </w:t>
+      </w:r>
+      <w:r>
+        <w:t xml:space="preserve">— jumps to</w:t>
+      </w:r>
+      <w:r>
+        <w:t xml:space="preserve"> </w:t>
+      </w:r>
+      <w:r>
+        <w:t xml:space="preserve">the Song Structure mode.</w:t>
+      </w:r>
+    </w:p>
+    <w:p>
+      <w:pPr>
+        <w:numPr>
+          <w:ilvl w:val="0"/>
+          <w:numId w:val="1035"/>
+        </w:numPr>
+        <w:pStyle w:val="Compact"/>
+      </w:pPr>
+      <w:r>
+        <w:rPr>
+          <w:bCs/>
+          <w:b/>
+        </w:rPr>
+        <w:t xml:space="preserve">✨ Name the parts with AI</w:t>
+      </w:r>
+      <w:r>
+        <w:t xml:space="preserve"> </w:t>
+      </w:r>
+      <w:r>
+        <w:t xml:space="preserve">(Song Structure) — labels the song’s</w:t>
+      </w:r>
+      <w:r>
+        <w:t xml:space="preserve"> </w:t>
+      </w:r>
+      <w:r>
+        <w:t xml:space="preserve">already-detected sections (intro/verse/chorus/etc.) with real part</w:t>
+      </w:r>
+      <w:r>
+        <w:t xml:space="preserve"> </w:t>
+      </w:r>
+      <w:r>
+        <w:t xml:space="preserve">names, role, technique, and difficulty.</w:t>
+      </w:r>
+    </w:p>
+    <w:p>
+      <w:pPr>
+        <w:numPr>
+          <w:ilvl w:val="0"/>
+          <w:numId w:val="1035"/>
+        </w:numPr>
+        <w:pStyle w:val="Compact"/>
+      </w:pPr>
+      <w:r>
+        <w:rPr>
+          <w:bCs/>
+          <w:b/>
+        </w:rPr>
+        <w:t xml:space="preserve">Song Structure part list</w:t>
+      </w:r>
+      <w:r>
+        <w:t xml:space="preserve"> </w:t>
+      </w:r>
+      <w:r>
+        <w:t xml:space="preserve">— click a part to jump the playhead</w:t>
+      </w:r>
+      <w:r>
+        <w:t xml:space="preserve"> </w:t>
+      </w:r>
+      <w:r>
+        <w:t xml:space="preserve">there, or loop it to drill it; follows playback automatically.</w:t>
+      </w:r>
+    </w:p>
+    <w:p>
+      <w:pPr>
+        <w:numPr>
+          <w:ilvl w:val="0"/>
+          <w:numId w:val="1035"/>
+        </w:numPr>
+        <w:pStyle w:val="Compact"/>
+      </w:pPr>
+      <w:r>
+        <w:rPr>
+          <w:bCs/>
+          <w:b/>
+        </w:rPr>
+        <w:t xml:space="preserve">Want the story behind this song? → This Track</w:t>
+      </w:r>
+      <w:r>
+        <w:t xml:space="preserve"> </w:t>
+      </w:r>
+      <w:r>
+        <w:t xml:space="preserve">— jumps back to</w:t>
+      </w:r>
+      <w:r>
+        <w:t xml:space="preserve"> </w:t>
+      </w:r>
+      <w:r>
+        <w:t xml:space="preserve">This Track mode.</w:t>
+      </w:r>
+    </w:p>
+    <w:p>
+      <w:pPr>
+        <w:numPr>
+          <w:ilvl w:val="0"/>
+          <w:numId w:val="1035"/>
+        </w:numPr>
+        <w:pStyle w:val="Compact"/>
+      </w:pPr>
+      <w:r>
+        <w:rPr>
+          <w:bCs/>
+          <w:b/>
+        </w:rPr>
+        <w:t xml:space="preserve">Get artist info</w:t>
+      </w:r>
+      <w:r>
+        <w:t xml:space="preserve"> </w:t>
+      </w:r>
+      <w:r>
+        <w:t xml:space="preserve">(This Artist) — background on the song’s</w:t>
+      </w:r>
+      <w:r>
+        <w:t xml:space="preserve"> </w:t>
+      </w:r>
+      <w:r>
+        <w:t xml:space="preserve">guitarist — gear, style, signature licks, and hints toward a matching</w:t>
+      </w:r>
+      <w:r>
+        <w:t xml:space="preserve"> </w:t>
+      </w:r>
+      <w:r>
+        <w:t xml:space="preserve">NAM capture.</w:t>
+      </w:r>
+    </w:p>
+    <w:p>
+      <w:pPr>
+        <w:numPr>
+          <w:ilvl w:val="0"/>
+          <w:numId w:val="1035"/>
+        </w:numPr>
+        <w:pStyle w:val="Compact"/>
+      </w:pPr>
+      <w:r>
+        <w:rPr>
+          <w:bCs/>
+          <w:b/>
+        </w:rPr>
+        <w:t xml:space="preserve">Take dropdown + Offset/Offset search</w:t>
+      </w:r>
+      <w:r>
+        <w:t xml:space="preserve"> </w:t>
+      </w:r>
+      <w:r>
+        <w:t xml:space="preserve">(Practice Tips) — same as</w:t>
+      </w:r>
+      <w:r>
+        <w:t xml:space="preserve"> </w:t>
+      </w:r>
+      <w:r>
+        <w:t xml:space="preserve">Rate My Take’s, but feeding a specific scored take into the tips</w:t>
+      </w:r>
+      <w:r>
+        <w:t xml:space="preserve"> </w:t>
+      </w:r>
+      <w:r>
+        <w:t xml:space="preserve">request.</w:t>
+      </w:r>
+    </w:p>
+    <w:p>
+      <w:pPr>
+        <w:numPr>
+          <w:ilvl w:val="0"/>
+          <w:numId w:val="1035"/>
+        </w:numPr>
+        <w:pStyle w:val="Compact"/>
+      </w:pPr>
+      <w:r>
+        <w:rPr>
+          <w:bCs/>
+          <w:b/>
+        </w:rPr>
+        <w:t xml:space="preserve">Get practice tips</w:t>
+      </w:r>
+      <w:r>
+        <w:t xml:space="preserve"> </w:t>
+      </w:r>
+      <w:r>
+        <w:t xml:space="preserve">— asks for exercises targeted at that take’s</w:t>
+      </w:r>
+      <w:r>
+        <w:t xml:space="preserve"> </w:t>
+      </w:r>
+      <w:r>
+        <w:t xml:space="preserve">actual weakest moments, not generic advice.</w:t>
+      </w:r>
+    </w:p>
+    <w:bookmarkEnd w:id="103"/>
+    <w:bookmarkStart w:id="104" w:name="tab-view-screen"/>
+    <w:p>
+      <w:pPr>
+        <w:pStyle w:val="Heading3"/>
+      </w:pPr>
+      <w:r>
+        <w:t xml:space="preserve">Tab View screen</w:t>
+      </w:r>
+    </w:p>
+    <w:p>
+      <w:pPr>
+        <w:numPr>
+          <w:ilvl w:val="0"/>
+          <w:numId w:val="1036"/>
+        </w:numPr>
+        <w:pStyle w:val="Compact"/>
+      </w:pPr>
+      <w:r>
+        <w:rPr>
+          <w:bCs/>
+          <w:b/>
+        </w:rPr>
+        <w:t xml:space="preserve">Drop a Guitar Pro file here / click to import</w:t>
+      </w:r>
+      <w:r>
+        <w:t xml:space="preserve"> </w:t>
+      </w:r>
+      <w:r>
+        <w:t xml:space="preserve">— imports a</w:t>
+      </w:r>
+      <w:r>
+        <w:t xml:space="preserve"> </w:t>
+      </w:r>
+      <w:r>
+        <w:t xml:space="preserve">.gp3/.gp4/.gp5/.gpx file, replacing the sidebar’s song Library with</w:t>
+      </w:r>
+      <w:r>
+        <w:t xml:space="preserve"> </w:t>
+      </w:r>
+      <w:r>
+        <w:t xml:space="preserve">this screen’s own tab library while open.</w:t>
+      </w:r>
+    </w:p>
+    <w:p>
+      <w:pPr>
+        <w:numPr>
+          <w:ilvl w:val="0"/>
+          <w:numId w:val="1036"/>
+        </w:numPr>
+        <w:pStyle w:val="Compact"/>
+      </w:pPr>
+      <w:r>
+        <w:rPr>
+          <w:bCs/>
+          <w:b/>
+        </w:rPr>
+        <w:t xml:space="preserve">Tab library list</w:t>
+      </w:r>
+      <w:r>
+        <w:t xml:space="preserve"> </w:t>
+      </w:r>
+      <w:r>
+        <w:t xml:space="preserve">— every imported tab; click a row to load it,</w:t>
+      </w:r>
+      <w:r>
+        <w:t xml:space="preserve"> </w:t>
+      </w:r>
+      <w:r>
+        <w:t xml:space="preserve">same rename/delete/add-to-playlist controls as the song Library.</w:t>
+      </w:r>
+    </w:p>
+    <w:p>
+      <w:pPr>
+        <w:numPr>
+          <w:ilvl w:val="0"/>
+          <w:numId w:val="1036"/>
+        </w:numPr>
+        <w:pStyle w:val="Compact"/>
+      </w:pPr>
+      <w:r>
+        <w:rPr>
+          <w:bCs/>
+          <w:b/>
+        </w:rPr>
+        <w:t xml:space="preserve">Track Play Bar</w:t>
+      </w:r>
+      <w:r>
+        <w:t xml:space="preserve"> </w:t>
+      </w:r>
+      <w:r>
+        <w:t xml:space="preserve">(the shared bar described above) — the backing</w:t>
+      </w:r>
+      <w:r>
+        <w:t xml:space="preserve"> </w:t>
+      </w:r>
+      <w:r>
+        <w:t xml:space="preserve">track’s own playback, independent of the tab below it.</w:t>
+      </w:r>
+    </w:p>
+    <w:p>
+      <w:pPr>
+        <w:numPr>
+          <w:ilvl w:val="0"/>
+          <w:numId w:val="1036"/>
+        </w:numPr>
+        <w:pStyle w:val="Compact"/>
+      </w:pPr>
+      <w:r>
+        <w:rPr>
+          <w:bCs/>
+          <w:b/>
+        </w:rPr>
+        <w:t xml:space="preserve">▶ Play / ■ Stop</w:t>
+      </w:r>
+      <w:r>
+        <w:t xml:space="preserve"> </w:t>
+      </w:r>
+      <w:r>
+        <w:t xml:space="preserve">(Tab Play Bar) — plays/stops alphaTab’s own synth</w:t>
+      </w:r>
+      <w:r>
+        <w:t xml:space="preserve"> </w:t>
+      </w:r>
+      <w:r>
+        <w:t xml:space="preserve">rendition of the loaded tab (a bundled soundfont, not your Tone Lab</w:t>
+      </w:r>
+      <w:r>
+        <w:t xml:space="preserve"> </w:t>
+      </w:r>
+      <w:r>
+        <w:t xml:space="preserve">rig).</w:t>
+      </w:r>
+    </w:p>
+    <w:p>
+      <w:pPr>
+        <w:numPr>
+          <w:ilvl w:val="0"/>
+          <w:numId w:val="1036"/>
+        </w:numPr>
+        <w:pStyle w:val="Compact"/>
+      </w:pPr>
+      <w:r>
+        <w:rPr>
+          <w:bCs/>
+          <w:b/>
+        </w:rPr>
+        <w:t xml:space="preserve">Loop</w:t>
+      </w:r>
+      <w:r>
+        <w:t xml:space="preserve"> </w:t>
+      </w:r>
+      <w:r>
+        <w:t xml:space="preserve">(Tab Play Bar) — repeats the whole tab, or just the</w:t>
+      </w:r>
+      <w:r>
+        <w:t xml:space="preserve"> </w:t>
+      </w:r>
+      <w:r>
+        <w:t xml:space="preserve">drag-selected range if one is set (see below).</w:t>
+      </w:r>
+    </w:p>
+    <w:p>
+      <w:pPr>
+        <w:numPr>
+          <w:ilvl w:val="0"/>
+          <w:numId w:val="1036"/>
+        </w:numPr>
+        <w:pStyle w:val="Compact"/>
+      </w:pPr>
+      <w:r>
+        <w:rPr>
+          <w:bCs/>
+          <w:b/>
+        </w:rPr>
+        <w:t xml:space="preserve">Speed slider</w:t>
+      </w:r>
+      <w:r>
+        <w:t xml:space="preserve"> </w:t>
+      </w:r>
+      <w:r>
+        <w:t xml:space="preserve">(Tab Play Bar) — plays the tab’s own notation</w:t>
+      </w:r>
+      <w:r>
+        <w:t xml:space="preserve"> </w:t>
+      </w:r>
+      <w:r>
+        <w:t xml:space="preserve">faster/slower (50%-150%) without affecting the Track Play Bar.</w:t>
+      </w:r>
+    </w:p>
+    <w:p>
+      <w:pPr>
+        <w:numPr>
+          <w:ilvl w:val="0"/>
+          <w:numId w:val="1036"/>
+        </w:numPr>
+        <w:pStyle w:val="Compact"/>
+      </w:pPr>
+      <w:r>
+        <w:rPr>
+          <w:bCs/>
+          <w:b/>
+        </w:rPr>
+        <w:t xml:space="preserve">Zoom −/+</w:t>
+      </w:r>
+      <w:r>
+        <w:t xml:space="preserve"> </w:t>
+      </w:r>
+      <w:r>
+        <w:t xml:space="preserve">— re-lays the notation out at a smaller/larger scale</w:t>
+      </w:r>
+      <w:r>
+        <w:t xml:space="preserve"> </w:t>
+      </w:r>
+      <w:r>
+        <w:t xml:space="preserve">(50%-200%).</w:t>
+      </w:r>
+    </w:p>
+    <w:p>
+      <w:pPr>
+        <w:numPr>
+          <w:ilvl w:val="0"/>
+          <w:numId w:val="1036"/>
+        </w:numPr>
+        <w:pStyle w:val="Compact"/>
+      </w:pPr>
+      <w:r>
+        <w:rPr>
+          <w:bCs/>
+          <w:b/>
+        </w:rPr>
+        <w:t xml:space="preserve">Drag across the notation</w:t>
+      </w:r>
+      <w:r>
+        <w:t xml:space="preserve"> </w:t>
+      </w:r>
+      <w:r>
+        <w:t xml:space="preserve">— selects a range of bars, highlighted</w:t>
+      </w:r>
+      <w:r>
+        <w:t xml:space="preserve"> </w:t>
+      </w:r>
+      <w:r>
+        <w:t xml:space="preserve">in blue; with Loop on, playback repeats only that range.</w:t>
+      </w:r>
+    </w:p>
+    <w:p>
+      <w:pPr>
+        <w:numPr>
+          <w:ilvl w:val="0"/>
+          <w:numId w:val="1036"/>
+        </w:numPr>
+        <w:pStyle w:val="Compact"/>
+      </w:pPr>
+      <w:r>
+        <w:rPr>
+          <w:bCs/>
+          <w:b/>
+        </w:rPr>
+        <w:t xml:space="preserve">Clear selection</w:t>
+      </w:r>
+      <w:r>
+        <w:t xml:space="preserve"> </w:t>
+      </w:r>
+      <w:r>
+        <w:t xml:space="preserve">— removes a drag-selected range, appears only</w:t>
+      </w:r>
+      <w:r>
+        <w:t xml:space="preserve"> </w:t>
+      </w:r>
+      <w:r>
+        <w:t xml:space="preserve">once one is set.</w:t>
+      </w:r>
+    </w:p>
+    <w:bookmarkEnd w:id="104"/>
+    <w:bookmarkStart w:id="105" w:name="modals"/>
+    <w:p>
+      <w:pPr>
+        <w:pStyle w:val="Heading3"/>
+      </w:pPr>
+      <w:r>
+        <w:t xml:space="preserve">Modals</w:t>
+      </w:r>
+    </w:p>
+    <w:p>
+      <w:pPr>
+        <w:numPr>
+          <w:ilvl w:val="0"/>
+          <w:numId w:val="1037"/>
+        </w:numPr>
+        <w:pStyle w:val="Compact"/>
+      </w:pPr>
+      <w:r>
+        <w:rPr>
+          <w:bCs/>
+          <w:b/>
+        </w:rPr>
+        <w:t xml:space="preserve">Keyboard shortcuts</w:t>
+      </w:r>
+      <w:r>
+        <w:t xml:space="preserve"> </w:t>
+      </w:r>
+      <w:r>
+        <w:t xml:space="preserve">(press</w:t>
+      </w:r>
+      <w:r>
+        <w:t xml:space="preserve"> </w:t>
+      </w:r>
+      <w:r>
+        <w:rPr>
+          <w:rStyle w:val="VerbatimChar"/>
+        </w:rPr>
+        <w:t xml:space="preserve">?</w:t>
+      </w:r>
+      <w:r>
+        <w:t xml:space="preserve">) — a reference card for every</w:t>
+      </w:r>
+      <w:r>
+        <w:t xml:space="preserve"> </w:t>
+      </w:r>
+      <w:r>
+        <w:t xml:space="preserve">keyboard shortcut (Space/L/[/]/M/S/R/arrow keys).</w:t>
+      </w:r>
+    </w:p>
+    <w:p>
+      <w:pPr>
+        <w:numPr>
+          <w:ilvl w:val="0"/>
+          <w:numId w:val="1037"/>
+        </w:numPr>
+        <w:pStyle w:val="Compact"/>
+      </w:pPr>
+      <w:r>
+        <w:rPr>
+          <w:bCs/>
+          <w:b/>
+        </w:rPr>
+        <w:t xml:space="preserve">Help / Welcome</w:t>
+      </w:r>
+      <w:r>
+        <w:t xml:space="preserve"> </w:t>
+      </w:r>
+      <w:r>
+        <w:t xml:space="preserve">— the onboarding walkthrough, shown once</w:t>
+      </w:r>
+      <w:r>
+        <w:t xml:space="preserve"> </w:t>
+      </w:r>
+      <w:r>
+        <w:t xml:space="preserve">automatically and reachable any time from the sidebar.</w:t>
+      </w:r>
+    </w:p>
+    <w:p>
+      <w:pPr>
+        <w:numPr>
+          <w:ilvl w:val="0"/>
+          <w:numId w:val="1037"/>
+        </w:numPr>
+        <w:pStyle w:val="Compact"/>
+      </w:pPr>
+      <w:r>
+        <w:rPr>
+          <w:bCs/>
+          <w:b/>
+        </w:rPr>
+        <w:t xml:space="preserve">View Quest Log</w:t>
+      </w:r>
+      <w:r>
+        <w:t xml:space="preserve"> </w:t>
+      </w:r>
+      <w:r>
+        <w:t xml:space="preserve">— opens a checklist of app features to try, each</w:t>
+      </w:r>
+      <w:r>
+        <w:t xml:space="preserve"> </w:t>
+      </w:r>
+      <w:r>
+        <w:t xml:space="preserve">auto-checked off as you use it.</w:t>
+      </w:r>
+    </w:p>
+    <w:p>
+      <w:pPr>
+        <w:numPr>
+          <w:ilvl w:val="0"/>
+          <w:numId w:val="1037"/>
+        </w:numPr>
+        <w:pStyle w:val="Compact"/>
+      </w:pPr>
+      <w:r>
+        <w:rPr>
+          <w:bCs/>
+          <w:b/>
+        </w:rPr>
+        <w:t xml:space="preserve">Text prompt (Cancel/OK)</w:t>
+      </w:r>
+      <w:r>
+        <w:t xml:space="preserve"> </w:t>
+      </w:r>
+      <w:r>
+        <w:t xml:space="preserve">— the app’s own non-blocking rename/</w:t>
+      </w:r>
+      <w:r>
+        <w:t xml:space="preserve"> </w:t>
+      </w:r>
+      <w:r>
+        <w:t xml:space="preserve">name-entry dialog, used everywhere a native browser prompt would</w:t>
+      </w:r>
+      <w:r>
+        <w:t xml:space="preserve"> </w:t>
+      </w:r>
+      <w:r>
+        <w:t xml:space="preserve">otherwise freeze a backgrounded tab.</w:t>
+      </w:r>
+    </w:p>
+    <w:bookmarkEnd w:id="105"/>
+    <w:bookmarkEnd w:id="106"/>
+    <w:bookmarkEnd w:id="107"/>
     <w:sectPr/>
   </w:body>
 </w:document>
@@ -20662,6 +25629,45 @@
     <w:abstractNumId w:val="991"/>
   </w:num>
   <w:num w:numId="1024">
+    <w:abstractNumId w:val="991"/>
+  </w:num>
+  <w:num w:numId="1025">
+    <w:abstractNumId w:val="991"/>
+  </w:num>
+  <w:num w:numId="1026">
+    <w:abstractNumId w:val="991"/>
+  </w:num>
+  <w:num w:numId="1027">
+    <w:abstractNumId w:val="991"/>
+  </w:num>
+  <w:num w:numId="1028">
+    <w:abstractNumId w:val="991"/>
+  </w:num>
+  <w:num w:numId="1029">
+    <w:abstractNumId w:val="991"/>
+  </w:num>
+  <w:num w:numId="1030">
+    <w:abstractNumId w:val="991"/>
+  </w:num>
+  <w:num w:numId="1031">
+    <w:abstractNumId w:val="991"/>
+  </w:num>
+  <w:num w:numId="1032">
+    <w:abstractNumId w:val="991"/>
+  </w:num>
+  <w:num w:numId="1033">
+    <w:abstractNumId w:val="991"/>
+  </w:num>
+  <w:num w:numId="1034">
+    <w:abstractNumId w:val="991"/>
+  </w:num>
+  <w:num w:numId="1035">
+    <w:abstractNumId w:val="991"/>
+  </w:num>
+  <w:num w:numId="1036">
+    <w:abstractNumId w:val="991"/>
+  </w:num>
+  <w:num w:numId="1037">
     <w:abstractNumId w:val="991"/>
   </w:num>
 </w:numbering>

--- a/docs/exports/USER-MANUAL.docx
+++ b/docs/exports/USER-MANUAL.docx
@@ -19951,19 +19951,83 @@
         <w:t xml:space="preserve"> </w:t>
       </w:r>
       <w:r>
-        <w:t xml:space="preserve">the official reference runtime — quality is good but this isn’t a</w:t>
-      </w:r>
-      <w:r>
-        <w:t xml:space="preserve"> </w:t>
-      </w:r>
-      <w:r>
-        <w:t xml:space="preserve">certified bit-exact match to official NAM plugins, and heavier captures</w:t>
-      </w:r>
-      <w:r>
-        <w:t xml:space="preserve"> </w:t>
-      </w:r>
-      <w:r>
-        <w:t xml:space="preserve">may be refused on slower machines rather than glitch your audio (§4.9).</w:t>
+        <w:t xml:space="preserve">the official reference runtime. It is, however, now</w:t>
+      </w:r>
+      <w:r>
+        <w:t xml:space="preserve"> </w:t>
+      </w:r>
+      <w:r>
+        <w:rPr>
+          <w:bCs/>
+          <w:b/>
+        </w:rPr>
+        <w:t xml:space="preserve">measured</w:t>
+      </w:r>
+      <w:r>
+        <w:t xml:space="preserve"> </w:t>
+      </w:r>
+      <w:r>
+        <w:t xml:space="preserve">against</w:t>
+      </w:r>
+      <w:r>
+        <w:t xml:space="preserve"> </w:t>
+      </w:r>
+      <w:r>
+        <w:t xml:space="preserve">it: on a standard-architecture capture its steady-state output matches</w:t>
+      </w:r>
+      <w:r>
+        <w:t xml:space="preserve"> </w:t>
+      </w:r>
+      <w:r>
+        <w:t xml:space="preserve">the official NAM reference implementation to within 0.00001% (f32</w:t>
+      </w:r>
+      <w:r>
+        <w:t xml:space="preserve"> </w:t>
+      </w:r>
+      <w:r>
+        <w:t xml:space="preserve">rounding noise — effectively exact). That’s a recent improvement; an</w:t>
+      </w:r>
+      <w:r>
+        <w:t xml:space="preserve"> </w:t>
+      </w:r>
+      <w:r>
+        <w:t xml:space="preserve">earlier build’s tanh approximation put it 1.16% off, roughly a −39 dB</w:t>
+      </w:r>
+      <w:r>
+        <w:t xml:space="preserve"> </w:t>
+      </w:r>
+      <w:r>
+        <w:t xml:space="preserve">error layer over the amp tone, which is why captures may sound slightly</w:t>
+      </w:r>
+      <w:r>
+        <w:t xml:space="preserve"> </w:t>
+      </w:r>
+      <w:r>
+        <w:t xml:space="preserve">cleaner/more defined than you remember. Two honest caveats remain:</w:t>
+      </w:r>
+      <w:r>
+        <w:t xml:space="preserve"> </w:t>
+      </w:r>
+      <w:r>
+        <w:t xml:space="preserve">the first ~40ms after a model loads is a warm-up transient that doesn’t</w:t>
+      </w:r>
+      <w:r>
+        <w:t xml:space="preserve"> </w:t>
+      </w:r>
+      <w:r>
+        <w:t xml:space="preserve">match the reference (inaudible in practice — it settles long before you</w:t>
+      </w:r>
+      <w:r>
+        <w:t xml:space="preserve"> </w:t>
+      </w:r>
+      <w:r>
+        <w:t xml:space="preserve">play), and heavier captures may still be refused on slower machines</w:t>
+      </w:r>
+      <w:r>
+        <w:t xml:space="preserve"> </w:t>
+      </w:r>
+      <w:r>
+        <w:t xml:space="preserve">rather than glitch your audio (§4.9).</w:t>
       </w:r>
     </w:p>
     <w:p>

--- a/docs/exports/USER-MANUAL.docx
+++ b/docs/exports/USER-MANUAL.docx
@@ -19939,19 +19939,135 @@
         <w:pStyle w:val="Compact"/>
       </w:pPr>
       <w:r>
-        <w:t xml:space="preserve">NAM inference here is a from-scratch reimplementation of the standard</w:t>
-      </w:r>
-      <w:r>
-        <w:t xml:space="preserve"> </w:t>
-      </w:r>
-      <w:r>
-        <w:t xml:space="preserve">WaveNet architecture (with an optional WebAssembly/SIMD fast path), not</w:t>
-      </w:r>
-      <w:r>
-        <w:t xml:space="preserve"> </w:t>
-      </w:r>
-      <w:r>
-        <w:t xml:space="preserve">the official reference runtime. It is, however, now</w:t>
+        <w:t xml:space="preserve">NAM inference uses</w:t>
+      </w:r>
+      <w:r>
+        <w:t xml:space="preserve"> </w:t>
+      </w:r>
+      <w:r>
+        <w:rPr>
+          <w:bCs/>
+          <w:b/>
+        </w:rPr>
+        <w:t xml:space="preserve">two</w:t>
+      </w:r>
+      <w:r>
+        <w:t xml:space="preserve"> </w:t>
+      </w:r>
+      <w:r>
+        <w:t xml:space="preserve">engines. Ordinary</w:t>
+      </w:r>
+      <w:r>
+        <w:t xml:space="preserve"> </w:t>
+      </w:r>
+      <w:r>
+        <w:t xml:space="preserve">“</w:t>
+      </w:r>
+      <w:r>
+        <w:t xml:space="preserve">A1</w:t>
+      </w:r>
+      <w:r>
+        <w:t xml:space="preserve">”</w:t>
+      </w:r>
+      <w:r>
+        <w:t xml:space="preserve"> </w:t>
+      </w:r>
+      <w:r>
+        <w:t xml:space="preserve">captures (the</w:t>
+      </w:r>
+      <w:r>
+        <w:t xml:space="preserve"> </w:t>
+      </w:r>
+      <w:r>
+        <w:t xml:space="preserve">standard/lite/feather/nano WaveNet family — nearly everything shared</w:t>
+      </w:r>
+      <w:r>
+        <w:t xml:space="preserve"> </w:t>
+      </w:r>
+      <w:r>
+        <w:t xml:space="preserve">today) run on this app’s own from-scratch WebAssembly/SIMD engine, which</w:t>
+      </w:r>
+      <w:r>
+        <w:t xml:space="preserve"> </w:t>
+      </w:r>
+      <w:r>
+        <w:t xml:space="preserve">is measurably faster than the official one. Newer</w:t>
+      </w:r>
+      <w:r>
+        <w:t xml:space="preserve"> </w:t>
+      </w:r>
+      <w:r>
+        <w:rPr>
+          <w:bCs/>
+          <w:b/>
+        </w:rPr>
+        <w:t xml:space="preserve">“</w:t>
+      </w:r>
+      <w:r>
+        <w:rPr>
+          <w:bCs/>
+          <w:b/>
+        </w:rPr>
+        <w:t xml:space="preserve">A2</w:t>
+      </w:r>
+      <w:r>
+        <w:rPr>
+          <w:bCs/>
+          <w:b/>
+        </w:rPr>
+        <w:t xml:space="preserve">”</w:t>
+      </w:r>
+      <w:r>
+        <w:t xml:space="preserve"> </w:t>
+      </w:r>
+      <w:r>
+        <w:t xml:space="preserve">captures, plus</w:t>
+      </w:r>
+      <w:r>
+        <w:t xml:space="preserve"> </w:t>
+      </w:r>
+      <w:r>
+        <w:t xml:space="preserve">a few other variants (slimmable containers, LSTM), use a bundled copy of</w:t>
+      </w:r>
+      <w:r>
+        <w:t xml:space="preserve"> </w:t>
+      </w:r>
+      <w:r>
+        <w:t xml:space="preserve">the</w:t>
+      </w:r>
+      <w:r>
+        <w:t xml:space="preserve"> </w:t>
+      </w:r>
+      <w:r>
+        <w:rPr>
+          <w:iCs/>
+          <w:i/>
+        </w:rPr>
+        <w:t xml:space="preserve">official</w:t>
+      </w:r>
+      <w:r>
+        <w:t xml:space="preserve"> </w:t>
+      </w:r>
+      <w:r>
+        <w:t xml:space="preserve">NAM inference core instead, because they rely on</w:t>
+      </w:r>
+      <w:r>
+        <w:t xml:space="preserve"> </w:t>
+      </w:r>
+      <w:r>
+        <w:t xml:space="preserve">architecture features this app’s own engine doesn’t implement. The choice</w:t>
+      </w:r>
+      <w:r>
+        <w:t xml:space="preserve"> </w:t>
+      </w:r>
+      <w:r>
+        <w:t xml:space="preserve">is automatic and per-capture; nothing to configure. Our own engine is,</w:t>
+      </w:r>
+      <w:r>
+        <w:t xml:space="preserve"> </w:t>
+      </w:r>
+      <w:r>
+        <w:t xml:space="preserve">however, now</w:t>
       </w:r>
       <w:r>
         <w:t xml:space="preserve"> </w:t>
@@ -19967,13 +20083,7 @@
         <w:t xml:space="preserve"> </w:t>
       </w:r>
       <w:r>
-        <w:t xml:space="preserve">against</w:t>
-      </w:r>
-      <w:r>
-        <w:t xml:space="preserve"> </w:t>
-      </w:r>
-      <w:r>
-        <w:t xml:space="preserve">it: on a standard-architecture capture its steady-state output matches</w:t>
+        <w:t xml:space="preserve">against the official reference: on a standard-architecture capture its steady-state output matches</w:t>
       </w:r>
       <w:r>
         <w:t xml:space="preserve"> </w:t>

--- a/docs/exports/USER-MANUAL.docx
+++ b/docs/exports/USER-MANUAL.docx
@@ -19868,6 +19868,32 @@
               <w:jc w:val="left"/>
             </w:pPr>
             <w:r>
+              <w:t xml:space="preserve">Switching NAM captures repeatedly gets slower, then goes silent for several seconds</w:t>
+            </w:r>
+          </w:p>
+        </w:tc>
+        <w:tc>
+          <w:tcPr/>
+          <w:p>
+            <w:pPr>
+              <w:pStyle w:val="Compact"/>
+              <w:jc w:val="left"/>
+            </w:pPr>
+            <w:r>
+              <w:t xml:space="preserve">Fixed — was a memory leak in the A2/official-core engine where the previous model’s resources weren’t released on switch. If it recurs, report it with the capture name.</w:t>
+            </w:r>
+          </w:p>
+        </w:tc>
+      </w:tr>
+      <w:tr>
+        <w:tc>
+          <w:tcPr/>
+          <w:p>
+            <w:pPr>
+              <w:pStyle w:val="Compact"/>
+              <w:jc w:val="left"/>
+            </w:pPr>
+            <w:r>
               <w:t xml:space="preserve">An A2 capture sounds wrong or won’t load</w:t>
             </w:r>
           </w:p>
@@ -19880,20 +19906,7 @@
               <w:jc w:val="left"/>
             </w:pPr>
             <w:r>
-              <w:t xml:space="preserve">A2 support is verified against the NAM project’s own example models but</w:t>
-            </w:r>
-            <w:r>
-              <w:t xml:space="preserve"> </w:t>
-            </w:r>
-            <w:r>
-              <w:rPr>
-                <w:bCs/>
-                <w:b/>
-              </w:rPr>
-              <w:t xml:space="preserve">not yet against a real-world download</w:t>
-            </w:r>
-            <w:r>
-              <w:t xml:space="preserve">, so this is the most likely place for a genuine bug. Worth reporting with the capture name rather than assuming it’s your file.</w:t>
+              <w:t xml:space="preserve">A2 support is verified against both the NAM project’s example models and a real TONE3000 pack. Still worth reporting with the capture name if one misbehaves.</w:t>
             </w:r>
           </w:p>
         </w:tc>
@@ -20553,41 +20566,37 @@
         <w:pStyle w:val="Compact"/>
       </w:pPr>
       <w:r>
-        <w:t xml:space="preserve">A2 support has been verified against the official NAM project’s own</w:t>
-      </w:r>
-      <w:r>
-        <w:t xml:space="preserve"> </w:t>
-      </w:r>
-      <w:r>
-        <w:t xml:space="preserve">example models, but</w:t>
-      </w:r>
-      <w:r>
-        <w:t xml:space="preserve"> </w:t>
-      </w:r>
-      <w:r>
-        <w:rPr>
-          <w:bCs/>
-          <w:b/>
-        </w:rPr>
-        <w:t xml:space="preserve">not yet against a real-world A2 download</w:t>
-      </w:r>
-      <w:r>
-        <w:t xml:space="preserve"> </w:t>
-      </w:r>
-      <w:r>
-        <w:t xml:space="preserve">from a</w:t>
-      </w:r>
-      <w:r>
-        <w:t xml:space="preserve"> </w:t>
-      </w:r>
-      <w:r>
-        <w:t xml:space="preserve">capture-sharing site. If an A2 capture misbehaves, that’s worth</w:t>
-      </w:r>
-      <w:r>
-        <w:t xml:space="preserve"> </w:t>
-      </w:r>
-      <w:r>
-        <w:t xml:space="preserve">reporting rather than assuming it’s your file.</w:t>
+        <w:t xml:space="preserve">A2 support has been verified against both the official NAM project’s own</w:t>
+      </w:r>
+      <w:r>
+        <w:t xml:space="preserve"> </w:t>
+      </w:r>
+      <w:r>
+        <w:t xml:space="preserve">example models and a real 20-capture pack downloaded from TONE3000. That</w:t>
+      </w:r>
+      <w:r>
+        <w:t xml:space="preserve"> </w:t>
+      </w:r>
+      <w:r>
+        <w:t xml:space="preserve">testing caught a real bug — switching between several A2 captures could</w:t>
+      </w:r>
+      <w:r>
+        <w:t xml:space="preserve"> </w:t>
+      </w:r>
+      <w:r>
+        <w:t xml:space="preserve">leave the previous model’s memory unreleased, causing a growing delay and</w:t>
+      </w:r>
+      <w:r>
+        <w:t xml:space="preserve"> </w:t>
+      </w:r>
+      <w:r>
+        <w:t xml:space="preserve">eventually several seconds of silence on the next switch — which is now</w:t>
+      </w:r>
+      <w:r>
+        <w:t xml:space="preserve"> </w:t>
+      </w:r>
+      <w:r>
+        <w:t xml:space="preserve">fixed (each switch releases the outgoing model’s resources).</w:t>
       </w:r>
     </w:p>
     <w:p>

--- a/docs/exports/USER-MANUAL.docx
+++ b/docs/exports/USER-MANUAL.docx
@@ -16749,26 +16749,25 @@
         <w:t xml:space="preserve"> </w:t>
       </w:r>
       <w:r>
-        <w:t xml:space="preserve">from the filename; always check and edit it, then click</w:t>
-      </w:r>
-      <w:r>
-        <w:t xml:space="preserve"> </w:t>
-      </w:r>
-      <w:r>
-        <w:rPr>
-          <w:bCs/>
-          <w:b/>
-        </w:rPr>
-        <w:t xml:space="preserve">Save</w:t>
-      </w:r>
-      <w:r>
-        <w:t xml:space="preserve">. Stored</w:t>
-      </w:r>
-      <w:r>
-        <w:t xml:space="preserve"> </w:t>
-      </w:r>
-      <w:r>
-        <w:t xml:space="preserve">per-song, same as everything else about a song.</w:t>
+        <w:t xml:space="preserve">from the filename; always check and edit it. Once both fields have</w:t>
+      </w:r>
+      <w:r>
+        <w:t xml:space="preserve"> </w:t>
+      </w:r>
+      <w:r>
+        <w:t xml:space="preserve">something in them it saves itself — no need to hit Save (the button is</w:t>
+      </w:r>
+      <w:r>
+        <w:t xml:space="preserve"> </w:t>
+      </w:r>
+      <w:r>
+        <w:t xml:space="preserve">still there for an explicit re-save, e.g. after clearing a field back out).</w:t>
+      </w:r>
+      <w:r>
+        <w:t xml:space="preserve"> </w:t>
+      </w:r>
+      <w:r>
+        <w:t xml:space="preserve">Stored per-song, same as everything else about a song.</w:t>
       </w:r>
     </w:p>
     <w:p>
